--- a/AULA10_Project_AESminiSoC/Deliverables/CI-Expert_Fase2_Verification_Plan.docx
+++ b/AULA10_Project_AESminiSoC/Deliverables/CI-Expert_Fase2_Verification_Plan.docx
@@ -1,6 +1,6 @@
 
 <file path=word/document.xml><?xml version="1.0" encoding="utf-8"?>
-<w:document xmlns:wpc="http://schemas.microsoft.com/office/word/2010/wordprocessingCanvas" xmlns:cx="http://schemas.microsoft.com/office/drawing/2014/chartex" xmlns:cx1="http://schemas.microsoft.com/office/drawing/2015/9/8/chartex" xmlns:cx2="http://schemas.microsoft.com/office/drawing/2015/10/21/chartex" xmlns:cx3="http://schemas.microsoft.com/office/drawing/2016/5/9/chartex" xmlns:cx4="http://schemas.microsoft.com/office/drawing/2016/5/10/chartex" xmlns:cx5="http://schemas.microsoft.com/office/drawing/2016/5/11/chartex" xmlns:cx6="http://schemas.microsoft.com/office/drawing/2016/5/12/chartex" xmlns:cx7="http://schemas.microsoft.com/office/drawing/2016/5/13/chartex" xmlns:cx8="http://schemas.microsoft.com/office/drawing/2016/5/14/chartex" xmlns:mc="http://schemas.openxmlformats.org/markup-compatibility/2006" xmlns:m="http://schemas.openxmlformats.org/officeDocument/2006/math" xmlns:aink="http://schemas.microsoft.com/office/drawing/2016/ink" xmlns:am3d="http://schemas.microsoft.com/office/drawing/2017/model3d" xmlns:oel="http://schemas.microsoft.com/office/2019/extlst" xmlns:r="http://schemas.openxmlformats.org/officeDocument/2006/relationships" xmlns:wp14="http://schemas.microsoft.com/office/word/2010/wordprocessingDrawing" xmlns:wp="http://schemas.openxmlformats.org/drawingml/2006/wordprocessingDrawing" xmlns:wpg="http://schemas.microsoft.com/office/word/2010/wordprocessingGroup" xmlns:wpi="http://schemas.microsoft.com/office/word/2010/wordprocessingInk" xmlns:wps="http://schemas.microsoft.com/office/word/2010/wordprocessingShape" xmlns:o="urn:schemas-microsoft-com:office:office" xmlns:v="urn:schemas-microsoft-com:vml" xmlns:w10="urn:schemas-microsoft-com:office:word" xmlns:w="http://schemas.openxmlformats.org/wordprocessingml/2006/main" xmlns:w14="http://schemas.microsoft.com/office/word/2010/wordml" xmlns:w15="http://schemas.microsoft.com/office/word/2012/wordml" xmlns:w16cex="http://schemas.microsoft.com/office/word/2018/wordml/cex" xmlns:w16cid="http://schemas.microsoft.com/office/word/2016/wordml/cid" xmlns:w16="http://schemas.microsoft.com/office/word/2018/wordml" xmlns:w16sdtdh="http://schemas.microsoft.com/office/word/2020/wordml/sdtdatahash" xmlns:w16sdtfl="http://schemas.microsoft.com/office/word/2024/wordml/sdtformatlock" xmlns:w16se="http://schemas.microsoft.com/office/word/2015/wordml/symex" xmlns:w16du="http://schemas.microsoft.com/office/word/2023/wordml/word16du" xmlns:wne="http://schemas.microsoft.com/office/word/2006/wordml" mc:Ignorable="w14 w15 w16se w16cid w16 w16cex w16sdtdh w16sdtfl w16du wp14">
+<w:document xmlns:wpc="http://schemas.microsoft.com/office/word/2010/wordprocessingCanvas" xmlns:cx="http://schemas.microsoft.com/office/drawing/2014/chartex" xmlns:cx1="http://schemas.microsoft.com/office/drawing/2015/9/8/chartex" xmlns:cx2="http://schemas.microsoft.com/office/drawing/2015/10/21/chartex" xmlns:cx3="http://schemas.microsoft.com/office/drawing/2016/5/9/chartex" xmlns:cx4="http://schemas.microsoft.com/office/drawing/2016/5/10/chartex" xmlns:cx5="http://schemas.microsoft.com/office/drawing/2016/5/11/chartex" xmlns:cx6="http://schemas.microsoft.com/office/drawing/2016/5/12/chartex" xmlns:cx7="http://schemas.microsoft.com/office/drawing/2016/5/13/chartex" xmlns:cx8="http://schemas.microsoft.com/office/drawing/2016/5/14/chartex" xmlns:mc="http://schemas.openxmlformats.org/markup-compatibility/2006" xmlns:aink="http://schemas.microsoft.com/office/drawing/2016/ink" xmlns:am3d="http://schemas.microsoft.com/office/drawing/2017/model3d" xmlns:o="urn:schemas-microsoft-com:office:office" xmlns:oel="http://schemas.microsoft.com/office/2019/extlst" xmlns:r="http://schemas.openxmlformats.org/officeDocument/2006/relationships" xmlns:m="http://schemas.openxmlformats.org/officeDocument/2006/math" xmlns:v="urn:schemas-microsoft-com:vml" xmlns:wp14="http://schemas.microsoft.com/office/word/2010/wordprocessingDrawing" xmlns:wp="http://schemas.openxmlformats.org/drawingml/2006/wordprocessingDrawing" xmlns:w10="urn:schemas-microsoft-com:office:word" xmlns:w="http://schemas.openxmlformats.org/wordprocessingml/2006/main" xmlns:w14="http://schemas.microsoft.com/office/word/2010/wordml" xmlns:w15="http://schemas.microsoft.com/office/word/2012/wordml" xmlns:w16cex="http://schemas.microsoft.com/office/word/2018/wordml/cex" xmlns:w16cid="http://schemas.microsoft.com/office/word/2016/wordml/cid" xmlns:w16="http://schemas.microsoft.com/office/word/2018/wordml" xmlns:w16du="http://schemas.microsoft.com/office/word/2023/wordml/word16du" xmlns:w16sdtdh="http://schemas.microsoft.com/office/word/2020/wordml/sdtdatahash" xmlns:w16sdtfl="http://schemas.microsoft.com/office/word/2024/wordml/sdtformatlock" xmlns:w16se="http://schemas.microsoft.com/office/word/2015/wordml/symex" xmlns:wpg="http://schemas.microsoft.com/office/word/2010/wordprocessingGroup" xmlns:wpi="http://schemas.microsoft.com/office/word/2010/wordprocessingInk" xmlns:wne="http://schemas.microsoft.com/office/word/2006/wordml" xmlns:wps="http://schemas.microsoft.com/office/word/2010/wordprocessingShape" mc:Ignorable="w14 w15 w16se w16cid w16 w16cex w16sdtdh w16sdtfl w16du wp14">
   <w:body>
     <w:p>
       <w:pPr>
@@ -11,7 +11,7 @@
           <w:noProof/>
         </w:rPr>
         <w:drawing>
-          <wp:anchor distT="0" distB="0" distL="114300" distR="114300" simplePos="0" relativeHeight="251660288" behindDoc="0" locked="0" layoutInCell="1" allowOverlap="1" wp14:anchorId="133139D5" wp14:editId="34855B20">
+          <wp:anchor distT="0" distB="0" distL="114300" distR="114300" simplePos="0" relativeHeight="251660288" behindDoc="0" locked="0" layoutInCell="1" allowOverlap="1" wp14:anchorId="133139D5" wp14:editId="58C5187A">
             <wp:simplePos x="0" y="0"/>
             <wp:positionH relativeFrom="column">
               <wp:posOffset>1910080</wp:posOffset>
@@ -449,10 +449,9 @@
             <w:r>
               <w:rPr>
                 <w:b/>
-                <w:color w:val="000000"/>
-                <w:sz w:val="20"/>
-              </w:rPr>
-              <w:t>NOME SOBRENOME</w:t>
+                <w:bCs/>
+              </w:rPr>
+              <w:t>João Mercus Queiroz Farias</w:t>
             </w:r>
           </w:p>
           <w:p>
@@ -757,7 +756,7 @@
     </w:p>
     <w:p>
       <w:pPr>
-        <w:pStyle w:val="Heading1"/>
+        <w:pStyle w:val="Ttulo1"/>
       </w:pPr>
       <w:r>
         <w:lastRenderedPageBreak/>
@@ -823,7 +822,7 @@
           </w:p>
           <w:p>
             <w:pPr>
-              <w:pStyle w:val="ListParagraph"/>
+              <w:pStyle w:val="PargrafodaLista"/>
               <w:spacing w:after="20"/>
               <w:ind w:left="259" w:hanging="173"/>
             </w:pPr>
@@ -837,7 +836,7 @@
           </w:p>
           <w:p>
             <w:pPr>
-              <w:pStyle w:val="ListParagraph"/>
+              <w:pStyle w:val="PargrafodaLista"/>
               <w:spacing w:after="20"/>
               <w:ind w:left="259" w:hanging="173"/>
             </w:pPr>
@@ -870,7 +869,7 @@
     </w:p>
     <w:p>
       <w:pPr>
-        <w:pStyle w:val="Heading2"/>
+        <w:pStyle w:val="Ttulo2"/>
       </w:pPr>
       <w:r>
         <w:t>Objetivos do VPLAN</w:t>
@@ -878,7 +877,7 @@
     </w:p>
     <w:p>
       <w:pPr>
-        <w:pStyle w:val="ListParagraph"/>
+        <w:pStyle w:val="PargrafodaLista"/>
         <w:spacing w:after="40"/>
         <w:ind w:left="317" w:hanging="202"/>
       </w:pPr>
@@ -891,7 +890,7 @@
     </w:p>
     <w:p>
       <w:pPr>
-        <w:pStyle w:val="ListParagraph"/>
+        <w:pStyle w:val="PargrafodaLista"/>
         <w:spacing w:after="40"/>
         <w:ind w:left="317" w:hanging="202"/>
       </w:pPr>
@@ -904,7 +903,7 @@
     </w:p>
     <w:p>
       <w:pPr>
-        <w:pStyle w:val="ListParagraph"/>
+        <w:pStyle w:val="PargrafodaLista"/>
         <w:spacing w:after="40"/>
         <w:ind w:left="317" w:hanging="202"/>
       </w:pPr>
@@ -917,7 +916,7 @@
     </w:p>
     <w:p>
       <w:pPr>
-        <w:pStyle w:val="ListParagraph"/>
+        <w:pStyle w:val="PargrafodaLista"/>
         <w:spacing w:after="40"/>
         <w:ind w:left="317" w:hanging="202"/>
       </w:pPr>
@@ -930,7 +929,7 @@
     </w:p>
     <w:p>
       <w:pPr>
-        <w:pStyle w:val="ListParagraph"/>
+        <w:pStyle w:val="PargrafodaLista"/>
         <w:spacing w:after="40"/>
         <w:ind w:left="317" w:hanging="202"/>
       </w:pPr>
@@ -943,7 +942,7 @@
     </w:p>
     <w:p>
       <w:pPr>
-        <w:pStyle w:val="Heading2"/>
+        <w:pStyle w:val="Ttulo2"/>
       </w:pPr>
       <w:r>
         <w:t>Fluxo de raciocínio esperado</w:t>
@@ -1608,7 +1607,7 @@
     </w:p>
     <w:p>
       <w:pPr>
-        <w:pStyle w:val="Heading1"/>
+        <w:pStyle w:val="Ttulo1"/>
       </w:pPr>
       <w:r>
         <w:lastRenderedPageBreak/>
@@ -1682,7 +1681,7 @@
     </w:p>
     <w:p>
       <w:pPr>
-        <w:pStyle w:val="Heading2"/>
+        <w:pStyle w:val="Ttulo2"/>
       </w:pPr>
       <w:r>
         <w:t>Visão funcional do DUT</w:t>
@@ -1691,6 +1690,9 @@
     <w:p>
       <w:pPr>
         <w:spacing w:after="100" w:line="252" w:lineRule="auto"/>
+        <w:rPr>
+          <w:sz w:val="20"/>
+        </w:rPr>
       </w:pPr>
       <w:r>
         <w:rPr>
@@ -1700,18 +1702,493 @@
       </w:r>
     </w:p>
     <w:p>
-      <w:r>
+      <w:pPr>
+        <w:spacing w:after="100" w:line="252" w:lineRule="auto"/>
         <w:rPr>
-          <w:i/>
-          <w:color w:val="666666"/>
-          <w:sz w:val="19"/>
+          <w:sz w:val="20"/>
         </w:rPr>
-        <w:t>[Aluno: inserir aqui a descrição funcional do DUT e, opcionalmente, a figura de arquitetura atualizada.]</w:t>
+      </w:pPr>
+      <w:r>
+        <w:rPr>
+          <w:sz w:val="20"/>
+        </w:rPr>
+        <w:t xml:space="preserve">O </w:t>
+      </w:r>
+      <w:proofErr w:type="spellStart"/>
+      <w:r>
+        <w:rPr>
+          <w:sz w:val="20"/>
+        </w:rPr>
+        <w:t>MiniSoC</w:t>
+      </w:r>
+      <w:proofErr w:type="spellEnd"/>
+      <w:r>
+        <w:rPr>
+          <w:sz w:val="20"/>
+        </w:rPr>
+        <w:t xml:space="preserve"> AES é um sistema digital integrado didático projetado para demonstrar o fluxo completo de controle, movimentação de dados e processamento criptográfico por hardware. O topo do sistema (</w:t>
+      </w:r>
+      <w:proofErr w:type="spellStart"/>
+      <w:r>
+        <w:rPr>
+          <w:sz w:val="20"/>
+        </w:rPr>
+        <w:t>minisoc_top</w:t>
+      </w:r>
+      <w:proofErr w:type="spellEnd"/>
+      <w:r>
+        <w:rPr>
+          <w:sz w:val="20"/>
+        </w:rPr>
+        <w:t xml:space="preserve">) expõe exatamente quatro interfaces físicas: (1) </w:t>
+      </w:r>
+      <w:proofErr w:type="spellStart"/>
+      <w:r>
+        <w:rPr>
+          <w:sz w:val="20"/>
+        </w:rPr>
+        <w:t>Clock</w:t>
+      </w:r>
+      <w:proofErr w:type="spellEnd"/>
+      <w:r>
+        <w:rPr>
+          <w:sz w:val="20"/>
+        </w:rPr>
+        <w:t xml:space="preserve"> de </w:t>
+      </w:r>
+      <w:proofErr w:type="spellStart"/>
+      <w:r>
+        <w:rPr>
+          <w:sz w:val="20"/>
+        </w:rPr>
+        <w:t>Refêrencia</w:t>
+      </w:r>
+      <w:proofErr w:type="spellEnd"/>
+      <w:r>
+        <w:rPr>
+          <w:sz w:val="20"/>
+        </w:rPr>
+        <w:t xml:space="preserve"> de 2 GHz (</w:t>
+      </w:r>
+      <w:proofErr w:type="spellStart"/>
+      <w:r>
+        <w:rPr>
+          <w:sz w:val="20"/>
+        </w:rPr>
+        <w:t>clk</w:t>
+      </w:r>
+      <w:proofErr w:type="spellEnd"/>
+      <w:r>
+        <w:rPr>
+          <w:sz w:val="20"/>
+        </w:rPr>
+        <w:t xml:space="preserve">), que alimenta o domínio </w:t>
+      </w:r>
+      <w:proofErr w:type="spellStart"/>
+      <w:r>
+        <w:rPr>
+          <w:sz w:val="20"/>
+        </w:rPr>
+        <w:t>always-on</w:t>
+      </w:r>
+      <w:proofErr w:type="spellEnd"/>
+      <w:r>
+        <w:rPr>
+          <w:sz w:val="20"/>
+        </w:rPr>
+        <w:t xml:space="preserve"> de controle e o PLL </w:t>
+      </w:r>
+      <w:proofErr w:type="spellStart"/>
+      <w:r>
+        <w:rPr>
+          <w:sz w:val="20"/>
+        </w:rPr>
+        <w:t>mock</w:t>
+      </w:r>
+      <w:proofErr w:type="spellEnd"/>
+      <w:r>
+        <w:rPr>
+          <w:sz w:val="20"/>
+        </w:rPr>
+        <w:t>; (2)</w:t>
+      </w:r>
+      <w:r>
+        <w:rPr>
+          <w:sz w:val="20"/>
+        </w:rPr>
+        <w:t xml:space="preserve"> Reset Global ativo em nível baixo (</w:t>
+      </w:r>
+      <w:proofErr w:type="spellStart"/>
+      <w:r>
+        <w:rPr>
+          <w:sz w:val="20"/>
+        </w:rPr>
+        <w:t>rst_n</w:t>
+      </w:r>
+      <w:proofErr w:type="spellEnd"/>
+      <w:r>
+        <w:rPr>
+          <w:sz w:val="20"/>
+        </w:rPr>
+        <w:t>); (3) Interface serial SPI (</w:t>
+      </w:r>
+      <w:proofErr w:type="spellStart"/>
+      <w:r>
+        <w:rPr>
+          <w:sz w:val="20"/>
+        </w:rPr>
+        <w:t>spi_sclk</w:t>
+      </w:r>
+      <w:proofErr w:type="spellEnd"/>
+      <w:r>
+        <w:rPr>
+          <w:sz w:val="20"/>
+        </w:rPr>
+        <w:t xml:space="preserve"> &lt;=25 MHz, </w:t>
+      </w:r>
+      <w:proofErr w:type="spellStart"/>
+      <w:r>
+        <w:rPr>
+          <w:sz w:val="20"/>
+        </w:rPr>
+        <w:t>spi_cs_n</w:t>
+      </w:r>
+      <w:proofErr w:type="spellEnd"/>
+      <w:r>
+        <w:rPr>
+          <w:sz w:val="20"/>
+        </w:rPr>
+        <w:t xml:space="preserve">, </w:t>
+      </w:r>
+      <w:proofErr w:type="spellStart"/>
+      <w:r>
+        <w:rPr>
+          <w:sz w:val="20"/>
+        </w:rPr>
+        <w:t>spi_mosi</w:t>
+      </w:r>
+      <w:proofErr w:type="spellEnd"/>
+      <w:r>
+        <w:rPr>
+          <w:sz w:val="20"/>
+        </w:rPr>
+        <w:t xml:space="preserve">, </w:t>
+      </w:r>
+      <w:proofErr w:type="spellStart"/>
+      <w:r>
+        <w:rPr>
+          <w:sz w:val="20"/>
+        </w:rPr>
+        <w:t>spi_miso</w:t>
+      </w:r>
+      <w:proofErr w:type="spellEnd"/>
+      <w:r>
+        <w:rPr>
+          <w:sz w:val="20"/>
+        </w:rPr>
+        <w:t>) operando em Modo 0 com frames de 40 bits para acesso a registradores; e (4) Interface MEMORY DATA (</w:t>
+      </w:r>
+      <w:proofErr w:type="spellStart"/>
+      <w:r>
+        <w:rPr>
+          <w:sz w:val="20"/>
+        </w:rPr>
+        <w:t>mem_clk</w:t>
+      </w:r>
+      <w:proofErr w:type="spellEnd"/>
+      <w:r>
+        <w:rPr>
+          <w:sz w:val="20"/>
+        </w:rPr>
+        <w:t xml:space="preserve"> &lt;= 200 MHz, </w:t>
+      </w:r>
+      <w:proofErr w:type="spellStart"/>
+      <w:r>
+        <w:rPr>
+          <w:sz w:val="20"/>
+        </w:rPr>
+        <w:t>mem_i_wr_en</w:t>
+      </w:r>
+      <w:proofErr w:type="spellEnd"/>
+      <w:r>
+        <w:rPr>
+          <w:sz w:val="20"/>
+        </w:rPr>
+        <w:t xml:space="preserve">, </w:t>
+      </w:r>
+      <w:proofErr w:type="spellStart"/>
+      <w:r>
+        <w:rPr>
+          <w:sz w:val="20"/>
+        </w:rPr>
+        <w:t>mem_i_addr</w:t>
+      </w:r>
+      <w:proofErr w:type="spellEnd"/>
+      <w:r>
+        <w:rPr>
+          <w:sz w:val="20"/>
+        </w:rPr>
+        <w:t xml:space="preserve">, </w:t>
+      </w:r>
+      <w:proofErr w:type="spellStart"/>
+      <w:r>
+        <w:rPr>
+          <w:sz w:val="20"/>
+        </w:rPr>
+        <w:t>mem_i_data</w:t>
+      </w:r>
+      <w:proofErr w:type="spellEnd"/>
+      <w:r>
+        <w:rPr>
+          <w:sz w:val="20"/>
+        </w:rPr>
+        <w:t xml:space="preserve">, </w:t>
+      </w:r>
+      <w:proofErr w:type="spellStart"/>
+      <w:r>
+        <w:rPr>
+          <w:sz w:val="20"/>
+        </w:rPr>
+        <w:t>mem_o_data</w:t>
+      </w:r>
+      <w:proofErr w:type="spellEnd"/>
+      <w:r>
+        <w:rPr>
+          <w:sz w:val="20"/>
+        </w:rPr>
+        <w:t xml:space="preserve">) para leitura e escrita direta de palavras de 32 bits na </w:t>
+      </w:r>
+      <w:proofErr w:type="spellStart"/>
+      <w:r>
+        <w:rPr>
+          <w:sz w:val="20"/>
+        </w:rPr>
+        <w:t>memoria</w:t>
+      </w:r>
+      <w:proofErr w:type="spellEnd"/>
+      <w:r>
+        <w:rPr>
+          <w:sz w:val="20"/>
+        </w:rPr>
+        <w:t xml:space="preserve"> compartilhada.</w:t>
       </w:r>
     </w:p>
     <w:p>
       <w:pPr>
-        <w:pStyle w:val="Heading2"/>
+        <w:spacing w:after="100" w:line="252" w:lineRule="auto"/>
+      </w:pPr>
+      <w:r>
+        <w:rPr>
+          <w:sz w:val="20"/>
+        </w:rPr>
+        <w:t>Internamente, o sistema conta com quatro blocos funcionais principais: o Front-</w:t>
+      </w:r>
+      <w:proofErr w:type="spellStart"/>
+      <w:r>
+        <w:rPr>
+          <w:sz w:val="20"/>
+        </w:rPr>
+        <w:t>End</w:t>
+      </w:r>
+      <w:proofErr w:type="spellEnd"/>
+      <w:r>
+        <w:rPr>
+          <w:sz w:val="20"/>
+        </w:rPr>
+        <w:t xml:space="preserve"> SPI (com banco de controle e status), o PLL </w:t>
+      </w:r>
+      <w:proofErr w:type="spellStart"/>
+      <w:r>
+        <w:rPr>
+          <w:sz w:val="20"/>
+        </w:rPr>
+        <w:t>mock</w:t>
+      </w:r>
+      <w:proofErr w:type="spellEnd"/>
+      <w:r>
+        <w:rPr>
+          <w:sz w:val="20"/>
+        </w:rPr>
+        <w:t xml:space="preserve"> (que divide a referência de 2 GHz por /1, /2, /4 ou /8 e gera o sinal </w:t>
+      </w:r>
+      <w:proofErr w:type="spellStart"/>
+      <w:r>
+        <w:rPr>
+          <w:sz w:val="20"/>
+        </w:rPr>
+        <w:t>locked</w:t>
+      </w:r>
+      <w:proofErr w:type="spellEnd"/>
+      <w:r>
+        <w:rPr>
+          <w:sz w:val="20"/>
+        </w:rPr>
+        <w:t xml:space="preserve"> após delay determinístico/pseudoaleatório), a Memória Compartilhada de 1024 palavras</w:t>
+      </w:r>
+      <w:r>
+        <w:rPr>
+          <w:sz w:val="20"/>
+        </w:rPr>
+        <w:t xml:space="preserve"> de 32 bits (single-</w:t>
+      </w:r>
+      <w:proofErr w:type="spellStart"/>
+      <w:r>
+        <w:rPr>
+          <w:sz w:val="20"/>
+        </w:rPr>
+        <w:t>port</w:t>
+      </w:r>
+      <w:proofErr w:type="spellEnd"/>
+      <w:r>
+        <w:rPr>
+          <w:sz w:val="20"/>
+        </w:rPr>
+        <w:t xml:space="preserve"> SRAM) e o </w:t>
+      </w:r>
+      <w:proofErr w:type="spellStart"/>
+      <w:r>
+        <w:rPr>
+          <w:sz w:val="20"/>
+        </w:rPr>
+        <w:t>Engine</w:t>
+      </w:r>
+      <w:proofErr w:type="spellEnd"/>
+      <w:r>
+        <w:rPr>
+          <w:sz w:val="20"/>
+        </w:rPr>
+        <w:t xml:space="preserve"> Criptográfico AES-128. O sistema adota uma regra estrita de </w:t>
+      </w:r>
+      <w:proofErr w:type="spellStart"/>
+      <w:r>
+        <w:rPr>
+          <w:sz w:val="20"/>
+        </w:rPr>
+        <w:t>bootstrap</w:t>
+      </w:r>
+      <w:proofErr w:type="spellEnd"/>
+      <w:r>
+        <w:rPr>
+          <w:sz w:val="20"/>
+        </w:rPr>
+        <w:t xml:space="preserve">: o banco SPI é alimentado pelo </w:t>
+      </w:r>
+      <w:proofErr w:type="spellStart"/>
+      <w:r>
+        <w:rPr>
+          <w:sz w:val="20"/>
+        </w:rPr>
+        <w:t>clock</w:t>
+      </w:r>
+      <w:proofErr w:type="spellEnd"/>
+      <w:r>
+        <w:rPr>
+          <w:sz w:val="20"/>
+        </w:rPr>
+        <w:t xml:space="preserve"> Always-</w:t>
+      </w:r>
+      <w:proofErr w:type="spellStart"/>
+      <w:r>
+        <w:rPr>
+          <w:sz w:val="20"/>
+        </w:rPr>
+        <w:t>on</w:t>
+      </w:r>
+      <w:proofErr w:type="spellEnd"/>
+      <w:r>
+        <w:rPr>
+          <w:sz w:val="20"/>
+        </w:rPr>
+        <w:t xml:space="preserve"> de 2GHz, permitindo que o software configure e habilite o PLL antes mesmo da liberação do </w:t>
+      </w:r>
+      <w:proofErr w:type="spellStart"/>
+      <w:r>
+        <w:rPr>
+          <w:sz w:val="20"/>
+        </w:rPr>
+        <w:t>clock</w:t>
+      </w:r>
+      <w:proofErr w:type="spellEnd"/>
+      <w:r>
+        <w:rPr>
+          <w:sz w:val="20"/>
+        </w:rPr>
+        <w:t xml:space="preserve"> do sistema (</w:t>
+      </w:r>
+      <w:proofErr w:type="spellStart"/>
+      <w:r>
+        <w:rPr>
+          <w:sz w:val="20"/>
+        </w:rPr>
+        <w:t>sys_clk</w:t>
+      </w:r>
+      <w:proofErr w:type="spellEnd"/>
+      <w:r>
+        <w:rPr>
+          <w:sz w:val="20"/>
+        </w:rPr>
+        <w:t xml:space="preserve">). A posse da memória compartilhada é arbitrada de forma mutuamente exclusiva pelo bit MEM_SEL_AES no registrador SYSTEM_CONTROL: quando em 0, os pinos externos de MEMORY </w:t>
+      </w:r>
+      <w:proofErr w:type="gramStart"/>
+      <w:r>
+        <w:rPr>
+          <w:sz w:val="20"/>
+        </w:rPr>
+        <w:t>DATA  governam</w:t>
+      </w:r>
+      <w:proofErr w:type="gramEnd"/>
+      <w:r>
+        <w:rPr>
+          <w:sz w:val="20"/>
+        </w:rPr>
+        <w:t xml:space="preserve"> a RAM sob </w:t>
+      </w:r>
+      <w:proofErr w:type="spellStart"/>
+      <w:r>
+        <w:rPr>
+          <w:sz w:val="20"/>
+        </w:rPr>
+        <w:t>mem_clk</w:t>
+      </w:r>
+      <w:proofErr w:type="spellEnd"/>
+      <w:r>
+        <w:rPr>
+          <w:sz w:val="20"/>
+        </w:rPr>
+        <w:t xml:space="preserve">; quando em 1, o AES assume o barramento sob </w:t>
+      </w:r>
+      <w:proofErr w:type="spellStart"/>
+      <w:r>
+        <w:rPr>
+          <w:sz w:val="20"/>
+        </w:rPr>
+        <w:t>sys_clk</w:t>
+      </w:r>
+      <w:proofErr w:type="spellEnd"/>
+      <w:r>
+        <w:rPr>
+          <w:sz w:val="20"/>
+        </w:rPr>
+        <w:t xml:space="preserve">. O AES lê sequencialmente blocos de 128 bits (4 palavras de 32 bits), aplica a transformação criptográfica de 10 rodadas (suportando os modos ECB, CBC, PCBC, CFB, OFB e CTR) e regrava os resultados </w:t>
+      </w:r>
+      <w:proofErr w:type="spellStart"/>
+      <w:r>
+        <w:rPr>
+          <w:sz w:val="20"/>
+        </w:rPr>
+        <w:t>in-place</w:t>
+      </w:r>
+      <w:proofErr w:type="spellEnd"/>
+      <w:r>
+        <w:rPr>
+          <w:sz w:val="20"/>
+        </w:rPr>
+        <w:t xml:space="preserve"> nos mesmos endereços, sinalizando a conclusão via flag DONE no mapa SPI.</w:t>
+      </w:r>
+    </w:p>
+    <w:p>
+      <w:pPr>
+        <w:pStyle w:val="Ttulo2"/>
       </w:pPr>
       <w:r>
         <w:t>Interfaces do DUT</w:t>
@@ -2360,9 +2837,15 @@
     </w:p>
     <w:p>
       <w:pPr>
-        <w:pStyle w:val="Heading2"/>
-      </w:pPr>
-      <w:r>
+        <w:spacing w:after="20"/>
+      </w:pPr>
+    </w:p>
+    <w:p>
+      <w:pPr>
+        <w:pStyle w:val="Ttulo2"/>
+      </w:pPr>
+      <w:r>
+        <w:lastRenderedPageBreak/>
         <w:t>Dentro e fora de escopo</w:t>
       </w:r>
     </w:p>
@@ -2799,14 +3282,19 @@
           </w:tcPr>
           <w:p>
             <w:pPr>
-              <w:spacing w:after="0"/>
+              <w:spacing w:before="40" w:after="40"/>
+              <w:rPr>
+                <w:sz w:val="17"/>
+                <w:szCs w:val="17"/>
+              </w:rPr>
             </w:pPr>
             <w:r>
               <w:rPr>
                 <w:b/>
                 <w:sz w:val="17"/>
-              </w:rPr>
-              <w:t>[Adicionar item]</w:t>
+                <w:szCs w:val="17"/>
+              </w:rPr>
+              <w:t>Transições de Clock Domain Crossing (CDC)</w:t>
             </w:r>
           </w:p>
         </w:tc>
@@ -2823,13 +3311,18 @@
           </w:tcPr>
           <w:p>
             <w:pPr>
-              <w:spacing w:after="0"/>
-            </w:pPr>
-            <w:r>
+              <w:spacing w:before="40" w:after="40"/>
               <w:rPr>
                 <w:sz w:val="17"/>
-              </w:rPr>
-              <w:t>[IN/OUT]</w:t>
+                <w:szCs w:val="17"/>
+              </w:rPr>
+            </w:pPr>
+            <w:r>
+              <w:rPr>
+                <w:sz w:val="17"/>
+                <w:szCs w:val="17"/>
+              </w:rPr>
+              <w:t>IN</w:t>
             </w:r>
           </w:p>
         </w:tc>
@@ -2846,13 +3339,155 @@
           </w:tcPr>
           <w:p>
             <w:pPr>
-              <w:spacing w:after="0"/>
-            </w:pPr>
-            <w:r>
+              <w:spacing w:before="40" w:after="40"/>
               <w:rPr>
                 <w:sz w:val="17"/>
-              </w:rPr>
-              <w:t>[Justificar]</w:t>
+                <w:szCs w:val="17"/>
+              </w:rPr>
+            </w:pPr>
+            <w:r>
+              <w:rPr>
+                <w:sz w:val="17"/>
+                <w:szCs w:val="17"/>
+              </w:rPr>
+              <w:t>Verificação funcional da integridade de dados e comandos entre clk, sys_clk, spi_sclk e mem_clk.</w:t>
+            </w:r>
+          </w:p>
+        </w:tc>
+      </w:tr>
+      <w:tr>
+        <w:trPr>
+          <w:jc w:val="center"/>
+        </w:trPr>
+        <w:tc>
+          <w:tcPr>
+            <w:tcW w:w="3456" w:type="dxa"/>
+          </w:tcPr>
+          <w:p>
+            <w:pPr>
+              <w:spacing w:before="40" w:after="40"/>
+              <w:rPr>
+                <w:sz w:val="17"/>
+                <w:szCs w:val="17"/>
+              </w:rPr>
+            </w:pPr>
+            <w:r>
+              <w:rPr>
+                <w:sz w:val="17"/>
+                <w:szCs w:val="17"/>
+              </w:rPr>
+              <w:t>Tratamento de modos/parâmetros ilegais do AES</w:t>
+            </w:r>
+          </w:p>
+        </w:tc>
+        <w:tc>
+          <w:tcPr>
+            <w:tcW w:w="1728" w:type="dxa"/>
+          </w:tcPr>
+          <w:p>
+            <w:pPr>
+              <w:spacing w:before="40" w:after="40"/>
+              <w:rPr>
+                <w:sz w:val="17"/>
+                <w:szCs w:val="17"/>
+              </w:rPr>
+            </w:pPr>
+            <w:r>
+              <w:rPr>
+                <w:sz w:val="17"/>
+                <w:szCs w:val="17"/>
+              </w:rPr>
+              <w:t>IN</w:t>
+            </w:r>
+          </w:p>
+        </w:tc>
+        <w:tc>
+          <w:tcPr>
+            <w:tcW w:w="5184" w:type="dxa"/>
+          </w:tcPr>
+          <w:p>
+            <w:pPr>
+              <w:spacing w:before="40" w:after="40"/>
+              <w:rPr>
+                <w:sz w:val="17"/>
+                <w:szCs w:val="17"/>
+              </w:rPr>
+            </w:pPr>
+            <w:r>
+              <w:rPr>
+                <w:sz w:val="17"/>
+                <w:szCs w:val="17"/>
+              </w:rPr>
+              <w:t>Checagem de asserção de ERROR e rejeição de start inválido.</w:t>
+            </w:r>
+          </w:p>
+        </w:tc>
+      </w:tr>
+      <w:tr>
+        <w:trPr>
+          <w:jc w:val="center"/>
+        </w:trPr>
+        <w:tc>
+          <w:tcPr>
+            <w:tcW w:w="3456" w:type="dxa"/>
+          </w:tcPr>
+          <w:p>
+            <w:pPr>
+              <w:spacing w:before="40" w:after="40"/>
+              <w:rPr>
+                <w:sz w:val="17"/>
+                <w:szCs w:val="17"/>
+              </w:rPr>
+            </w:pPr>
+            <w:r>
+              <w:rPr>
+                <w:b/>
+                <w:sz w:val="17"/>
+                <w:szCs w:val="17"/>
+              </w:rPr>
+              <w:t>Extração de Parasitas e Atrasos SDF</w:t>
+            </w:r>
+          </w:p>
+        </w:tc>
+        <w:tc>
+          <w:tcPr>
+            <w:tcW w:w="1728" w:type="dxa"/>
+          </w:tcPr>
+          <w:p>
+            <w:pPr>
+              <w:spacing w:before="40" w:after="40"/>
+              <w:rPr>
+                <w:sz w:val="17"/>
+                <w:szCs w:val="17"/>
+              </w:rPr>
+            </w:pPr>
+            <w:r>
+              <w:rPr>
+                <w:sz w:val="17"/>
+                <w:szCs w:val="17"/>
+              </w:rPr>
+              <w:t>OUT</w:t>
+            </w:r>
+          </w:p>
+        </w:tc>
+        <w:tc>
+          <w:tcPr>
+            <w:tcW w:w="5184" w:type="dxa"/>
+          </w:tcPr>
+          <w:p>
+            <w:pPr>
+              <w:spacing w:before="40" w:after="40"/>
+              <w:rPr>
+                <w:sz w:val="17"/>
+                <w:szCs w:val="17"/>
+              </w:rPr>
+            </w:pPr>
+            <w:r>
+              <w:rPr>
+                <w:sz w:val="17"/>
+                <w:szCs w:val="17"/>
+              </w:rPr>
+              <w:t>Simulação focada no nível RTL com timing funcional ideal.</w:t>
             </w:r>
           </w:p>
         </w:tc>
@@ -2870,7 +3505,7 @@
     </w:p>
     <w:p>
       <w:pPr>
-        <w:pStyle w:val="Heading1"/>
+        <w:pStyle w:val="Ttulo1"/>
       </w:pPr>
       <w:r>
         <w:lastRenderedPageBreak/>
@@ -3116,13 +3751,10 @@
           </w:tcPr>
           <w:p>
             <w:pPr>
-              <w:spacing w:after="0"/>
-            </w:pPr>
-            <w:r>
-              <w:rPr>
-                <w:sz w:val="16"/>
-              </w:rPr>
-              <w:t>Reset e inicialização</w:t>
+              <w:spacing w:before="40" w:after="40"/>
+            </w:pPr>
+            <w:r>
+              <w:t>Reset Global e Inicialização</w:t>
             </w:r>
           </w:p>
         </w:tc>
@@ -3139,13 +3771,10 @@
           </w:tcPr>
           <w:p>
             <w:pPr>
-              <w:spacing w:after="0"/>
-            </w:pPr>
-            <w:r>
-              <w:rPr>
-                <w:sz w:val="16"/>
-              </w:rPr>
-              <w:t>O DUT deve entrar em estado conhecido após reset e recuperar operação conforme especificação.</w:t>
+              <w:spacing w:before="40" w:after="40"/>
+            </w:pPr>
+            <w:r>
+              <w:t>O DUT deve inicializar deterministamente após rst_n=0: registradores em default, AES desabilitado, posse de memória externa e retenção do conteúdo prévio da SRAM.</w:t>
             </w:r>
           </w:p>
         </w:tc>
@@ -3162,12 +3791,9 @@
           </w:tcPr>
           <w:p>
             <w:pPr>
-              <w:spacing w:after="0"/>
-            </w:pPr>
-            <w:r>
-              <w:rPr>
-                <w:sz w:val="16"/>
-              </w:rPr>
+              <w:spacing w:before="40" w:after="40"/>
+            </w:pPr>
+            <w:r>
               <w:t>Alta</w:t>
             </w:r>
           </w:p>
@@ -3217,13 +3843,10 @@
           </w:tcPr>
           <w:p>
             <w:pPr>
-              <w:spacing w:after="0"/>
-            </w:pPr>
-            <w:r>
-              <w:rPr>
-                <w:sz w:val="16"/>
-              </w:rPr>
-              <w:t>Clock e PLL lock</w:t>
+              <w:spacing w:before="40" w:after="40"/>
+            </w:pPr>
+            <w:r>
+              <w:t>Clock, PLL Mock e Lock</w:t>
             </w:r>
           </w:p>
         </w:tc>
@@ -3241,13 +3864,10 @@
           </w:tcPr>
           <w:p>
             <w:pPr>
-              <w:spacing w:after="0"/>
-            </w:pPr>
-            <w:r>
-              <w:rPr>
-                <w:sz w:val="16"/>
-              </w:rPr>
-              <w:t>O sistema deve operar somente sob condições válidas de clock/lock e expor status previsto.</w:t>
+              <w:spacing w:before="40" w:after="40"/>
+            </w:pPr>
+            <w:r>
+              <w:t>O PLL mock deve travar (locked=1) após delay parametrizado; suportar divisores /1, /2, /4 e /8; o sys_clk e AES devem permanecer congelados até locked=1; comandos START emitidos antes do lock devem ser ignorados.</w:t>
             </w:r>
           </w:p>
         </w:tc>
@@ -3265,12 +3885,9 @@
           </w:tcPr>
           <w:p>
             <w:pPr>
-              <w:spacing w:after="0"/>
-            </w:pPr>
-            <w:r>
-              <w:rPr>
-                <w:sz w:val="16"/>
-              </w:rPr>
+              <w:spacing w:before="40" w:after="40"/>
+            </w:pPr>
+            <w:r>
               <w:t>Alta</w:t>
             </w:r>
           </w:p>
@@ -3318,13 +3935,30 @@
           </w:tcPr>
           <w:p>
             <w:pPr>
-              <w:spacing w:after="0"/>
-            </w:pPr>
-            <w:r>
-              <w:rPr>
-                <w:sz w:val="16"/>
-              </w:rPr>
-              <w:t>Configuração SPI</w:t>
+              <w:spacing w:before="40" w:after="40"/>
+            </w:pPr>
+            <w:r>
+              <w:t>Front-</w:t>
+            </w:r>
+            <w:proofErr w:type="spellStart"/>
+            <w:r>
+              <w:t>End</w:t>
+            </w:r>
+            <w:proofErr w:type="spellEnd"/>
+            <w:r>
+              <w:t xml:space="preserve"> SPI e Mapa</w:t>
+            </w:r>
+            <w:r>
+              <w:t xml:space="preserve"> </w:t>
+            </w:r>
+            <w:r>
+              <w:t>de</w:t>
+            </w:r>
+            <w:r>
+              <w:t xml:space="preserve"> </w:t>
+            </w:r>
+            <w:r>
+              <w:t>Registradores</w:t>
             </w:r>
           </w:p>
         </w:tc>
@@ -3341,13 +3975,10 @@
           </w:tcPr>
           <w:p>
             <w:pPr>
-              <w:spacing w:after="0"/>
-            </w:pPr>
-            <w:r>
-              <w:rPr>
-                <w:sz w:val="16"/>
-              </w:rPr>
-              <w:t>O DUT deve aceitar configurações suportadas e refletir seus efeitos funcionais.</w:t>
+              <w:spacing w:before="40" w:after="40"/>
+            </w:pPr>
+            <w:r>
+              <w:t>Protocolo Modo 0 (40 bits, MSB-first, até 25 MHz). Leitura e escrita nos registros R/W (KEY, IV, COUNTER, NUM_BLOCKS, CONTROL); leitura de STATUS e VERSION (0x00010100); escritas em Read-Only ignoradas; escritas bloqueadas durante AES_BUSY=1.</w:t>
             </w:r>
           </w:p>
         </w:tc>
@@ -3364,12 +3995,9 @@
           </w:tcPr>
           <w:p>
             <w:pPr>
-              <w:spacing w:after="0"/>
-            </w:pPr>
-            <w:r>
-              <w:rPr>
-                <w:sz w:val="16"/>
-              </w:rPr>
+              <w:spacing w:before="40" w:after="40"/>
+            </w:pPr>
+            <w:r>
               <w:t>Alta</w:t>
             </w:r>
           </w:p>
@@ -3419,13 +4047,10 @@
           </w:tcPr>
           <w:p>
             <w:pPr>
-              <w:spacing w:after="0"/>
-            </w:pPr>
-            <w:r>
-              <w:rPr>
-                <w:sz w:val="16"/>
-              </w:rPr>
-              <w:t>Memory read/write path</w:t>
+              <w:spacing w:before="40" w:after="40"/>
+            </w:pPr>
+            <w:r>
+              <w:t>Interface MEMORY DATA e Arbitragem</w:t>
             </w:r>
           </w:p>
         </w:tc>
@@ -3443,13 +4068,10 @@
           </w:tcPr>
           <w:p>
             <w:pPr>
-              <w:spacing w:after="0"/>
-            </w:pPr>
-            <w:r>
-              <w:rPr>
-                <w:sz w:val="16"/>
-              </w:rPr>
-              <w:t>O DUT deve transferir dados corretamente pela interface MEMORY DATA nos fluxos suportados.</w:t>
+              <w:spacing w:before="40" w:after="40"/>
+            </w:pPr>
+            <w:r>
+              <w:t>Acesso síncrono à SRAM de 1024x32 com latência de 1 ciclo. Exclusão mútua do MUX: MEM_SEL_AES=0 conecta interface externa; MEM_SEL_AES=1 entrega RAM ao AES e isola completamente escritas externas espúrias.</w:t>
             </w:r>
           </w:p>
         </w:tc>
@@ -3467,12 +4089,9 @@
           </w:tcPr>
           <w:p>
             <w:pPr>
-              <w:spacing w:after="0"/>
-            </w:pPr>
-            <w:r>
-              <w:rPr>
-                <w:sz w:val="16"/>
-              </w:rPr>
+              <w:spacing w:before="40" w:after="40"/>
+            </w:pPr>
+            <w:r>
               <w:t>Alta</w:t>
             </w:r>
           </w:p>
@@ -3520,13 +4139,10 @@
           </w:tcPr>
           <w:p>
             <w:pPr>
-              <w:spacing w:after="0"/>
-            </w:pPr>
-            <w:r>
-              <w:rPr>
-                <w:sz w:val="16"/>
-              </w:rPr>
-              <w:t>AES end-to-end</w:t>
+              <w:spacing w:before="40" w:after="40"/>
+            </w:pPr>
+            <w:r>
+              <w:t>Processamento Criptográfico AES-128</w:t>
             </w:r>
           </w:p>
         </w:tc>
@@ -3543,13 +4159,10 @@
           </w:tcPr>
           <w:p>
             <w:pPr>
-              <w:spacing w:after="0"/>
-            </w:pPr>
-            <w:r>
-              <w:rPr>
-                <w:sz w:val="16"/>
-              </w:rPr>
-              <w:t>Dados processados devem corresponder ao modelo de referência AES para os casos especificados.</w:t>
+              <w:spacing w:before="40" w:after="40"/>
+            </w:pPr>
+            <w:r>
+              <w:t>Processamento in-place de 1 a 256 blocos nos modos ECB, CBC, PCBC, CFB, OFB e CTR (cifra e decifra). Comparação automática contra modelo de referência C++ (DPI). Geração de flag ERROR para modos &gt; 5 ou num_blocks=0.</w:t>
             </w:r>
           </w:p>
         </w:tc>
@@ -3566,12 +4179,9 @@
           </w:tcPr>
           <w:p>
             <w:pPr>
-              <w:spacing w:after="0"/>
-            </w:pPr>
-            <w:r>
-              <w:rPr>
-                <w:sz w:val="16"/>
-              </w:rPr>
+              <w:spacing w:before="40" w:after="40"/>
+            </w:pPr>
+            <w:r>
               <w:t>Alta</w:t>
             </w:r>
           </w:p>
@@ -3585,23 +4195,28 @@
         <w:tc>
           <w:tcPr>
             <w:tcW w:w="792" w:type="dxa"/>
-            <w:shd w:val="clear" w:color="auto" w:fill="EAF0F8"/>
-            <w:tcMar>
-              <w:top w:w="80" w:type="dxa"/>
-              <w:left w:w="90" w:type="dxa"/>
-              <w:bottom w:w="80" w:type="dxa"/>
-              <w:right w:w="90" w:type="dxa"/>
-            </w:tcMar>
-            <w:vAlign w:val="center"/>
-          </w:tcPr>
-          <w:p>
-            <w:pPr>
-              <w:spacing w:after="0"/>
-            </w:pPr>
-            <w:r>
-              <w:rPr>
-                <w:b/>
-                <w:sz w:val="16"/>
+            <w:tcMar>
+              <w:top w:w="80" w:type="dxa"/>
+              <w:left w:w="90" w:type="dxa"/>
+              <w:bottom w:w="80" w:type="dxa"/>
+              <w:right w:w="90" w:type="dxa"/>
+            </w:tcMar>
+            <w:vAlign w:val="center"/>
+          </w:tcPr>
+          <w:p>
+            <w:pPr>
+              <w:spacing w:before="40" w:after="40"/>
+              <w:rPr>
+                <w:bCs/>
+                <w:sz w:val="16"/>
+                <w:szCs w:val="16"/>
+              </w:rPr>
+            </w:pPr>
+            <w:r>
+              <w:rPr>
+                <w:bCs/>
+                <w:sz w:val="16"/>
+                <w:szCs w:val="16"/>
               </w:rPr>
               <w:t>F06</w:t>
             </w:r>
@@ -3610,171 +4225,60 @@
         <w:tc>
           <w:tcPr>
             <w:tcW w:w="2232" w:type="dxa"/>
-            <w:shd w:val="clear" w:color="auto" w:fill="EAF0F8"/>
-            <w:tcMar>
-              <w:top w:w="80" w:type="dxa"/>
-              <w:left w:w="90" w:type="dxa"/>
-              <w:bottom w:w="80" w:type="dxa"/>
-              <w:right w:w="90" w:type="dxa"/>
-            </w:tcMar>
-            <w:vAlign w:val="center"/>
-          </w:tcPr>
-          <w:p>
-            <w:pPr>
-              <w:spacing w:after="0"/>
-            </w:pPr>
-            <w:r>
-              <w:rPr>
-                <w:sz w:val="16"/>
-              </w:rPr>
-              <w:t>Reset em operação</w:t>
+            <w:tcMar>
+              <w:top w:w="80" w:type="dxa"/>
+              <w:left w:w="90" w:type="dxa"/>
+              <w:bottom w:w="80" w:type="dxa"/>
+              <w:right w:w="90" w:type="dxa"/>
+            </w:tcMar>
+            <w:vAlign w:val="center"/>
+          </w:tcPr>
+          <w:p>
+            <w:pPr>
+              <w:spacing w:before="40" w:after="40"/>
+            </w:pPr>
+            <w:r>
+              <w:t>Reset em Operação e Robustez</w:t>
             </w:r>
           </w:p>
         </w:tc>
         <w:tc>
           <w:tcPr>
             <w:tcW w:w="6120" w:type="dxa"/>
-            <w:shd w:val="clear" w:color="auto" w:fill="EAF0F8"/>
-            <w:tcMar>
-              <w:top w:w="80" w:type="dxa"/>
-              <w:left w:w="90" w:type="dxa"/>
-              <w:bottom w:w="80" w:type="dxa"/>
-              <w:right w:w="90" w:type="dxa"/>
-            </w:tcMar>
-            <w:vAlign w:val="center"/>
-          </w:tcPr>
-          <w:p>
-            <w:pPr>
-              <w:spacing w:after="0"/>
-            </w:pPr>
-            <w:r>
-              <w:rPr>
-                <w:sz w:val="16"/>
-              </w:rPr>
-              <w:t>Reset durante atividade deve cancelar/recuperar o fluxo conforme especificado.</w:t>
+            <w:tcMar>
+              <w:top w:w="80" w:type="dxa"/>
+              <w:left w:w="90" w:type="dxa"/>
+              <w:bottom w:w="80" w:type="dxa"/>
+              <w:right w:w="90" w:type="dxa"/>
+            </w:tcMar>
+            <w:vAlign w:val="center"/>
+          </w:tcPr>
+          <w:p>
+            <w:pPr>
+              <w:spacing w:before="40" w:after="40"/>
+            </w:pPr>
+            <w:r>
+              <w:t>Aplicação de reset durante atividade (SPI, carga de memória ou AES ativo) deve abortar o fluxo e restaurar estado seguro.</w:t>
             </w:r>
           </w:p>
         </w:tc>
         <w:tc>
           <w:tcPr>
             <w:tcW w:w="1224" w:type="dxa"/>
-            <w:shd w:val="clear" w:color="auto" w:fill="EAF0F8"/>
-            <w:tcMar>
-              <w:top w:w="80" w:type="dxa"/>
-              <w:left w:w="90" w:type="dxa"/>
-              <w:bottom w:w="80" w:type="dxa"/>
-              <w:right w:w="90" w:type="dxa"/>
-            </w:tcMar>
-            <w:vAlign w:val="center"/>
-          </w:tcPr>
-          <w:p>
-            <w:pPr>
-              <w:spacing w:after="0"/>
-            </w:pPr>
-            <w:r>
-              <w:rPr>
-                <w:sz w:val="16"/>
-              </w:rPr>
+            <w:tcMar>
+              <w:top w:w="80" w:type="dxa"/>
+              <w:left w:w="90" w:type="dxa"/>
+              <w:bottom w:w="80" w:type="dxa"/>
+              <w:right w:w="90" w:type="dxa"/>
+            </w:tcMar>
+            <w:vAlign w:val="center"/>
+          </w:tcPr>
+          <w:p>
+            <w:pPr>
+              <w:spacing w:before="40" w:after="40"/>
+            </w:pPr>
+            <w:r>
               <w:t>Média</w:t>
-            </w:r>
-          </w:p>
-        </w:tc>
-      </w:tr>
-      <w:tr>
-        <w:trPr>
-          <w:cantSplit/>
-          <w:jc w:val="center"/>
-        </w:trPr>
-        <w:tc>
-          <w:tcPr>
-            <w:tcW w:w="792" w:type="dxa"/>
-            <w:tcMar>
-              <w:top w:w="80" w:type="dxa"/>
-              <w:left w:w="90" w:type="dxa"/>
-              <w:bottom w:w="80" w:type="dxa"/>
-              <w:right w:w="90" w:type="dxa"/>
-            </w:tcMar>
-            <w:vAlign w:val="center"/>
-          </w:tcPr>
-          <w:p>
-            <w:pPr>
-              <w:spacing w:after="0"/>
-            </w:pPr>
-            <w:r>
-              <w:rPr>
-                <w:b/>
-                <w:sz w:val="16"/>
-              </w:rPr>
-              <w:t>FXX</w:t>
-            </w:r>
-          </w:p>
-        </w:tc>
-        <w:tc>
-          <w:tcPr>
-            <w:tcW w:w="2232" w:type="dxa"/>
-            <w:tcMar>
-              <w:top w:w="80" w:type="dxa"/>
-              <w:left w:w="90" w:type="dxa"/>
-              <w:bottom w:w="80" w:type="dxa"/>
-              <w:right w:w="90" w:type="dxa"/>
-            </w:tcMar>
-            <w:vAlign w:val="center"/>
-          </w:tcPr>
-          <w:p>
-            <w:pPr>
-              <w:spacing w:after="0"/>
-            </w:pPr>
-            <w:r>
-              <w:rPr>
-                <w:sz w:val="16"/>
-              </w:rPr>
-              <w:t>[Feature adicional]</w:t>
-            </w:r>
-          </w:p>
-        </w:tc>
-        <w:tc>
-          <w:tcPr>
-            <w:tcW w:w="6120" w:type="dxa"/>
-            <w:tcMar>
-              <w:top w:w="80" w:type="dxa"/>
-              <w:left w:w="90" w:type="dxa"/>
-              <w:bottom w:w="80" w:type="dxa"/>
-              <w:right w:w="90" w:type="dxa"/>
-            </w:tcMar>
-            <w:vAlign w:val="center"/>
-          </w:tcPr>
-          <w:p>
-            <w:pPr>
-              <w:spacing w:after="0"/>
-            </w:pPr>
-            <w:r>
-              <w:rPr>
-                <w:sz w:val="16"/>
-              </w:rPr>
-              <w:t>[Descrever o que o DUT deve fazer.]</w:t>
-            </w:r>
-          </w:p>
-        </w:tc>
-        <w:tc>
-          <w:tcPr>
-            <w:tcW w:w="1224" w:type="dxa"/>
-            <w:tcMar>
-              <w:top w:w="80" w:type="dxa"/>
-              <w:left w:w="90" w:type="dxa"/>
-              <w:bottom w:w="80" w:type="dxa"/>
-              <w:right w:w="90" w:type="dxa"/>
-            </w:tcMar>
-            <w:vAlign w:val="center"/>
-          </w:tcPr>
-          <w:p>
-            <w:pPr>
-              <w:spacing w:after="0"/>
-            </w:pPr>
-            <w:r>
-              <w:rPr>
-                <w:sz w:val="16"/>
-              </w:rPr>
-              <w:t>[A/M/B]</w:t>
             </w:r>
           </w:p>
         </w:tc>
@@ -3787,7 +4291,7 @@
     </w:p>
     <w:p>
       <w:pPr>
-        <w:pStyle w:val="Heading2"/>
+        <w:pStyle w:val="Ttulo2"/>
       </w:pPr>
       <w:r>
         <w:t>Day-in-the-Life (DITL) / cenários de uso</w:t>
@@ -4082,14 +4586,20 @@
           </w:tcPr>
           <w:p>
             <w:pPr>
-              <w:spacing w:after="0"/>
+              <w:spacing w:before="40" w:after="40"/>
+              <w:rPr>
+                <w:sz w:val="17"/>
+                <w:szCs w:val="17"/>
+              </w:rPr>
             </w:pPr>
             <w:r>
               <w:rPr>
                 <w:b/>
                 <w:sz w:val="17"/>
-              </w:rPr>
-              <w:t>DITL-XX</w:t>
+                <w:szCs w:val="17"/>
+              </w:rPr>
+              <w:lastRenderedPageBreak/>
+              <w:t>DITL-03</w:t>
             </w:r>
           </w:p>
         </w:tc>
@@ -4106,13 +4616,18 @@
           </w:tcPr>
           <w:p>
             <w:pPr>
-              <w:spacing w:after="0"/>
-            </w:pPr>
-            <w:r>
+              <w:spacing w:before="40" w:after="40"/>
               <w:rPr>
                 <w:sz w:val="17"/>
-              </w:rPr>
-              <w:t>[Adicionar fluxo realista]</w:t>
+                <w:szCs w:val="17"/>
+              </w:rPr>
+            </w:pPr>
+            <w:r>
+              <w:rPr>
+                <w:sz w:val="17"/>
+                <w:szCs w:val="17"/>
+              </w:rPr>
+              <w:t>Criptografia multi-bloco com troca dinâmica de divisor de clock do PLL (ex: /1 -&gt; /4) e validação de retenção de chaves e dados.</w:t>
             </w:r>
           </w:p>
         </w:tc>
@@ -4129,13 +4644,87 @@
           </w:tcPr>
           <w:p>
             <w:pPr>
-              <w:spacing w:after="0"/>
-            </w:pPr>
-            <w:r>
+              <w:spacing w:before="40" w:after="40"/>
               <w:rPr>
                 <w:sz w:val="17"/>
-              </w:rPr>
-              <w:t>[IDs]</w:t>
+                <w:szCs w:val="17"/>
+              </w:rPr>
+            </w:pPr>
+            <w:r>
+              <w:rPr>
+                <w:sz w:val="17"/>
+                <w:szCs w:val="17"/>
+              </w:rPr>
+              <w:t>F02, F03, F04, F05</w:t>
+            </w:r>
+          </w:p>
+        </w:tc>
+      </w:tr>
+      <w:tr>
+        <w:trPr>
+          <w:jc w:val="center"/>
+        </w:trPr>
+        <w:tc>
+          <w:tcPr>
+            <w:tcW w:w="1152" w:type="dxa"/>
+          </w:tcPr>
+          <w:p>
+            <w:pPr>
+              <w:spacing w:before="40" w:after="40"/>
+              <w:rPr>
+                <w:sz w:val="17"/>
+                <w:szCs w:val="17"/>
+              </w:rPr>
+            </w:pPr>
+            <w:r>
+              <w:rPr>
+                <w:b/>
+                <w:sz w:val="17"/>
+                <w:szCs w:val="17"/>
+              </w:rPr>
+              <w:t>DITL-04</w:t>
+            </w:r>
+          </w:p>
+        </w:tc>
+        <w:tc>
+          <w:tcPr>
+            <w:tcW w:w="7056" w:type="dxa"/>
+          </w:tcPr>
+          <w:p>
+            <w:pPr>
+              <w:spacing w:before="40" w:after="40"/>
+              <w:rPr>
+                <w:sz w:val="17"/>
+                <w:szCs w:val="17"/>
+              </w:rPr>
+            </w:pPr>
+            <w:r>
+              <w:rPr>
+                <w:sz w:val="17"/>
+                <w:szCs w:val="17"/>
+              </w:rPr>
+              <w:t>Tentativa de injeção de faltas/violação: escrita externa na memória e comandos de reconfiguração SPI durante processamento do AES (verificação de bloqueio).</w:t>
+            </w:r>
+          </w:p>
+        </w:tc>
+        <w:tc>
+          <w:tcPr>
+            <w:tcW w:w="2160" w:type="dxa"/>
+          </w:tcPr>
+          <w:p>
+            <w:pPr>
+              <w:spacing w:before="40" w:after="40"/>
+              <w:rPr>
+                <w:sz w:val="17"/>
+                <w:szCs w:val="17"/>
+              </w:rPr>
+            </w:pPr>
+            <w:r>
+              <w:rPr>
+                <w:sz w:val="17"/>
+                <w:szCs w:val="17"/>
+              </w:rPr>
+              <w:t>F03, F04, F05</w:t>
             </w:r>
           </w:p>
         </w:tc>
@@ -4153,7 +4742,7 @@
     </w:p>
     <w:p>
       <w:pPr>
-        <w:pStyle w:val="Heading1"/>
+        <w:pStyle w:val="Ttulo1"/>
       </w:pPr>
       <w:r>
         <w:lastRenderedPageBreak/>
@@ -4227,7 +4816,7 @@
     </w:p>
     <w:p>
       <w:pPr>
-        <w:pStyle w:val="Heading2"/>
+        <w:pStyle w:val="Ttulo2"/>
       </w:pPr>
       <w:r>
         <w:t>Verification layers</w:t>
@@ -4744,7 +5333,7 @@
     </w:p>
     <w:p>
       <w:pPr>
-        <w:pStyle w:val="Heading2"/>
+        <w:pStyle w:val="Ttulo2"/>
       </w:pPr>
       <w:r>
         <w:t>Bring-up phases</w:t>
@@ -5409,28 +5998,396 @@
     </w:p>
     <w:p>
       <w:pPr>
-        <w:pStyle w:val="Heading2"/>
+        <w:pStyle w:val="Ttulo2"/>
       </w:pPr>
       <w:r>
         <w:lastRenderedPageBreak/>
-        <w:t>Arquitetura do testbench</w:t>
-      </w:r>
+        <w:t xml:space="preserve">Arquitetura do </w:t>
+      </w:r>
+      <w:proofErr w:type="spellStart"/>
+      <w:r>
+        <w:t>testbench</w:t>
+      </w:r>
+      <w:proofErr w:type="spellEnd"/>
     </w:p>
     <w:p>
-      <w:pPr>
-        <w:rPr>
-          <w:i/>
-          <w:color w:val="666666"/>
-          <w:sz w:val="19"/>
-        </w:rPr>
-      </w:pPr>
-      <w:r>
-        <w:rPr>
-          <w:i/>
-          <w:color w:val="666666"/>
-          <w:sz w:val="19"/>
-        </w:rPr>
-        <w:t>[Aluno: inserir diagrama do testbench e explicar drivers, monitors, sequencers, virtual sequencer, scoreboard/refmodel, coverage collector e conexões ao DUT.]</w:t>
+      <w:r>
+        <w:t xml:space="preserve">A arquitetura do ambiente de verificação foi concebida sob a metodologia UVM (Universal </w:t>
+      </w:r>
+      <w:proofErr w:type="spellStart"/>
+      <w:r>
+        <w:t>Verification</w:t>
+      </w:r>
+      <w:proofErr w:type="spellEnd"/>
+      <w:r>
+        <w:t xml:space="preserve"> </w:t>
+      </w:r>
+      <w:proofErr w:type="spellStart"/>
+      <w:r>
+        <w:t>Methodology</w:t>
+      </w:r>
+      <w:proofErr w:type="spellEnd"/>
+      <w:r>
+        <w:t>), organizada em camadas para garantir modularidade, reuso e rastreabilidade total em relação ao VPLAN.</w:t>
+      </w:r>
+    </w:p>
+    <w:p>
+      <w:pPr>
+        <w:pStyle w:val="PargrafodaLista"/>
+        <w:numPr>
+          <w:ilvl w:val="0"/>
+          <w:numId w:val="38"/>
+        </w:numPr>
+      </w:pPr>
+      <w:r>
+        <w:t>Top-</w:t>
+      </w:r>
+      <w:proofErr w:type="spellStart"/>
+      <w:r>
+        <w:t>Level</w:t>
+      </w:r>
+      <w:proofErr w:type="spellEnd"/>
+      <w:r>
+        <w:t xml:space="preserve"> </w:t>
+      </w:r>
+      <w:proofErr w:type="spellStart"/>
+      <w:r>
+        <w:t>testbench</w:t>
+      </w:r>
+      <w:proofErr w:type="spellEnd"/>
+      <w:r>
+        <w:t xml:space="preserve"> (</w:t>
+      </w:r>
+      <w:proofErr w:type="spellStart"/>
+      <w:r>
+        <w:t>tb_top</w:t>
+      </w:r>
+      <w:proofErr w:type="spellEnd"/>
+      <w:r>
+        <w:t>): Instancia o DUT (</w:t>
+      </w:r>
+      <w:proofErr w:type="spellStart"/>
+      <w:r>
+        <w:t>minisoc_top</w:t>
+      </w:r>
+      <w:proofErr w:type="spellEnd"/>
+      <w:r>
+        <w:t xml:space="preserve">), os geradores de </w:t>
+      </w:r>
+      <w:proofErr w:type="spellStart"/>
+      <w:r>
+        <w:t>clock</w:t>
+      </w:r>
+      <w:proofErr w:type="spellEnd"/>
+      <w:r>
+        <w:t xml:space="preserve"> (2 GHz de referência e </w:t>
+      </w:r>
+      <w:proofErr w:type="spellStart"/>
+      <w:r>
+        <w:t>mem_clk</w:t>
+      </w:r>
+      <w:proofErr w:type="spellEnd"/>
+      <w:r>
+        <w:t xml:space="preserve"> externo), as interfaces </w:t>
+      </w:r>
+      <w:proofErr w:type="spellStart"/>
+      <w:r>
+        <w:t>SystemVerilog</w:t>
+      </w:r>
+      <w:proofErr w:type="spellEnd"/>
+      <w:r>
+        <w:t xml:space="preserve"> (</w:t>
+      </w:r>
+      <w:proofErr w:type="spellStart"/>
+      <w:r>
+        <w:t>clk_rst_if</w:t>
+      </w:r>
+      <w:proofErr w:type="spellEnd"/>
+      <w:r>
+        <w:t xml:space="preserve">, </w:t>
+      </w:r>
+      <w:proofErr w:type="spellStart"/>
+      <w:r>
+        <w:t>spi_if</w:t>
+      </w:r>
+      <w:proofErr w:type="spellEnd"/>
+      <w:r>
+        <w:t xml:space="preserve">, </w:t>
+      </w:r>
+      <w:proofErr w:type="spellStart"/>
+      <w:r>
+        <w:t>mem_if</w:t>
+      </w:r>
+      <w:proofErr w:type="spellEnd"/>
+      <w:r>
+        <w:t xml:space="preserve">) e registra </w:t>
+      </w:r>
+      <w:proofErr w:type="gramStart"/>
+      <w:r>
+        <w:t>os virtuais interfaces</w:t>
+      </w:r>
+      <w:proofErr w:type="gramEnd"/>
+      <w:r>
+        <w:t xml:space="preserve"> no </w:t>
+      </w:r>
+      <w:proofErr w:type="spellStart"/>
+      <w:r>
+        <w:t>uvm_config_db</w:t>
+      </w:r>
+      <w:proofErr w:type="spellEnd"/>
+      <w:r>
+        <w:t>.</w:t>
+      </w:r>
+    </w:p>
+    <w:p>
+      <w:pPr>
+        <w:pStyle w:val="PargrafodaLista"/>
+        <w:numPr>
+          <w:ilvl w:val="0"/>
+          <w:numId w:val="38"/>
+        </w:numPr>
+      </w:pPr>
+      <w:r>
+        <w:t>Ambiente UVM (</w:t>
+      </w:r>
+      <w:proofErr w:type="spellStart"/>
+      <w:r>
+        <w:t>minisoc_env</w:t>
+      </w:r>
+      <w:proofErr w:type="spellEnd"/>
+      <w:r>
+        <w:t>): Agrupa os agentes de protocolo e os componentes de análise:</w:t>
+      </w:r>
+    </w:p>
+    <w:p>
+      <w:pPr>
+        <w:pStyle w:val="PargrafodaLista"/>
+        <w:numPr>
+          <w:ilvl w:val="0"/>
+          <w:numId w:val="39"/>
+        </w:numPr>
+      </w:pPr>
+      <w:proofErr w:type="spellStart"/>
+      <w:r>
+        <w:t>Clock</w:t>
+      </w:r>
+      <w:proofErr w:type="spellEnd"/>
+      <w:r>
+        <w:t xml:space="preserve"> &amp; Reset VIP (</w:t>
+      </w:r>
+      <w:proofErr w:type="spellStart"/>
+      <w:r>
+        <w:t>clk_rst_agent</w:t>
+      </w:r>
+      <w:proofErr w:type="spellEnd"/>
+      <w:r>
+        <w:t>): Responsável por gerar o estímulo de reset síncrono/assíncrono e controlar a referência de 2 GHz.</w:t>
+      </w:r>
+    </w:p>
+    <w:p>
+      <w:pPr>
+        <w:pStyle w:val="PargrafodaLista"/>
+        <w:numPr>
+          <w:ilvl w:val="0"/>
+          <w:numId w:val="39"/>
+        </w:numPr>
+      </w:pPr>
+      <w:r>
+        <w:t>SPI VIP (</w:t>
+      </w:r>
+      <w:proofErr w:type="spellStart"/>
+      <w:r>
+        <w:t>spi_agent</w:t>
+      </w:r>
+      <w:proofErr w:type="spellEnd"/>
+      <w:r>
+        <w:t xml:space="preserve">): Agente ativo com driver, monitor e </w:t>
+      </w:r>
+      <w:proofErr w:type="spellStart"/>
+      <w:r>
+        <w:t>sequencer</w:t>
+      </w:r>
+      <w:proofErr w:type="spellEnd"/>
+      <w:r>
+        <w:t xml:space="preserve"> para transacionar frames SPI de 40 bits em Modo 0 a até 25 MHz.</w:t>
+      </w:r>
+    </w:p>
+    <w:p>
+      <w:pPr>
+        <w:pStyle w:val="PargrafodaLista"/>
+        <w:numPr>
+          <w:ilvl w:val="0"/>
+          <w:numId w:val="39"/>
+        </w:numPr>
+      </w:pPr>
+      <w:proofErr w:type="spellStart"/>
+      <w:r>
+        <w:t>Mmemory</w:t>
+      </w:r>
+      <w:proofErr w:type="spellEnd"/>
+      <w:r>
+        <w:t xml:space="preserve"> Data VIP (</w:t>
+      </w:r>
+      <w:proofErr w:type="spellStart"/>
+      <w:r>
+        <w:t>mem_agent</w:t>
+      </w:r>
+      <w:proofErr w:type="spellEnd"/>
+      <w:r>
+        <w:t>): Agente ativo que dirige e observa acessos externos de leitura/escrita de 32 bits na memória.</w:t>
+      </w:r>
+    </w:p>
+    <w:p>
+      <w:pPr>
+        <w:pStyle w:val="PargrafodaLista"/>
+        <w:numPr>
+          <w:ilvl w:val="0"/>
+          <w:numId w:val="39"/>
+        </w:numPr>
+      </w:pPr>
+      <w:proofErr w:type="spellStart"/>
+      <w:r>
+        <w:t>Scoreboard</w:t>
+      </w:r>
+      <w:proofErr w:type="spellEnd"/>
+      <w:r>
+        <w:t xml:space="preserve"> &amp; </w:t>
+      </w:r>
+      <w:proofErr w:type="spellStart"/>
+      <w:r>
+        <w:t>Reference</w:t>
+      </w:r>
+      <w:proofErr w:type="spellEnd"/>
+      <w:r>
+        <w:t xml:space="preserve"> Model (</w:t>
+      </w:r>
+      <w:proofErr w:type="spellStart"/>
+      <w:r>
+        <w:t>minisoc_scoreboard</w:t>
+      </w:r>
+      <w:proofErr w:type="spellEnd"/>
+      <w:r>
+        <w:t xml:space="preserve">): Integra o modelo de referência em </w:t>
+      </w:r>
+      <w:proofErr w:type="gramStart"/>
+      <w:r>
+        <w:t>C++(</w:t>
+      </w:r>
+      <w:proofErr w:type="gramEnd"/>
+      <w:r>
+        <w:t xml:space="preserve">NIST FIPS 197) via </w:t>
+      </w:r>
+      <w:proofErr w:type="spellStart"/>
+      <w:r>
+        <w:t>SystemVerilog</w:t>
+      </w:r>
+      <w:proofErr w:type="spellEnd"/>
+      <w:r>
+        <w:t xml:space="preserve"> DPI-C. O monitor de </w:t>
+      </w:r>
+      <w:proofErr w:type="gramStart"/>
+      <w:r>
+        <w:t>memoria</w:t>
+      </w:r>
+      <w:proofErr w:type="gramEnd"/>
+      <w:r>
+        <w:t xml:space="preserve"> e o monitor SPI enviam transações ao </w:t>
+      </w:r>
+      <w:proofErr w:type="spellStart"/>
+      <w:r>
+        <w:t>scoreboard</w:t>
+      </w:r>
+      <w:proofErr w:type="spellEnd"/>
+      <w:r>
+        <w:t>, que calcula a saída esperada (</w:t>
+      </w:r>
+      <w:proofErr w:type="spellStart"/>
+      <w:r>
+        <w:t>expected</w:t>
+      </w:r>
+      <w:proofErr w:type="spellEnd"/>
+      <w:r>
+        <w:t xml:space="preserve">) e compara palavra por palavra com os dados lidos do DUT, sinalizando qualquer </w:t>
+      </w:r>
+      <w:proofErr w:type="spellStart"/>
+      <w:r>
+        <w:t>mismatch</w:t>
+      </w:r>
+      <w:proofErr w:type="spellEnd"/>
+      <w:r>
+        <w:t xml:space="preserve"> imediatamente com </w:t>
+      </w:r>
+      <w:proofErr w:type="spellStart"/>
+      <w:r>
+        <w:t>severida</w:t>
+      </w:r>
+      <w:proofErr w:type="spellEnd"/>
+      <w:r>
+        <w:t xml:space="preserve"> UVM_ERROR.</w:t>
+      </w:r>
+    </w:p>
+    <w:p>
+      <w:pPr>
+        <w:pStyle w:val="PargrafodaLista"/>
+        <w:numPr>
+          <w:ilvl w:val="0"/>
+          <w:numId w:val="39"/>
+        </w:numPr>
+      </w:pPr>
+      <w:r>
+        <w:t>Cobertura Funcional (</w:t>
+      </w:r>
+      <w:proofErr w:type="spellStart"/>
+      <w:r>
+        <w:t>minisoc_coverage</w:t>
+      </w:r>
+      <w:proofErr w:type="spellEnd"/>
+      <w:r>
+        <w:t xml:space="preserve">): Assinante dos monitores que coleta </w:t>
+      </w:r>
+      <w:proofErr w:type="spellStart"/>
+      <w:r>
+        <w:t>covergroups</w:t>
+      </w:r>
+      <w:proofErr w:type="spellEnd"/>
+      <w:r>
+        <w:t xml:space="preserve"> para registradores SPI, modos AES, limites de números de blocos (1 a 256), divisores do PLL e exclusão mútua do MUX de memória.</w:t>
+      </w:r>
+    </w:p>
+    <w:p>
+      <w:pPr>
+        <w:pStyle w:val="PargrafodaLista"/>
+        <w:numPr>
+          <w:ilvl w:val="0"/>
+          <w:numId w:val="38"/>
+        </w:numPr>
+      </w:pPr>
+      <w:r>
+        <w:t xml:space="preserve">Virtual </w:t>
+      </w:r>
+      <w:proofErr w:type="spellStart"/>
+      <w:r>
+        <w:t>Sequencer</w:t>
+      </w:r>
+      <w:proofErr w:type="spellEnd"/>
+      <w:r>
+        <w:t xml:space="preserve"> &amp; </w:t>
+      </w:r>
+      <w:proofErr w:type="spellStart"/>
+      <w:r>
+        <w:t>Sequences</w:t>
+      </w:r>
+      <w:proofErr w:type="spellEnd"/>
+      <w:r>
+        <w:t>: Coordenam os cenários realistas Day-in-</w:t>
+      </w:r>
+      <w:proofErr w:type="spellStart"/>
+      <w:r>
+        <w:t>the</w:t>
+      </w:r>
+      <w:proofErr w:type="spellEnd"/>
+      <w:r>
+        <w:t>-Life, sincronizando a carga de memória, programação SPI, espera por DONE e leitura final de resultados.</w:t>
       </w:r>
     </w:p>
     <w:p>
@@ -5438,6 +6395,7 @@
         <w:rPr>
           <w:noProof/>
         </w:rPr>
+        <w:lastRenderedPageBreak/>
         <w:drawing>
           <wp:inline distT="0" distB="0" distL="0" distR="0" wp14:anchorId="1AE006BF" wp14:editId="6FA3E26F">
             <wp:extent cx="5619420" cy="4407877"/>
@@ -5482,7 +6440,7 @@
     </w:p>
     <w:p>
       <w:pPr>
-        <w:pStyle w:val="Heading1"/>
+        <w:pStyle w:val="Ttulo1"/>
       </w:pPr>
       <w:r>
         <w:lastRenderedPageBreak/>
@@ -6478,14 +7436,27 @@
           </w:tcPr>
           <w:p>
             <w:pPr>
-              <w:spacing w:after="0"/>
+              <w:spacing w:before="40" w:after="40"/>
+              <w:rPr>
+                <w:sz w:val="15"/>
+                <w:szCs w:val="15"/>
+              </w:rPr>
             </w:pPr>
             <w:r>
               <w:rPr>
                 <w:b/>
                 <w:sz w:val="15"/>
-              </w:rPr>
-              <w:t>ST-XX</w:t>
+                <w:szCs w:val="15"/>
+              </w:rPr>
+              <w:t>ST-SPI-0</w:t>
+            </w:r>
+            <w:r>
+              <w:rPr>
+                <w:b/>
+                <w:sz w:val="15"/>
+                <w:szCs w:val="15"/>
+              </w:rPr>
+              <w:t>2</w:t>
             </w:r>
           </w:p>
         </w:tc>
@@ -6502,13 +7473,18 @@
           </w:tcPr>
           <w:p>
             <w:pPr>
-              <w:spacing w:after="0"/>
-            </w:pPr>
-            <w:r>
+              <w:spacing w:before="40" w:after="40"/>
               <w:rPr>
                 <w:sz w:val="15"/>
-              </w:rPr>
-              <w:t>[IF]</w:t>
+                <w:szCs w:val="15"/>
+              </w:rPr>
+            </w:pPr>
+            <w:r>
+              <w:rPr>
+                <w:sz w:val="15"/>
+                <w:szCs w:val="15"/>
+              </w:rPr>
+              <w:t>SPI</w:t>
             </w:r>
           </w:p>
         </w:tc>
@@ -6525,13 +7501,18 @@
           </w:tcPr>
           <w:p>
             <w:pPr>
-              <w:spacing w:after="0"/>
-            </w:pPr>
-            <w:r>
+              <w:spacing w:before="40" w:after="40"/>
               <w:rPr>
                 <w:sz w:val="15"/>
-              </w:rPr>
-              <w:t>[Parâmetro]</w:t>
+                <w:szCs w:val="15"/>
+              </w:rPr>
+            </w:pPr>
+            <w:r>
+              <w:rPr>
+                <w:sz w:val="15"/>
+                <w:szCs w:val="15"/>
+              </w:rPr>
+              <w:t>Escrita proibida / RO</w:t>
             </w:r>
           </w:p>
         </w:tc>
@@ -6548,13 +7529,18 @@
           </w:tcPr>
           <w:p>
             <w:pPr>
-              <w:spacing w:after="0"/>
-            </w:pPr>
-            <w:r>
+              <w:spacing w:before="40" w:after="40"/>
               <w:rPr>
                 <w:sz w:val="15"/>
-              </w:rPr>
-              <w:t>[Valores]</w:t>
+                <w:szCs w:val="15"/>
+              </w:rPr>
+            </w:pPr>
+            <w:r>
+              <w:rPr>
+                <w:sz w:val="15"/>
+                <w:szCs w:val="15"/>
+              </w:rPr>
+              <w:t>Escrita em VERSION, STATUS ou durante AES_BUSY=1.</w:t>
             </w:r>
           </w:p>
         </w:tc>
@@ -6571,13 +7557,351 @@
           </w:tcPr>
           <w:p>
             <w:pPr>
-              <w:spacing w:after="0"/>
-            </w:pPr>
-            <w:r>
+              <w:spacing w:before="40" w:after="40"/>
               <w:rPr>
                 <w:sz w:val="15"/>
-              </w:rPr>
-              <w:t>[Objetivo]</w:t>
+                <w:szCs w:val="15"/>
+              </w:rPr>
+            </w:pPr>
+            <w:r>
+              <w:rPr>
+                <w:sz w:val="15"/>
+                <w:szCs w:val="15"/>
+              </w:rPr>
+              <w:t>Validar imunidade e proteção de registradores.</w:t>
+            </w:r>
+          </w:p>
+        </w:tc>
+      </w:tr>
+      <w:tr>
+        <w:trPr>
+          <w:jc w:val="center"/>
+        </w:trPr>
+        <w:tc>
+          <w:tcPr>
+            <w:tcW w:w="1224" w:type="dxa"/>
+          </w:tcPr>
+          <w:p>
+            <w:pPr>
+              <w:spacing w:before="40" w:after="40"/>
+              <w:rPr>
+                <w:sz w:val="15"/>
+                <w:szCs w:val="15"/>
+              </w:rPr>
+            </w:pPr>
+            <w:r>
+              <w:rPr>
+                <w:b/>
+                <w:sz w:val="15"/>
+                <w:szCs w:val="15"/>
+              </w:rPr>
+              <w:t>ST-AES-01</w:t>
+            </w:r>
+          </w:p>
+        </w:tc>
+        <w:tc>
+          <w:tcPr>
+            <w:tcW w:w="1296" w:type="dxa"/>
+          </w:tcPr>
+          <w:p>
+            <w:pPr>
+              <w:spacing w:before="40" w:after="40"/>
+              <w:rPr>
+                <w:sz w:val="15"/>
+                <w:szCs w:val="15"/>
+              </w:rPr>
+            </w:pPr>
+            <w:r>
+              <w:rPr>
+                <w:sz w:val="15"/>
+                <w:szCs w:val="15"/>
+              </w:rPr>
+              <w:t>AES/SPI</w:t>
+            </w:r>
+          </w:p>
+        </w:tc>
+        <w:tc>
+          <w:tcPr>
+            <w:tcW w:w="2448" w:type="dxa"/>
+          </w:tcPr>
+          <w:p>
+            <w:pPr>
+              <w:spacing w:before="40" w:after="40"/>
+              <w:rPr>
+                <w:sz w:val="15"/>
+                <w:szCs w:val="15"/>
+              </w:rPr>
+            </w:pPr>
+            <w:r>
+              <w:rPr>
+                <w:sz w:val="15"/>
+                <w:szCs w:val="15"/>
+              </w:rPr>
+              <w:t>Configuração de modos legais</w:t>
+            </w:r>
+          </w:p>
+        </w:tc>
+        <w:tc>
+          <w:tcPr>
+            <w:tcW w:w="3240" w:type="dxa"/>
+          </w:tcPr>
+          <w:p>
+            <w:pPr>
+              <w:spacing w:before="40" w:after="40"/>
+              <w:rPr>
+                <w:sz w:val="15"/>
+                <w:szCs w:val="15"/>
+              </w:rPr>
+            </w:pPr>
+            <w:r>
+              <w:rPr>
+                <w:sz w:val="15"/>
+                <w:szCs w:val="15"/>
+              </w:rPr>
+              <w:t>Modos ECB, CBC, PCBC, CFB, OFB, CTR com 1 a 256 blocos.</w:t>
+            </w:r>
+          </w:p>
+        </w:tc>
+        <w:tc>
+          <w:tcPr>
+            <w:tcW w:w="2160" w:type="dxa"/>
+          </w:tcPr>
+          <w:p>
+            <w:pPr>
+              <w:spacing w:before="40" w:after="40"/>
+              <w:rPr>
+                <w:sz w:val="15"/>
+                <w:szCs w:val="15"/>
+              </w:rPr>
+            </w:pPr>
+            <w:r>
+              <w:rPr>
+                <w:sz w:val="15"/>
+                <w:szCs w:val="15"/>
+              </w:rPr>
+              <w:t>Verificar funcionalidade criptográfica nominal.</w:t>
+            </w:r>
+          </w:p>
+        </w:tc>
+      </w:tr>
+      <w:tr>
+        <w:trPr>
+          <w:jc w:val="center"/>
+        </w:trPr>
+        <w:tc>
+          <w:tcPr>
+            <w:tcW w:w="1224" w:type="dxa"/>
+          </w:tcPr>
+          <w:p>
+            <w:pPr>
+              <w:spacing w:before="40" w:after="40"/>
+              <w:rPr>
+                <w:sz w:val="15"/>
+                <w:szCs w:val="15"/>
+              </w:rPr>
+            </w:pPr>
+            <w:r>
+              <w:rPr>
+                <w:b/>
+                <w:sz w:val="15"/>
+                <w:szCs w:val="15"/>
+              </w:rPr>
+              <w:t>ST-AES-02</w:t>
+            </w:r>
+          </w:p>
+        </w:tc>
+        <w:tc>
+          <w:tcPr>
+            <w:tcW w:w="1296" w:type="dxa"/>
+          </w:tcPr>
+          <w:p>
+            <w:pPr>
+              <w:spacing w:before="40" w:after="40"/>
+              <w:rPr>
+                <w:sz w:val="15"/>
+                <w:szCs w:val="15"/>
+              </w:rPr>
+            </w:pPr>
+            <w:r>
+              <w:rPr>
+                <w:sz w:val="15"/>
+                <w:szCs w:val="15"/>
+              </w:rPr>
+              <w:t>AES/SPI</w:t>
+            </w:r>
+          </w:p>
+        </w:tc>
+        <w:tc>
+          <w:tcPr>
+            <w:tcW w:w="2448" w:type="dxa"/>
+          </w:tcPr>
+          <w:p>
+            <w:pPr>
+              <w:spacing w:before="40" w:after="40"/>
+              <w:rPr>
+                <w:sz w:val="15"/>
+                <w:szCs w:val="15"/>
+              </w:rPr>
+            </w:pPr>
+            <w:r>
+              <w:rPr>
+                <w:sz w:val="15"/>
+                <w:szCs w:val="15"/>
+              </w:rPr>
+              <w:t>Configurações ilegais</w:t>
+            </w:r>
+          </w:p>
+        </w:tc>
+        <w:tc>
+          <w:tcPr>
+            <w:tcW w:w="3240" w:type="dxa"/>
+          </w:tcPr>
+          <w:p>
+            <w:pPr>
+              <w:spacing w:before="40" w:after="40"/>
+              <w:rPr>
+                <w:sz w:val="15"/>
+                <w:szCs w:val="15"/>
+              </w:rPr>
+            </w:pPr>
+            <w:r>
+              <w:rPr>
+                <w:sz w:val="15"/>
+                <w:szCs w:val="15"/>
+              </w:rPr>
+              <w:t>MODE &gt;= 6 ou NUM_BLOCKS = 0.</w:t>
+            </w:r>
+          </w:p>
+        </w:tc>
+        <w:tc>
+          <w:tcPr>
+            <w:tcW w:w="2160" w:type="dxa"/>
+          </w:tcPr>
+          <w:p>
+            <w:pPr>
+              <w:spacing w:before="40" w:after="40"/>
+              <w:rPr>
+                <w:sz w:val="15"/>
+                <w:szCs w:val="15"/>
+              </w:rPr>
+            </w:pPr>
+            <w:r>
+              <w:rPr>
+                <w:sz w:val="15"/>
+                <w:szCs w:val="15"/>
+              </w:rPr>
+              <w:t>Verificar asserção de ERROR e aborto imediato.</w:t>
+            </w:r>
+          </w:p>
+        </w:tc>
+      </w:tr>
+      <w:tr>
+        <w:trPr>
+          <w:jc w:val="center"/>
+        </w:trPr>
+        <w:tc>
+          <w:tcPr>
+            <w:tcW w:w="1224" w:type="dxa"/>
+          </w:tcPr>
+          <w:p>
+            <w:pPr>
+              <w:spacing w:before="40" w:after="40"/>
+              <w:rPr>
+                <w:sz w:val="15"/>
+                <w:szCs w:val="15"/>
+              </w:rPr>
+            </w:pPr>
+            <w:r>
+              <w:rPr>
+                <w:b/>
+                <w:sz w:val="15"/>
+                <w:szCs w:val="15"/>
+              </w:rPr>
+              <w:t>ST-MEM-03</w:t>
+            </w:r>
+          </w:p>
+        </w:tc>
+        <w:tc>
+          <w:tcPr>
+            <w:tcW w:w="1296" w:type="dxa"/>
+          </w:tcPr>
+          <w:p>
+            <w:pPr>
+              <w:spacing w:before="40" w:after="40"/>
+              <w:rPr>
+                <w:sz w:val="15"/>
+                <w:szCs w:val="15"/>
+              </w:rPr>
+            </w:pPr>
+            <w:r>
+              <w:rPr>
+                <w:sz w:val="15"/>
+                <w:szCs w:val="15"/>
+              </w:rPr>
+              <w:t>MEMORY</w:t>
+            </w:r>
+          </w:p>
+        </w:tc>
+        <w:tc>
+          <w:tcPr>
+            <w:tcW w:w="2448" w:type="dxa"/>
+          </w:tcPr>
+          <w:p>
+            <w:pPr>
+              <w:spacing w:before="40" w:after="40"/>
+              <w:rPr>
+                <w:sz w:val="15"/>
+                <w:szCs w:val="15"/>
+              </w:rPr>
+            </w:pPr>
+            <w:r>
+              <w:rPr>
+                <w:sz w:val="15"/>
+                <w:szCs w:val="15"/>
+              </w:rPr>
+              <w:t>Escrita durante AES_BUSY</w:t>
+            </w:r>
+          </w:p>
+        </w:tc>
+        <w:tc>
+          <w:tcPr>
+            <w:tcW w:w="3240" w:type="dxa"/>
+          </w:tcPr>
+          <w:p>
+            <w:pPr>
+              <w:spacing w:before="40" w:after="40"/>
+              <w:rPr>
+                <w:sz w:val="15"/>
+                <w:szCs w:val="15"/>
+              </w:rPr>
+            </w:pPr>
+            <w:r>
+              <w:rPr>
+                <w:sz w:val="15"/>
+                <w:szCs w:val="15"/>
+              </w:rPr>
+              <w:t>Injeção de mem_i_wr_en=1 com MEM_SEL_AES=1.</w:t>
+            </w:r>
+          </w:p>
+        </w:tc>
+        <w:tc>
+          <w:tcPr>
+            <w:tcW w:w="2160" w:type="dxa"/>
+          </w:tcPr>
+          <w:p>
+            <w:pPr>
+              <w:spacing w:before="40" w:after="40"/>
+              <w:rPr>
+                <w:sz w:val="15"/>
+                <w:szCs w:val="15"/>
+              </w:rPr>
+            </w:pPr>
+            <w:r>
+              <w:rPr>
+                <w:sz w:val="15"/>
+                <w:szCs w:val="15"/>
+              </w:rPr>
+              <w:t>Validar exclusão mútua do MUX da memória.</w:t>
             </w:r>
           </w:p>
         </w:tc>
@@ -6595,7 +7919,7 @@
     </w:p>
     <w:p>
       <w:pPr>
-        <w:pStyle w:val="Heading1"/>
+        <w:pStyle w:val="Ttulo1"/>
       </w:pPr>
       <w:r>
         <w:lastRenderedPageBreak/>
@@ -7221,14 +8545,19 @@
           </w:tcPr>
           <w:p>
             <w:pPr>
-              <w:spacing w:after="0"/>
+              <w:spacing w:before="40" w:after="40"/>
+              <w:rPr>
+                <w:sz w:val="16"/>
+                <w:szCs w:val="16"/>
+              </w:rPr>
             </w:pPr>
             <w:r>
               <w:rPr>
                 <w:b/>
                 <w:sz w:val="16"/>
-              </w:rPr>
-              <w:t>CHK-XX</w:t>
+                <w:szCs w:val="16"/>
+              </w:rPr>
+              <w:t>CHK-05</w:t>
             </w:r>
           </w:p>
         </w:tc>
@@ -7245,13 +8574,18 @@
           </w:tcPr>
           <w:p>
             <w:pPr>
-              <w:spacing w:after="0"/>
-            </w:pPr>
-            <w:r>
-              <w:rPr>
-                <w:sz w:val="16"/>
-              </w:rPr>
-              <w:t>[Adicionar]</w:t>
+              <w:spacing w:before="40" w:after="40"/>
+              <w:rPr>
+                <w:sz w:val="16"/>
+                <w:szCs w:val="16"/>
+              </w:rPr>
+            </w:pPr>
+            <w:r>
+              <w:rPr>
+                <w:sz w:val="16"/>
+                <w:szCs w:val="16"/>
+              </w:rPr>
+              <w:t>PLL Lock &amp; Clock Checker</w:t>
             </w:r>
           </w:p>
         </w:tc>
@@ -7268,13 +8602,18 @@
           </w:tcPr>
           <w:p>
             <w:pPr>
-              <w:spacing w:after="0"/>
-            </w:pPr>
-            <w:r>
-              <w:rPr>
-                <w:sz w:val="16"/>
-              </w:rPr>
-              <w:t>[Entradas]</w:t>
+              <w:spacing w:before="40" w:after="40"/>
+              <w:rPr>
+                <w:sz w:val="16"/>
+                <w:szCs w:val="16"/>
+              </w:rPr>
+            </w:pPr>
+            <w:r>
+              <w:rPr>
+                <w:sz w:val="16"/>
+                <w:szCs w:val="16"/>
+              </w:rPr>
+              <w:t>i_enable, o_locked, sys_clk</w:t>
             </w:r>
           </w:p>
         </w:tc>
@@ -7291,13 +8630,108 @@
           </w:tcPr>
           <w:p>
             <w:pPr>
-              <w:spacing w:after="0"/>
-            </w:pPr>
-            <w:r>
-              <w:rPr>
-                <w:sz w:val="16"/>
-              </w:rPr>
-              <w:t>[Regra]</w:t>
+              <w:spacing w:before="40" w:after="40"/>
+              <w:rPr>
+                <w:sz w:val="16"/>
+                <w:szCs w:val="16"/>
+              </w:rPr>
+            </w:pPr>
+            <w:r>
+              <w:rPr>
+                <w:sz w:val="16"/>
+                <w:szCs w:val="16"/>
+              </w:rPr>
+              <w:t>Garante que sys_clk não pulsa antes de locked e que o número de ciclos de lock respeita [8, 31].</w:t>
+            </w:r>
+          </w:p>
+        </w:tc>
+      </w:tr>
+      <w:tr>
+        <w:trPr>
+          <w:jc w:val="center"/>
+        </w:trPr>
+        <w:tc>
+          <w:tcPr>
+            <w:tcW w:w="1152" w:type="dxa"/>
+          </w:tcPr>
+          <w:p>
+            <w:pPr>
+              <w:spacing w:before="40" w:after="40"/>
+              <w:rPr>
+                <w:sz w:val="16"/>
+                <w:szCs w:val="16"/>
+              </w:rPr>
+            </w:pPr>
+            <w:r>
+              <w:rPr>
+                <w:b/>
+                <w:sz w:val="16"/>
+                <w:szCs w:val="16"/>
+              </w:rPr>
+              <w:t>CHK-06</w:t>
+            </w:r>
+          </w:p>
+        </w:tc>
+        <w:tc>
+          <w:tcPr>
+            <w:tcW w:w="2880" w:type="dxa"/>
+          </w:tcPr>
+          <w:p>
+            <w:pPr>
+              <w:spacing w:before="40" w:after="40"/>
+              <w:rPr>
+                <w:sz w:val="16"/>
+                <w:szCs w:val="16"/>
+              </w:rPr>
+            </w:pPr>
+            <w:r>
+              <w:rPr>
+                <w:sz w:val="16"/>
+                <w:szCs w:val="16"/>
+              </w:rPr>
+              <w:t>Memory Mutual Exclusion Checker</w:t>
+            </w:r>
+          </w:p>
+        </w:tc>
+        <w:tc>
+          <w:tcPr>
+            <w:tcW w:w="3168" w:type="dxa"/>
+          </w:tcPr>
+          <w:p>
+            <w:pPr>
+              <w:spacing w:before="40" w:after="40"/>
+              <w:rPr>
+                <w:sz w:val="16"/>
+                <w:szCs w:val="16"/>
+              </w:rPr>
+            </w:pPr>
+            <w:r>
+              <w:rPr>
+                <w:sz w:val="16"/>
+                <w:szCs w:val="16"/>
+              </w:rPr>
+              <w:t>mem_i_*, i_sel_aes, aes_mem_*</w:t>
+            </w:r>
+          </w:p>
+        </w:tc>
+        <w:tc>
+          <w:tcPr>
+            <w:tcW w:w="3168" w:type="dxa"/>
+          </w:tcPr>
+          <w:p>
+            <w:pPr>
+              <w:spacing w:before="40" w:after="40"/>
+              <w:rPr>
+                <w:sz w:val="16"/>
+                <w:szCs w:val="16"/>
+              </w:rPr>
+            </w:pPr>
+            <w:r>
+              <w:rPr>
+                <w:sz w:val="16"/>
+                <w:szCs w:val="16"/>
+              </w:rPr>
+              <w:t>Garante que nenhuma escrita externa altera a SRAM enquanto i_sel_aes=1.</w:t>
             </w:r>
           </w:p>
         </w:tc>
@@ -7310,7 +8744,7 @@
     </w:p>
     <w:p>
       <w:pPr>
-        <w:pStyle w:val="Heading2"/>
+        <w:pStyle w:val="Ttulo2"/>
       </w:pPr>
       <w:r>
         <w:t>Assertions planejadas</w:t>
@@ -7466,14 +8900,19 @@
           </w:tcPr>
           <w:p>
             <w:pPr>
-              <w:spacing w:after="0"/>
+              <w:spacing w:before="40" w:after="40"/>
+              <w:rPr>
+                <w:sz w:val="16"/>
+                <w:szCs w:val="16"/>
+              </w:rPr>
             </w:pPr>
             <w:r>
               <w:rPr>
                 <w:b/>
                 <w:sz w:val="16"/>
-              </w:rPr>
-              <w:t>A-01</w:t>
+                <w:szCs w:val="16"/>
+              </w:rPr>
+              <w:t>A-RST-01</w:t>
             </w:r>
           </w:p>
         </w:tc>
@@ -7490,13 +8929,18 @@
           </w:tcPr>
           <w:p>
             <w:pPr>
-              <w:spacing w:after="0"/>
-            </w:pPr>
-            <w:r>
-              <w:rPr>
-                <w:sz w:val="16"/>
-              </w:rPr>
-              <w:t>Ex.: após reset, saída/estado deve assumir valor definido.</w:t>
+              <w:spacing w:before="40" w:after="40"/>
+              <w:rPr>
+                <w:sz w:val="16"/>
+                <w:szCs w:val="16"/>
+              </w:rPr>
+            </w:pPr>
+            <w:r>
+              <w:rPr>
+                <w:sz w:val="16"/>
+                <w:szCs w:val="16"/>
+              </w:rPr>
+              <w:t>sys_rst_n e registradores devem permanecer em reset enquanto rst_n=0.</w:t>
             </w:r>
           </w:p>
         </w:tc>
@@ -7513,13 +8957,18 @@
           </w:tcPr>
           <w:p>
             <w:pPr>
-              <w:spacing w:after="0"/>
-            </w:pPr>
-            <w:r>
-              <w:rPr>
-                <w:sz w:val="16"/>
-              </w:rPr>
-              <w:t>Janela pós-reset.</w:t>
+              <w:spacing w:before="40" w:after="40"/>
+              <w:rPr>
+                <w:sz w:val="16"/>
+                <w:szCs w:val="16"/>
+              </w:rPr>
+            </w:pPr>
+            <w:r>
+              <w:rPr>
+                <w:sz w:val="16"/>
+                <w:szCs w:val="16"/>
+              </w:rPr>
+              <w:t>Durante pulso de reset global.</w:t>
             </w:r>
           </w:p>
         </w:tc>
@@ -7536,13 +8985,18 @@
           </w:tcPr>
           <w:p>
             <w:pPr>
-              <w:spacing w:after="0"/>
-            </w:pPr>
-            <w:r>
-              <w:rPr>
-                <w:sz w:val="16"/>
-              </w:rPr>
-              <w:t>Violação de inicialização.</w:t>
+              <w:spacing w:before="40" w:after="40"/>
+              <w:rPr>
+                <w:sz w:val="16"/>
+                <w:szCs w:val="16"/>
+              </w:rPr>
+            </w:pPr>
+            <w:r>
+              <w:rPr>
+                <w:sz w:val="16"/>
+                <w:szCs w:val="16"/>
+              </w:rPr>
+              <w:t>Falha de reset assíncrono do sistema.</w:t>
             </w:r>
           </w:p>
         </w:tc>
@@ -7566,14 +9020,19 @@
           </w:tcPr>
           <w:p>
             <w:pPr>
-              <w:spacing w:after="0"/>
+              <w:spacing w:before="40" w:after="40"/>
+              <w:rPr>
+                <w:sz w:val="16"/>
+                <w:szCs w:val="16"/>
+              </w:rPr>
             </w:pPr>
             <w:r>
               <w:rPr>
                 <w:b/>
                 <w:sz w:val="16"/>
-              </w:rPr>
-              <w:t>A-02</w:t>
+                <w:szCs w:val="16"/>
+              </w:rPr>
+              <w:t>A-CLK-01</w:t>
             </w:r>
           </w:p>
         </w:tc>
@@ -7591,13 +9050,18 @@
           </w:tcPr>
           <w:p>
             <w:pPr>
-              <w:spacing w:after="0"/>
-            </w:pPr>
-            <w:r>
-              <w:rPr>
-                <w:sz w:val="16"/>
-              </w:rPr>
-              <w:t>Ex.: request válido deve obedecer handshake/protocolo.</w:t>
+              <w:spacing w:before="40" w:after="40"/>
+              <w:rPr>
+                <w:sz w:val="16"/>
+                <w:szCs w:val="16"/>
+              </w:rPr>
+            </w:pPr>
+            <w:r>
+              <w:rPr>
+                <w:sz w:val="16"/>
+                <w:szCs w:val="16"/>
+              </w:rPr>
+              <w:t>sys_clk não deve oscilar enquanto pll_locked for 0.</w:t>
             </w:r>
           </w:p>
         </w:tc>
@@ -7615,13 +9079,18 @@
           </w:tcPr>
           <w:p>
             <w:pPr>
-              <w:spacing w:after="0"/>
-            </w:pPr>
-            <w:r>
-              <w:rPr>
-                <w:sz w:val="16"/>
-              </w:rPr>
-              <w:t>Durante MEMORY DATA.</w:t>
+              <w:spacing w:before="40" w:after="40"/>
+              <w:rPr>
+                <w:sz w:val="16"/>
+                <w:szCs w:val="16"/>
+              </w:rPr>
+            </w:pPr>
+            <w:r>
+              <w:rPr>
+                <w:sz w:val="16"/>
+                <w:szCs w:val="16"/>
+              </w:rPr>
+              <w:t>Entre rst_n=1 e asserção de pll_locked.</w:t>
             </w:r>
           </w:p>
         </w:tc>
@@ -7639,13 +9108,18 @@
           </w:tcPr>
           <w:p>
             <w:pPr>
-              <w:spacing w:after="0"/>
-            </w:pPr>
-            <w:r>
-              <w:rPr>
-                <w:sz w:val="16"/>
-              </w:rPr>
-              <w:t>Violação de protocolo.</w:t>
+              <w:spacing w:before="40" w:after="40"/>
+              <w:rPr>
+                <w:sz w:val="16"/>
+                <w:szCs w:val="16"/>
+              </w:rPr>
+            </w:pPr>
+            <w:r>
+              <w:rPr>
+                <w:sz w:val="16"/>
+                <w:szCs w:val="16"/>
+              </w:rPr>
+              <w:t>Violação de clock gating / clock não liberado prematuramente.</w:t>
             </w:r>
           </w:p>
         </w:tc>
@@ -7668,14 +9142,19 @@
           </w:tcPr>
           <w:p>
             <w:pPr>
-              <w:spacing w:after="0"/>
+              <w:spacing w:before="40" w:after="40"/>
+              <w:rPr>
+                <w:sz w:val="16"/>
+                <w:szCs w:val="16"/>
+              </w:rPr>
             </w:pPr>
             <w:r>
               <w:rPr>
                 <w:b/>
                 <w:sz w:val="16"/>
-              </w:rPr>
-              <w:t>A-XX</w:t>
+                <w:szCs w:val="16"/>
+              </w:rPr>
+              <w:t>A-SPI-01</w:t>
             </w:r>
           </w:p>
         </w:tc>
@@ -7692,13 +9171,18 @@
           </w:tcPr>
           <w:p>
             <w:pPr>
-              <w:spacing w:after="0"/>
-            </w:pPr>
-            <w:r>
-              <w:rPr>
-                <w:sz w:val="16"/>
-              </w:rPr>
-              <w:t>[Propriedade]</w:t>
+              <w:spacing w:before="40" w:after="40"/>
+              <w:rPr>
+                <w:sz w:val="16"/>
+                <w:szCs w:val="16"/>
+              </w:rPr>
+            </w:pPr>
+            <w:r>
+              <w:rPr>
+                <w:sz w:val="16"/>
+                <w:szCs w:val="16"/>
+              </w:rPr>
+              <w:t>Frame de escrita SPI ignorado se aes_busy=1.</w:t>
             </w:r>
           </w:p>
         </w:tc>
@@ -7715,13 +9199,18 @@
           </w:tcPr>
           <w:p>
             <w:pPr>
-              <w:spacing w:after="0"/>
-            </w:pPr>
-            <w:r>
-              <w:rPr>
-                <w:sz w:val="16"/>
-              </w:rPr>
-              <w:t>[Condição]</w:t>
+              <w:spacing w:before="40" w:after="40"/>
+              <w:rPr>
+                <w:sz w:val="16"/>
+                <w:szCs w:val="16"/>
+              </w:rPr>
+            </w:pPr>
+            <w:r>
+              <w:rPr>
+                <w:sz w:val="16"/>
+                <w:szCs w:val="16"/>
+              </w:rPr>
+              <w:t>Durante operação ativa do AES.</w:t>
             </w:r>
           </w:p>
         </w:tc>
@@ -7738,13 +9227,198 @@
           </w:tcPr>
           <w:p>
             <w:pPr>
-              <w:spacing w:after="0"/>
-            </w:pPr>
-            <w:r>
-              <w:rPr>
-                <w:sz w:val="16"/>
-              </w:rPr>
-              <w:t>[Interpretação]</w:t>
+              <w:spacing w:before="40" w:after="40"/>
+              <w:rPr>
+                <w:sz w:val="16"/>
+                <w:szCs w:val="16"/>
+              </w:rPr>
+            </w:pPr>
+            <w:r>
+              <w:rPr>
+                <w:sz w:val="16"/>
+                <w:szCs w:val="16"/>
+              </w:rPr>
+              <w:t>Corrupção de registradores em atividade.</w:t>
+            </w:r>
+          </w:p>
+        </w:tc>
+      </w:tr>
+      <w:tr>
+        <w:trPr>
+          <w:jc w:val="center"/>
+        </w:trPr>
+        <w:tc>
+          <w:tcPr>
+            <w:tcW w:w="1008" w:type="dxa"/>
+          </w:tcPr>
+          <w:p>
+            <w:pPr>
+              <w:spacing w:before="40" w:after="40"/>
+              <w:rPr>
+                <w:sz w:val="16"/>
+                <w:szCs w:val="16"/>
+              </w:rPr>
+            </w:pPr>
+            <w:r>
+              <w:rPr>
+                <w:b/>
+                <w:sz w:val="16"/>
+                <w:szCs w:val="16"/>
+              </w:rPr>
+              <w:t>A-AES-01</w:t>
+            </w:r>
+          </w:p>
+        </w:tc>
+        <w:tc>
+          <w:tcPr>
+            <w:tcW w:w="4680" w:type="dxa"/>
+          </w:tcPr>
+          <w:p>
+            <w:pPr>
+              <w:spacing w:before="40" w:after="40"/>
+              <w:rPr>
+                <w:sz w:val="16"/>
+                <w:szCs w:val="16"/>
+              </w:rPr>
+            </w:pPr>
+            <w:r>
+              <w:rPr>
+                <w:sz w:val="16"/>
+                <w:szCs w:val="16"/>
+              </w:rPr>
+              <w:t>Asserção imediata de ERROR se mode &gt; 5 ou num_blocks == 0 após START.</w:t>
+            </w:r>
+          </w:p>
+        </w:tc>
+        <w:tc>
+          <w:tcPr>
+            <w:tcW w:w="2232" w:type="dxa"/>
+          </w:tcPr>
+          <w:p>
+            <w:pPr>
+              <w:spacing w:before="40" w:after="40"/>
+              <w:rPr>
+                <w:sz w:val="16"/>
+                <w:szCs w:val="16"/>
+              </w:rPr>
+            </w:pPr>
+            <w:r>
+              <w:rPr>
+                <w:sz w:val="16"/>
+                <w:szCs w:val="16"/>
+              </w:rPr>
+              <w:t>Borda de subida de START.</w:t>
+            </w:r>
+          </w:p>
+        </w:tc>
+        <w:tc>
+          <w:tcPr>
+            <w:tcW w:w="2448" w:type="dxa"/>
+          </w:tcPr>
+          <w:p>
+            <w:pPr>
+              <w:spacing w:before="40" w:after="40"/>
+              <w:rPr>
+                <w:sz w:val="16"/>
+                <w:szCs w:val="16"/>
+              </w:rPr>
+            </w:pPr>
+            <w:r>
+              <w:rPr>
+                <w:sz w:val="16"/>
+                <w:szCs w:val="16"/>
+              </w:rPr>
+              <w:t>Falta de detecção de parâmetro ilegal.</w:t>
+            </w:r>
+          </w:p>
+        </w:tc>
+      </w:tr>
+      <w:tr>
+        <w:trPr>
+          <w:jc w:val="center"/>
+        </w:trPr>
+        <w:tc>
+          <w:tcPr>
+            <w:tcW w:w="1008" w:type="dxa"/>
+          </w:tcPr>
+          <w:p>
+            <w:pPr>
+              <w:spacing w:before="40" w:after="40"/>
+              <w:rPr>
+                <w:sz w:val="16"/>
+                <w:szCs w:val="16"/>
+              </w:rPr>
+            </w:pPr>
+            <w:r>
+              <w:rPr>
+                <w:b/>
+                <w:sz w:val="16"/>
+                <w:szCs w:val="16"/>
+              </w:rPr>
+              <w:t>A-MEM-01</w:t>
+            </w:r>
+          </w:p>
+        </w:tc>
+        <w:tc>
+          <w:tcPr>
+            <w:tcW w:w="4680" w:type="dxa"/>
+          </w:tcPr>
+          <w:p>
+            <w:pPr>
+              <w:spacing w:before="40" w:after="40"/>
+              <w:rPr>
+                <w:sz w:val="16"/>
+                <w:szCs w:val="16"/>
+              </w:rPr>
+            </w:pPr>
+            <w:r>
+              <w:rPr>
+                <w:sz w:val="16"/>
+                <w:szCs w:val="16"/>
+              </w:rPr>
+              <w:t>Leitura síncrona de memória deve disponibilizar dado exatamente 1 ciclo após endereço estável.</w:t>
+            </w:r>
+          </w:p>
+        </w:tc>
+        <w:tc>
+          <w:tcPr>
+            <w:tcW w:w="2232" w:type="dxa"/>
+          </w:tcPr>
+          <w:p>
+            <w:pPr>
+              <w:spacing w:before="40" w:after="40"/>
+              <w:rPr>
+                <w:sz w:val="16"/>
+                <w:szCs w:val="16"/>
+              </w:rPr>
+            </w:pPr>
+            <w:r>
+              <w:rPr>
+                <w:sz w:val="16"/>
+                <w:szCs w:val="16"/>
+              </w:rPr>
+              <w:t>Acesso externo com mem_i_wr_en=0.</w:t>
+            </w:r>
+          </w:p>
+        </w:tc>
+        <w:tc>
+          <w:tcPr>
+            <w:tcW w:w="2448" w:type="dxa"/>
+          </w:tcPr>
+          <w:p>
+            <w:pPr>
+              <w:spacing w:before="40" w:after="40"/>
+              <w:rPr>
+                <w:sz w:val="16"/>
+                <w:szCs w:val="16"/>
+              </w:rPr>
+            </w:pPr>
+            <w:r>
+              <w:rPr>
+                <w:sz w:val="16"/>
+                <w:szCs w:val="16"/>
+              </w:rPr>
+              <w:t>Violação de temporização do modelo de RAM.</w:t>
             </w:r>
           </w:p>
         </w:tc>
@@ -7762,7 +9436,7 @@
     </w:p>
     <w:p>
       <w:pPr>
-        <w:pStyle w:val="Heading1"/>
+        <w:pStyle w:val="Ttulo1"/>
       </w:pPr>
       <w:r>
         <w:lastRenderedPageBreak/>
@@ -7984,12 +9658,17 @@
           </w:tcPr>
           <w:p>
             <w:pPr>
-              <w:spacing w:after="0"/>
+              <w:spacing w:before="40" w:after="40"/>
+              <w:rPr>
+                <w:sz w:val="16"/>
+                <w:szCs w:val="16"/>
+              </w:rPr>
             </w:pPr>
             <w:r>
               <w:rPr>
                 <w:b/>
                 <w:sz w:val="16"/>
+                <w:szCs w:val="16"/>
               </w:rPr>
               <w:t>COV-01</w:t>
             </w:r>
@@ -8008,13 +9687,18 @@
           </w:tcPr>
           <w:p>
             <w:pPr>
-              <w:spacing w:after="0"/>
-            </w:pPr>
-            <w:r>
-              <w:rPr>
-                <w:sz w:val="16"/>
-              </w:rPr>
-              <w:t>Reset por contexto</w:t>
+              <w:spacing w:before="40" w:after="40"/>
+              <w:rPr>
+                <w:sz w:val="16"/>
+                <w:szCs w:val="16"/>
+              </w:rPr>
+            </w:pPr>
+            <w:r>
+              <w:rPr>
+                <w:sz w:val="16"/>
+                <w:szCs w:val="16"/>
+              </w:rPr>
+              <w:t>Reset por Contexto</w:t>
             </w:r>
           </w:p>
         </w:tc>
@@ -8031,13 +9715,18 @@
           </w:tcPr>
           <w:p>
             <w:pPr>
-              <w:spacing w:after="0"/>
-            </w:pPr>
-            <w:r>
-              <w:rPr>
-                <w:sz w:val="16"/>
-              </w:rPr>
-              <w:t>initial × idle × active</w:t>
+              <w:spacing w:before="40" w:after="40"/>
+              <w:rPr>
+                <w:sz w:val="16"/>
+                <w:szCs w:val="16"/>
+              </w:rPr>
+            </w:pPr>
+            <w:r>
+              <w:rPr>
+                <w:sz w:val="16"/>
+                <w:szCs w:val="16"/>
+              </w:rPr>
+              <w:t>Contextos: cold boot (power-up), idle pós-lock, durante SPI, durante AES ativo.</w:t>
             </w:r>
           </w:p>
         </w:tc>
@@ -8054,13 +9743,18 @@
           </w:tcPr>
           <w:p>
             <w:pPr>
-              <w:spacing w:after="0"/>
-            </w:pPr>
-            <w:r>
-              <w:rPr>
-                <w:sz w:val="16"/>
-              </w:rPr>
-              <w:t>F01/F06</w:t>
+              <w:spacing w:before="40" w:after="40"/>
+              <w:rPr>
+                <w:sz w:val="16"/>
+                <w:szCs w:val="16"/>
+              </w:rPr>
+            </w:pPr>
+            <w:r>
+              <w:rPr>
+                <w:sz w:val="16"/>
+                <w:szCs w:val="16"/>
+              </w:rPr>
+              <w:t>F01, F06</w:t>
             </w:r>
           </w:p>
         </w:tc>
@@ -8084,12 +9778,17 @@
           </w:tcPr>
           <w:p>
             <w:pPr>
-              <w:spacing w:after="0"/>
+              <w:spacing w:before="40" w:after="40"/>
+              <w:rPr>
+                <w:sz w:val="16"/>
+                <w:szCs w:val="16"/>
+              </w:rPr>
             </w:pPr>
             <w:r>
               <w:rPr>
                 <w:b/>
                 <w:sz w:val="16"/>
+                <w:szCs w:val="16"/>
               </w:rPr>
               <w:t>COV-02</w:t>
             </w:r>
@@ -8109,13 +9808,18 @@
           </w:tcPr>
           <w:p>
             <w:pPr>
-              <w:spacing w:after="0"/>
-            </w:pPr>
-            <w:r>
-              <w:rPr>
-                <w:sz w:val="16"/>
-              </w:rPr>
-              <w:t>Configuração SPI</w:t>
+              <w:spacing w:before="40" w:after="40"/>
+              <w:rPr>
+                <w:sz w:val="16"/>
+                <w:szCs w:val="16"/>
+              </w:rPr>
+            </w:pPr>
+            <w:r>
+              <w:rPr>
+                <w:sz w:val="16"/>
+                <w:szCs w:val="16"/>
+              </w:rPr>
+              <w:t>Configuração e Registradores SPI</w:t>
             </w:r>
           </w:p>
         </w:tc>
@@ -8133,13 +9837,18 @@
           </w:tcPr>
           <w:p>
             <w:pPr>
-              <w:spacing w:after="0"/>
-            </w:pPr>
-            <w:r>
-              <w:rPr>
-                <w:sz w:val="16"/>
-              </w:rPr>
-              <w:t>modos/campos relevantes × status</w:t>
+              <w:spacing w:before="40" w:after="40"/>
+              <w:rPr>
+                <w:sz w:val="16"/>
+                <w:szCs w:val="16"/>
+              </w:rPr>
+            </w:pPr>
+            <w:r>
+              <w:rPr>
+                <w:sz w:val="16"/>
+                <w:szCs w:val="16"/>
+              </w:rPr>
+              <w:t>Cross entre todos os endereços (0x00 a 0x0F) x tipos de acesso (R, W, W inválido em RO).</w:t>
             </w:r>
           </w:p>
         </w:tc>
@@ -8157,11 +9866,16 @@
           </w:tcPr>
           <w:p>
             <w:pPr>
-              <w:spacing w:after="0"/>
-            </w:pPr>
-            <w:r>
-              <w:rPr>
-                <w:sz w:val="16"/>
+              <w:spacing w:before="40" w:after="40"/>
+              <w:rPr>
+                <w:sz w:val="16"/>
+                <w:szCs w:val="16"/>
+              </w:rPr>
+            </w:pPr>
+            <w:r>
+              <w:rPr>
+                <w:sz w:val="16"/>
+                <w:szCs w:val="16"/>
               </w:rPr>
               <w:t>F03</w:t>
             </w:r>
@@ -8186,12 +9900,17 @@
           </w:tcPr>
           <w:p>
             <w:pPr>
-              <w:spacing w:after="0"/>
+              <w:spacing w:before="40" w:after="40"/>
+              <w:rPr>
+                <w:sz w:val="16"/>
+                <w:szCs w:val="16"/>
+              </w:rPr>
             </w:pPr>
             <w:r>
               <w:rPr>
                 <w:b/>
                 <w:sz w:val="16"/>
+                <w:szCs w:val="16"/>
               </w:rPr>
               <w:t>COV-03</w:t>
             </w:r>
@@ -8210,13 +9929,18 @@
           </w:tcPr>
           <w:p>
             <w:pPr>
-              <w:spacing w:after="0"/>
-            </w:pPr>
-            <w:r>
-              <w:rPr>
-                <w:sz w:val="16"/>
-              </w:rPr>
-              <w:t>MEMORY DATA</w:t>
+              <w:spacing w:before="40" w:after="40"/>
+              <w:rPr>
+                <w:sz w:val="16"/>
+                <w:szCs w:val="16"/>
+              </w:rPr>
+            </w:pPr>
+            <w:r>
+              <w:rPr>
+                <w:sz w:val="16"/>
+                <w:szCs w:val="16"/>
+              </w:rPr>
+              <w:t>Acessos à Memória Compartilhada</w:t>
             </w:r>
           </w:p>
         </w:tc>
@@ -8233,13 +9957,57 @@
           </w:tcPr>
           <w:p>
             <w:pPr>
-              <w:spacing w:after="0"/>
-            </w:pPr>
-            <w:r>
-              <w:rPr>
-                <w:sz w:val="16"/>
-              </w:rPr>
-              <w:t>read/write × tamanho/condição × backpressure</w:t>
+              <w:spacing w:before="40" w:after="40"/>
+              <w:rPr>
+                <w:sz w:val="16"/>
+                <w:szCs w:val="16"/>
+              </w:rPr>
+            </w:pPr>
+            <w:r>
+              <w:rPr>
+                <w:sz w:val="16"/>
+                <w:szCs w:val="16"/>
+              </w:rPr>
+              <w:t>Endereços:</w:t>
+            </w:r>
+            <w:r>
+              <w:rPr>
+                <w:sz w:val="16"/>
+                <w:szCs w:val="16"/>
+              </w:rPr>
+              <w:t xml:space="preserve"> </w:t>
+            </w:r>
+            <w:proofErr w:type="gramStart"/>
+            <w:r>
+              <w:rPr>
+                <w:sz w:val="16"/>
+                <w:szCs w:val="16"/>
+              </w:rPr>
+              <w:t>0..</w:t>
+            </w:r>
+            <w:proofErr w:type="gramEnd"/>
+            <w:r>
+              <w:rPr>
+                <w:sz w:val="16"/>
+                <w:szCs w:val="16"/>
+              </w:rPr>
+              <w:t xml:space="preserve">3 (mínimo), </w:t>
+            </w:r>
+            <w:proofErr w:type="gramStart"/>
+            <w:r>
+              <w:rPr>
+                <w:sz w:val="16"/>
+                <w:szCs w:val="16"/>
+              </w:rPr>
+              <w:t>1020..</w:t>
+            </w:r>
+            <w:proofErr w:type="gramEnd"/>
+            <w:r>
+              <w:rPr>
+                <w:sz w:val="16"/>
+                <w:szCs w:val="16"/>
+              </w:rPr>
+              <w:t>1023 (máximo), aleatórios; operações: Read, Write; MEM_SEL_AES: 0 e 1.</w:t>
             </w:r>
           </w:p>
         </w:tc>
@@ -8256,11 +10024,16 @@
           </w:tcPr>
           <w:p>
             <w:pPr>
-              <w:spacing w:after="0"/>
-            </w:pPr>
-            <w:r>
-              <w:rPr>
-                <w:sz w:val="16"/>
+              <w:spacing w:before="40" w:after="40"/>
+              <w:rPr>
+                <w:sz w:val="16"/>
+                <w:szCs w:val="16"/>
+              </w:rPr>
+            </w:pPr>
+            <w:r>
+              <w:rPr>
+                <w:sz w:val="16"/>
+                <w:szCs w:val="16"/>
               </w:rPr>
               <w:t>F04</w:t>
             </w:r>
@@ -8286,12 +10059,17 @@
           </w:tcPr>
           <w:p>
             <w:pPr>
-              <w:spacing w:after="0"/>
+              <w:spacing w:before="40" w:after="40"/>
+              <w:rPr>
+                <w:sz w:val="16"/>
+                <w:szCs w:val="16"/>
+              </w:rPr>
             </w:pPr>
             <w:r>
               <w:rPr>
                 <w:b/>
                 <w:sz w:val="16"/>
+                <w:szCs w:val="16"/>
               </w:rPr>
               <w:t>COV-04</w:t>
             </w:r>
@@ -8311,13 +10089,18 @@
           </w:tcPr>
           <w:p>
             <w:pPr>
-              <w:spacing w:after="0"/>
-            </w:pPr>
-            <w:r>
-              <w:rPr>
-                <w:sz w:val="16"/>
-              </w:rPr>
-              <w:t>AES vectors</w:t>
+              <w:spacing w:before="40" w:after="40"/>
+              <w:rPr>
+                <w:sz w:val="16"/>
+                <w:szCs w:val="16"/>
+              </w:rPr>
+            </w:pPr>
+            <w:r>
+              <w:rPr>
+                <w:sz w:val="16"/>
+                <w:szCs w:val="16"/>
+              </w:rPr>
+              <w:t>Modos e Parâmetros do AES</w:t>
             </w:r>
           </w:p>
         </w:tc>
@@ -8335,13 +10118,18 @@
           </w:tcPr>
           <w:p>
             <w:pPr>
-              <w:spacing w:after="0"/>
-            </w:pPr>
-            <w:r>
-              <w:rPr>
-                <w:sz w:val="16"/>
-              </w:rPr>
-              <w:t>classes de dados/chaves/configurações suportadas</w:t>
+              <w:spacing w:before="40" w:after="40"/>
+              <w:rPr>
+                <w:sz w:val="16"/>
+                <w:szCs w:val="16"/>
+              </w:rPr>
+            </w:pPr>
+            <w:r>
+              <w:rPr>
+                <w:sz w:val="16"/>
+                <w:szCs w:val="16"/>
+              </w:rPr>
+              <w:t>Cross: MODE (ECB, CBC, PCBC, CFB, OFB, CTR, inválidos) x DECRYPT (0, 1) x NUM_BLOCKS (1, 2, boundary 256, inválido 0).</w:t>
             </w:r>
           </w:p>
         </w:tc>
@@ -8359,11 +10147,16 @@
           </w:tcPr>
           <w:p>
             <w:pPr>
-              <w:spacing w:after="0"/>
-            </w:pPr>
-            <w:r>
-              <w:rPr>
-                <w:sz w:val="16"/>
+              <w:spacing w:before="40" w:after="40"/>
+              <w:rPr>
+                <w:sz w:val="16"/>
+                <w:szCs w:val="16"/>
+              </w:rPr>
+            </w:pPr>
+            <w:r>
+              <w:rPr>
+                <w:sz w:val="16"/>
+                <w:szCs w:val="16"/>
               </w:rPr>
               <w:t>F05</w:t>
             </w:r>
@@ -8388,14 +10181,19 @@
           </w:tcPr>
           <w:p>
             <w:pPr>
-              <w:spacing w:after="0"/>
+              <w:spacing w:before="40" w:after="40"/>
+              <w:rPr>
+                <w:sz w:val="16"/>
+                <w:szCs w:val="16"/>
+              </w:rPr>
             </w:pPr>
             <w:r>
               <w:rPr>
                 <w:b/>
                 <w:sz w:val="16"/>
-              </w:rPr>
-              <w:t>COV-XX</w:t>
+                <w:szCs w:val="16"/>
+              </w:rPr>
+              <w:t>COV-05</w:t>
             </w:r>
           </w:p>
         </w:tc>
@@ -8412,13 +10210,18 @@
           </w:tcPr>
           <w:p>
             <w:pPr>
-              <w:spacing w:after="0"/>
-            </w:pPr>
-            <w:r>
-              <w:rPr>
-                <w:sz w:val="16"/>
-              </w:rPr>
-              <w:t>[Comportamento]</w:t>
+              <w:spacing w:before="40" w:after="40"/>
+              <w:rPr>
+                <w:sz w:val="16"/>
+                <w:szCs w:val="16"/>
+              </w:rPr>
+            </w:pPr>
+            <w:r>
+              <w:rPr>
+                <w:sz w:val="16"/>
+                <w:szCs w:val="16"/>
+              </w:rPr>
+              <w:t>Divisores de Clock do PLL</w:t>
             </w:r>
           </w:p>
         </w:tc>
@@ -8435,13 +10238,18 @@
           </w:tcPr>
           <w:p>
             <w:pPr>
-              <w:spacing w:after="0"/>
-            </w:pPr>
-            <w:r>
-              <w:rPr>
-                <w:sz w:val="16"/>
-              </w:rPr>
-              <w:t>[Bins/cross]</w:t>
+              <w:spacing w:before="40" w:after="40"/>
+              <w:rPr>
+                <w:sz w:val="16"/>
+                <w:szCs w:val="16"/>
+              </w:rPr>
+            </w:pPr>
+            <w:r>
+              <w:rPr>
+                <w:sz w:val="16"/>
+                <w:szCs w:val="16"/>
+              </w:rPr>
+              <w:t>Divisores /1 (2 GHz), /2 (1 GHz), /4 (500 MHz), /8 (250 MHz) cruzados com operações AES válidas.</w:t>
             </w:r>
           </w:p>
         </w:tc>
@@ -8458,13 +10266,18 @@
           </w:tcPr>
           <w:p>
             <w:pPr>
-              <w:spacing w:after="0"/>
-            </w:pPr>
-            <w:r>
-              <w:rPr>
-                <w:sz w:val="16"/>
-              </w:rPr>
-              <w:t>[Fxx]</w:t>
+              <w:spacing w:before="40" w:after="40"/>
+              <w:rPr>
+                <w:sz w:val="16"/>
+                <w:szCs w:val="16"/>
+              </w:rPr>
+            </w:pPr>
+            <w:r>
+              <w:rPr>
+                <w:sz w:val="16"/>
+                <w:szCs w:val="16"/>
+              </w:rPr>
+              <w:t>F02, F05</w:t>
             </w:r>
           </w:p>
         </w:tc>
@@ -8477,7 +10290,7 @@
     </w:p>
     <w:p>
       <w:pPr>
-        <w:pStyle w:val="Heading2"/>
+        <w:pStyle w:val="Ttulo2"/>
       </w:pPr>
       <w:r>
         <w:t>Code coverage e análise de holes</w:t>
@@ -8501,7 +10314,7 @@
     </w:p>
     <w:p>
       <w:pPr>
-        <w:pStyle w:val="Heading1"/>
+        <w:pStyle w:val="Ttulo1"/>
       </w:pPr>
       <w:r>
         <w:lastRenderedPageBreak/>
@@ -8723,12 +10536,17 @@
           </w:tcPr>
           <w:p>
             <w:pPr>
-              <w:spacing w:after="0"/>
+              <w:spacing w:before="40" w:after="40"/>
+              <w:rPr>
+                <w:sz w:val="16"/>
+                <w:szCs w:val="16"/>
+              </w:rPr>
             </w:pPr>
             <w:r>
               <w:rPr>
                 <w:b/>
                 <w:sz w:val="16"/>
+                <w:szCs w:val="16"/>
               </w:rPr>
               <w:t>T-SMOKE</w:t>
             </w:r>
@@ -8747,13 +10565,18 @@
           </w:tcPr>
           <w:p>
             <w:pPr>
-              <w:spacing w:after="0"/>
-            </w:pPr>
-            <w:r>
-              <w:rPr>
-                <w:sz w:val="16"/>
-              </w:rPr>
-              <w:t>Reset → configuração mínima → operação curta.</w:t>
+              <w:spacing w:before="40" w:after="40"/>
+              <w:rPr>
+                <w:sz w:val="16"/>
+                <w:szCs w:val="16"/>
+              </w:rPr>
+            </w:pPr>
+            <w:r>
+              <w:rPr>
+                <w:sz w:val="16"/>
+                <w:szCs w:val="16"/>
+              </w:rPr>
+              <w:t>Reset -&gt; Ativação do PLL -&gt; Leitura do registrador VERSION via SPI.</w:t>
             </w:r>
           </w:p>
         </w:tc>
@@ -8770,13 +10593,18 @@
           </w:tcPr>
           <w:p>
             <w:pPr>
-              <w:spacing w:after="0"/>
-            </w:pPr>
-            <w:r>
-              <w:rPr>
-                <w:sz w:val="16"/>
-              </w:rPr>
-              <w:t>CHK-01/02</w:t>
+              <w:spacing w:before="40" w:after="40"/>
+              <w:rPr>
+                <w:sz w:val="16"/>
+                <w:szCs w:val="16"/>
+              </w:rPr>
+            </w:pPr>
+            <w:r>
+              <w:rPr>
+                <w:sz w:val="16"/>
+                <w:szCs w:val="16"/>
+              </w:rPr>
+              <w:t>CHK-01, CHK-02, CHK-05</w:t>
             </w:r>
           </w:p>
         </w:tc>
@@ -8793,13 +10621,18 @@
           </w:tcPr>
           <w:p>
             <w:pPr>
-              <w:spacing w:after="0"/>
-            </w:pPr>
-            <w:r>
-              <w:rPr>
-                <w:sz w:val="16"/>
-              </w:rPr>
-              <w:t>COV-01/02</w:t>
+              <w:spacing w:before="40" w:after="40"/>
+              <w:rPr>
+                <w:sz w:val="16"/>
+                <w:szCs w:val="16"/>
+              </w:rPr>
+            </w:pPr>
+            <w:r>
+              <w:rPr>
+                <w:sz w:val="16"/>
+                <w:szCs w:val="16"/>
+              </w:rPr>
+              <w:t>COV-01, COV-02</w:t>
             </w:r>
           </w:p>
         </w:tc>
@@ -8823,14 +10656,19 @@
           </w:tcPr>
           <w:p>
             <w:pPr>
-              <w:spacing w:after="0"/>
+              <w:spacing w:before="40" w:after="40"/>
+              <w:rPr>
+                <w:sz w:val="16"/>
+                <w:szCs w:val="16"/>
+              </w:rPr>
             </w:pPr>
             <w:r>
               <w:rPr>
                 <w:b/>
                 <w:sz w:val="16"/>
-              </w:rPr>
-              <w:t>T-AES-E2E</w:t>
+                <w:szCs w:val="16"/>
+              </w:rPr>
+              <w:t>T-SPI-REGMAP</w:t>
             </w:r>
           </w:p>
         </w:tc>
@@ -8848,13 +10686,18 @@
           </w:tcPr>
           <w:p>
             <w:pPr>
-              <w:spacing w:after="0"/>
-            </w:pPr>
-            <w:r>
-              <w:rPr>
-                <w:sz w:val="16"/>
-              </w:rPr>
-              <w:t>Fluxo completo SPI + MEMORY DATA + AES.</w:t>
+              <w:spacing w:before="40" w:after="40"/>
+              <w:rPr>
+                <w:sz w:val="16"/>
+                <w:szCs w:val="16"/>
+              </w:rPr>
+            </w:pPr>
+            <w:r>
+              <w:rPr>
+                <w:sz w:val="16"/>
+                <w:szCs w:val="16"/>
+              </w:rPr>
+              <w:t>Varredura completa de escrita e leitura em todos os registradores R/W e teste de escrita em RO.</w:t>
             </w:r>
           </w:p>
         </w:tc>
@@ -8872,13 +10715,18 @@
           </w:tcPr>
           <w:p>
             <w:pPr>
-              <w:spacing w:after="0"/>
-            </w:pPr>
-            <w:r>
-              <w:rPr>
-                <w:sz w:val="16"/>
-              </w:rPr>
-              <w:t>CHK-02/03/04</w:t>
+              <w:spacing w:before="40" w:after="40"/>
+              <w:rPr>
+                <w:sz w:val="16"/>
+                <w:szCs w:val="16"/>
+              </w:rPr>
+            </w:pPr>
+            <w:r>
+              <w:rPr>
+                <w:sz w:val="16"/>
+                <w:szCs w:val="16"/>
+              </w:rPr>
+              <w:t>CHK-02, A-SPI-01</w:t>
             </w:r>
           </w:p>
         </w:tc>
@@ -8896,13 +10744,18 @@
           </w:tcPr>
           <w:p>
             <w:pPr>
-              <w:spacing w:after="0"/>
-            </w:pPr>
-            <w:r>
-              <w:rPr>
-                <w:sz w:val="16"/>
-              </w:rPr>
-              <w:t>COV-02/03/04</w:t>
+              <w:spacing w:before="40" w:after="40"/>
+              <w:rPr>
+                <w:sz w:val="16"/>
+                <w:szCs w:val="16"/>
+              </w:rPr>
+            </w:pPr>
+            <w:r>
+              <w:rPr>
+                <w:sz w:val="16"/>
+                <w:szCs w:val="16"/>
+              </w:rPr>
+              <w:t>COV-02</w:t>
             </w:r>
           </w:p>
         </w:tc>
@@ -8925,14 +10778,19 @@
           </w:tcPr>
           <w:p>
             <w:pPr>
-              <w:spacing w:after="0"/>
+              <w:spacing w:before="40" w:after="40"/>
+              <w:rPr>
+                <w:sz w:val="16"/>
+                <w:szCs w:val="16"/>
+              </w:rPr>
             </w:pPr>
             <w:r>
               <w:rPr>
                 <w:b/>
                 <w:sz w:val="16"/>
-              </w:rPr>
-              <w:t>T-RST-RUN</w:t>
+                <w:szCs w:val="16"/>
+              </w:rPr>
+              <w:t>T-MEM-ACCESS</w:t>
             </w:r>
           </w:p>
         </w:tc>
@@ -8949,13 +10807,18 @@
           </w:tcPr>
           <w:p>
             <w:pPr>
-              <w:spacing w:after="0"/>
-            </w:pPr>
-            <w:r>
-              <w:rPr>
-                <w:sz w:val="16"/>
-              </w:rPr>
-              <w:t>Aplicar reset durante atividade e reiniciar.</w:t>
+              <w:spacing w:before="40" w:after="40"/>
+              <w:rPr>
+                <w:sz w:val="16"/>
+                <w:szCs w:val="16"/>
+              </w:rPr>
+            </w:pPr>
+            <w:r>
+              <w:rPr>
+                <w:sz w:val="16"/>
+                <w:szCs w:val="16"/>
+              </w:rPr>
+              <w:t>Teste de escrita/leitura da memória externa em limites (endereços 0 e 1023) e teste de retenção pós-reset.</w:t>
             </w:r>
           </w:p>
         </w:tc>
@@ -8972,13 +10835,18 @@
           </w:tcPr>
           <w:p>
             <w:pPr>
-              <w:spacing w:after="0"/>
-            </w:pPr>
-            <w:r>
-              <w:rPr>
-                <w:sz w:val="16"/>
-              </w:rPr>
-              <w:t>CHK-01/04</w:t>
+              <w:spacing w:before="40" w:after="40"/>
+              <w:rPr>
+                <w:sz w:val="16"/>
+                <w:szCs w:val="16"/>
+              </w:rPr>
+            </w:pPr>
+            <w:r>
+              <w:rPr>
+                <w:sz w:val="16"/>
+                <w:szCs w:val="16"/>
+              </w:rPr>
+              <w:t>CHK-04, A-MEM-01</w:t>
             </w:r>
           </w:p>
         </w:tc>
@@ -8995,13 +10863,18 @@
           </w:tcPr>
           <w:p>
             <w:pPr>
-              <w:spacing w:after="0"/>
-            </w:pPr>
-            <w:r>
-              <w:rPr>
-                <w:sz w:val="16"/>
-              </w:rPr>
-              <w:t>COV-01/03</w:t>
+              <w:spacing w:before="40" w:after="40"/>
+              <w:rPr>
+                <w:sz w:val="16"/>
+                <w:szCs w:val="16"/>
+              </w:rPr>
+            </w:pPr>
+            <w:r>
+              <w:rPr>
+                <w:sz w:val="16"/>
+                <w:szCs w:val="16"/>
+              </w:rPr>
+              <w:t>COV-03</w:t>
             </w:r>
           </w:p>
         </w:tc>
@@ -9025,14 +10898,19 @@
           </w:tcPr>
           <w:p>
             <w:pPr>
-              <w:spacing w:after="0"/>
+              <w:spacing w:before="40" w:after="40"/>
+              <w:rPr>
+                <w:sz w:val="16"/>
+                <w:szCs w:val="16"/>
+              </w:rPr>
             </w:pPr>
             <w:r>
               <w:rPr>
                 <w:b/>
                 <w:sz w:val="16"/>
-              </w:rPr>
-              <w:t>T-RANDOM</w:t>
+                <w:szCs w:val="16"/>
+              </w:rPr>
+              <w:t>T-AES-E2E</w:t>
             </w:r>
           </w:p>
         </w:tc>
@@ -9050,13 +10928,18 @@
           </w:tcPr>
           <w:p>
             <w:pPr>
-              <w:spacing w:after="0"/>
-            </w:pPr>
-            <w:r>
-              <w:rPr>
-                <w:sz w:val="16"/>
-              </w:rPr>
-              <w:t>Variações constrained-random dentro do espaço legal.</w:t>
+              <w:spacing w:before="40" w:after="40"/>
+              <w:rPr>
+                <w:sz w:val="16"/>
+                <w:szCs w:val="16"/>
+              </w:rPr>
+            </w:pPr>
+            <w:r>
+              <w:rPr>
+                <w:sz w:val="16"/>
+                <w:szCs w:val="16"/>
+              </w:rPr>
+              <w:t>Fluxo completo ponta a ponta: carga de memória -&gt; configuração SPI -&gt; cifra/decifra AES -&gt; conferência contra Golden Model.</w:t>
             </w:r>
           </w:p>
         </w:tc>
@@ -9074,13 +10957,18 @@
           </w:tcPr>
           <w:p>
             <w:pPr>
-              <w:spacing w:after="0"/>
-            </w:pPr>
-            <w:r>
-              <w:rPr>
-                <w:sz w:val="16"/>
-              </w:rPr>
-              <w:t>Todos aplicáveis</w:t>
+              <w:spacing w:before="40" w:after="40"/>
+              <w:rPr>
+                <w:sz w:val="16"/>
+                <w:szCs w:val="16"/>
+              </w:rPr>
+            </w:pPr>
+            <w:r>
+              <w:rPr>
+                <w:sz w:val="16"/>
+                <w:szCs w:val="16"/>
+              </w:rPr>
+              <w:t>CHK-03, CHK-04</w:t>
             </w:r>
           </w:p>
         </w:tc>
@@ -9098,13 +10986,18 @@
           </w:tcPr>
           <w:p>
             <w:pPr>
-              <w:spacing w:after="0"/>
-            </w:pPr>
-            <w:r>
-              <w:rPr>
-                <w:sz w:val="16"/>
-              </w:rPr>
-              <w:t>Closure de bins restantes</w:t>
+              <w:spacing w:before="40" w:after="40"/>
+              <w:rPr>
+                <w:sz w:val="16"/>
+                <w:szCs w:val="16"/>
+              </w:rPr>
+            </w:pPr>
+            <w:r>
+              <w:rPr>
+                <w:sz w:val="16"/>
+                <w:szCs w:val="16"/>
+              </w:rPr>
+              <w:t>COV-04, COV-05</w:t>
             </w:r>
           </w:p>
         </w:tc>
@@ -9127,14 +11020,19 @@
           </w:tcPr>
           <w:p>
             <w:pPr>
-              <w:spacing w:after="0"/>
+              <w:spacing w:before="40" w:after="40"/>
+              <w:rPr>
+                <w:sz w:val="16"/>
+                <w:szCs w:val="16"/>
+              </w:rPr>
             </w:pPr>
             <w:r>
               <w:rPr>
                 <w:b/>
                 <w:sz w:val="16"/>
-              </w:rPr>
-              <w:t>T-XX</w:t>
+                <w:szCs w:val="16"/>
+              </w:rPr>
+              <w:t>T-AES-MODES</w:t>
             </w:r>
           </w:p>
         </w:tc>
@@ -9151,13 +11049,18 @@
           </w:tcPr>
           <w:p>
             <w:pPr>
-              <w:spacing w:after="0"/>
-            </w:pPr>
-            <w:r>
-              <w:rPr>
-                <w:sz w:val="16"/>
-              </w:rPr>
-              <w:t>[Objetivo]</w:t>
+              <w:spacing w:before="40" w:after="40"/>
+              <w:rPr>
+                <w:sz w:val="16"/>
+                <w:szCs w:val="16"/>
+              </w:rPr>
+            </w:pPr>
+            <w:r>
+              <w:rPr>
+                <w:sz w:val="16"/>
+                <w:szCs w:val="16"/>
+              </w:rPr>
+              <w:t>Exercita todos os 6 modos (ECB, CBC, PCBC, CFB, OFB, CTR) tanto em encriptação quanto decriptação.</w:t>
             </w:r>
           </w:p>
         </w:tc>
@@ -9174,13 +11077,18 @@
           </w:tcPr>
           <w:p>
             <w:pPr>
-              <w:spacing w:after="0"/>
-            </w:pPr>
-            <w:r>
-              <w:rPr>
-                <w:sz w:val="16"/>
-              </w:rPr>
-              <w:t>[CHK IDs]</w:t>
+              <w:spacing w:before="40" w:after="40"/>
+              <w:rPr>
+                <w:sz w:val="16"/>
+                <w:szCs w:val="16"/>
+              </w:rPr>
+            </w:pPr>
+            <w:r>
+              <w:rPr>
+                <w:sz w:val="16"/>
+                <w:szCs w:val="16"/>
+              </w:rPr>
+              <w:t>CHK-03</w:t>
             </w:r>
           </w:p>
         </w:tc>
@@ -9197,13 +11105,304 @@
           </w:tcPr>
           <w:p>
             <w:pPr>
-              <w:spacing w:after="0"/>
-            </w:pPr>
-            <w:r>
-              <w:rPr>
-                <w:sz w:val="16"/>
-              </w:rPr>
-              <w:t>[COV IDs]</w:t>
+              <w:spacing w:before="40" w:after="40"/>
+              <w:rPr>
+                <w:sz w:val="16"/>
+                <w:szCs w:val="16"/>
+              </w:rPr>
+            </w:pPr>
+            <w:r>
+              <w:rPr>
+                <w:sz w:val="16"/>
+                <w:szCs w:val="16"/>
+              </w:rPr>
+              <w:t>COV-04</w:t>
+            </w:r>
+          </w:p>
+        </w:tc>
+      </w:tr>
+      <w:tr>
+        <w:trPr>
+          <w:jc w:val="center"/>
+        </w:trPr>
+        <w:tc>
+          <w:tcPr>
+            <w:tcW w:w="1440" w:type="dxa"/>
+          </w:tcPr>
+          <w:p>
+            <w:pPr>
+              <w:spacing w:before="40" w:after="40"/>
+              <w:rPr>
+                <w:sz w:val="16"/>
+                <w:szCs w:val="16"/>
+              </w:rPr>
+            </w:pPr>
+            <w:r>
+              <w:rPr>
+                <w:b/>
+                <w:sz w:val="16"/>
+                <w:szCs w:val="16"/>
+              </w:rPr>
+              <w:t>T-AES-ERRORS</w:t>
+            </w:r>
+          </w:p>
+        </w:tc>
+        <w:tc>
+          <w:tcPr>
+            <w:tcW w:w="4608" w:type="dxa"/>
+          </w:tcPr>
+          <w:p>
+            <w:pPr>
+              <w:spacing w:before="40" w:after="40"/>
+              <w:rPr>
+                <w:sz w:val="16"/>
+                <w:szCs w:val="16"/>
+              </w:rPr>
+            </w:pPr>
+            <w:r>
+              <w:rPr>
+                <w:sz w:val="16"/>
+                <w:szCs w:val="16"/>
+              </w:rPr>
+              <w:t>Testes negativos: disparo com modo ilegal (&gt;5), número de blocos zero, e START sem PLL travado.</w:t>
+            </w:r>
+          </w:p>
+        </w:tc>
+        <w:tc>
+          <w:tcPr>
+            <w:tcW w:w="2160" w:type="dxa"/>
+          </w:tcPr>
+          <w:p>
+            <w:pPr>
+              <w:spacing w:before="40" w:after="40"/>
+              <w:rPr>
+                <w:sz w:val="16"/>
+                <w:szCs w:val="16"/>
+              </w:rPr>
+            </w:pPr>
+            <w:r>
+              <w:rPr>
+                <w:sz w:val="16"/>
+                <w:szCs w:val="16"/>
+              </w:rPr>
+              <w:t>CHK-02, A-AES-01</w:t>
+            </w:r>
+          </w:p>
+        </w:tc>
+        <w:tc>
+          <w:tcPr>
+            <w:tcW w:w="2160" w:type="dxa"/>
+          </w:tcPr>
+          <w:p>
+            <w:pPr>
+              <w:spacing w:before="40" w:after="40"/>
+              <w:rPr>
+                <w:sz w:val="16"/>
+                <w:szCs w:val="16"/>
+              </w:rPr>
+            </w:pPr>
+            <w:r>
+              <w:rPr>
+                <w:sz w:val="16"/>
+                <w:szCs w:val="16"/>
+              </w:rPr>
+              <w:t>COV-02, COV-04</w:t>
+            </w:r>
+          </w:p>
+        </w:tc>
+      </w:tr>
+      <w:tr>
+        <w:trPr>
+          <w:jc w:val="center"/>
+        </w:trPr>
+        <w:tc>
+          <w:tcPr>
+            <w:tcW w:w="1440" w:type="dxa"/>
+          </w:tcPr>
+          <w:p>
+            <w:pPr>
+              <w:spacing w:before="40" w:after="40"/>
+              <w:rPr>
+                <w:sz w:val="16"/>
+                <w:szCs w:val="16"/>
+              </w:rPr>
+            </w:pPr>
+            <w:r>
+              <w:rPr>
+                <w:b/>
+                <w:sz w:val="16"/>
+                <w:szCs w:val="16"/>
+              </w:rPr>
+              <w:t>T-RST-RUN</w:t>
+            </w:r>
+          </w:p>
+        </w:tc>
+        <w:tc>
+          <w:tcPr>
+            <w:tcW w:w="4608" w:type="dxa"/>
+          </w:tcPr>
+          <w:p>
+            <w:pPr>
+              <w:spacing w:before="40" w:after="40"/>
+              <w:rPr>
+                <w:sz w:val="16"/>
+                <w:szCs w:val="16"/>
+              </w:rPr>
+            </w:pPr>
+            <w:r>
+              <w:rPr>
+                <w:sz w:val="16"/>
+                <w:szCs w:val="16"/>
+              </w:rPr>
+              <w:t>Aplica reset global rst_</w:t>
+            </w:r>
+            <w:proofErr w:type="gramStart"/>
+            <w:r>
+              <w:rPr>
+                <w:sz w:val="16"/>
+                <w:szCs w:val="16"/>
+              </w:rPr>
+              <w:t>n</w:t>
+            </w:r>
+            <w:proofErr w:type="gramEnd"/>
+            <w:r>
+              <w:rPr>
+                <w:sz w:val="16"/>
+                <w:szCs w:val="16"/>
+              </w:rPr>
+              <w:t xml:space="preserve"> durante processamento ativo do AES e verifica recuperação sem travamento.</w:t>
+            </w:r>
+          </w:p>
+        </w:tc>
+        <w:tc>
+          <w:tcPr>
+            <w:tcW w:w="2160" w:type="dxa"/>
+          </w:tcPr>
+          <w:p>
+            <w:pPr>
+              <w:spacing w:before="40" w:after="40"/>
+              <w:rPr>
+                <w:sz w:val="16"/>
+                <w:szCs w:val="16"/>
+              </w:rPr>
+            </w:pPr>
+            <w:r>
+              <w:rPr>
+                <w:sz w:val="16"/>
+                <w:szCs w:val="16"/>
+              </w:rPr>
+              <w:t>CHK-01, CHK-04</w:t>
+            </w:r>
+          </w:p>
+        </w:tc>
+        <w:tc>
+          <w:tcPr>
+            <w:tcW w:w="2160" w:type="dxa"/>
+          </w:tcPr>
+          <w:p>
+            <w:pPr>
+              <w:spacing w:before="40" w:after="40"/>
+              <w:rPr>
+                <w:sz w:val="16"/>
+                <w:szCs w:val="16"/>
+              </w:rPr>
+            </w:pPr>
+            <w:r>
+              <w:rPr>
+                <w:sz w:val="16"/>
+                <w:szCs w:val="16"/>
+              </w:rPr>
+              <w:t>COV-01</w:t>
+            </w:r>
+          </w:p>
+        </w:tc>
+      </w:tr>
+      <w:tr>
+        <w:trPr>
+          <w:jc w:val="center"/>
+        </w:trPr>
+        <w:tc>
+          <w:tcPr>
+            <w:tcW w:w="1440" w:type="dxa"/>
+          </w:tcPr>
+          <w:p>
+            <w:pPr>
+              <w:spacing w:before="40" w:after="40"/>
+              <w:rPr>
+                <w:sz w:val="16"/>
+                <w:szCs w:val="16"/>
+              </w:rPr>
+            </w:pPr>
+            <w:r>
+              <w:rPr>
+                <w:b/>
+                <w:sz w:val="16"/>
+                <w:szCs w:val="16"/>
+              </w:rPr>
+              <w:t>T-RANDOM</w:t>
+            </w:r>
+          </w:p>
+        </w:tc>
+        <w:tc>
+          <w:tcPr>
+            <w:tcW w:w="4608" w:type="dxa"/>
+          </w:tcPr>
+          <w:p>
+            <w:pPr>
+              <w:spacing w:before="40" w:after="40"/>
+              <w:rPr>
+                <w:sz w:val="16"/>
+                <w:szCs w:val="16"/>
+              </w:rPr>
+            </w:pPr>
+            <w:r>
+              <w:rPr>
+                <w:sz w:val="16"/>
+                <w:szCs w:val="16"/>
+              </w:rPr>
+              <w:t>Regressão com testes aleatórios constrained-random variando dados, chaves, divisores e tamanhos de bloco para fechar coverage.</w:t>
+            </w:r>
+          </w:p>
+        </w:tc>
+        <w:tc>
+          <w:tcPr>
+            <w:tcW w:w="2160" w:type="dxa"/>
+          </w:tcPr>
+          <w:p>
+            <w:pPr>
+              <w:spacing w:before="40" w:after="40"/>
+              <w:rPr>
+                <w:sz w:val="16"/>
+                <w:szCs w:val="16"/>
+              </w:rPr>
+            </w:pPr>
+            <w:r>
+              <w:rPr>
+                <w:sz w:val="16"/>
+                <w:szCs w:val="16"/>
+              </w:rPr>
+              <w:t>Todos aplicáveis</w:t>
+            </w:r>
+          </w:p>
+        </w:tc>
+        <w:tc>
+          <w:tcPr>
+            <w:tcW w:w="2160" w:type="dxa"/>
+          </w:tcPr>
+          <w:p>
+            <w:pPr>
+              <w:spacing w:before="40" w:after="40"/>
+              <w:rPr>
+                <w:sz w:val="16"/>
+                <w:szCs w:val="16"/>
+              </w:rPr>
+            </w:pPr>
+            <w:r>
+              <w:rPr>
+                <w:sz w:val="16"/>
+                <w:szCs w:val="16"/>
+              </w:rPr>
+              <w:t>Fechamento 100% de bins válidos</w:t>
             </w:r>
           </w:p>
         </w:tc>
@@ -9221,7 +11420,7 @@
     </w:p>
     <w:p>
       <w:pPr>
-        <w:pStyle w:val="Heading1"/>
+        <w:pStyle w:val="Ttulo1"/>
       </w:pPr>
       <w:r>
         <w:lastRenderedPageBreak/>
@@ -9470,12 +11669,11 @@
           </w:tcPr>
           <w:p>
             <w:pPr>
-              <w:spacing w:after="0"/>
+              <w:spacing w:before="40" w:after="40"/>
             </w:pPr>
             <w:r>
               <w:rPr>
                 <w:b/>
-                <w:sz w:val="15"/>
               </w:rPr>
               <w:t>F01</w:t>
             </w:r>
@@ -9494,13 +11692,10 @@
           </w:tcPr>
           <w:p>
             <w:pPr>
-              <w:spacing w:after="0"/>
-            </w:pPr>
-            <w:r>
-              <w:rPr>
-                <w:sz w:val="15"/>
-              </w:rPr>
-              <w:t>ST-RST-01/02; T-SMOKE; T-RST-RUN</w:t>
+              <w:spacing w:before="40" w:after="40"/>
+            </w:pPr>
+            <w:r>
+              <w:t>ST-RST-01, ST-RST-02; T-SMOKE, T-RST-RUN</w:t>
             </w:r>
           </w:p>
         </w:tc>
@@ -9517,13 +11712,10 @@
           </w:tcPr>
           <w:p>
             <w:pPr>
-              <w:spacing w:after="0"/>
-            </w:pPr>
-            <w:r>
-              <w:rPr>
-                <w:sz w:val="15"/>
-              </w:rPr>
-              <w:t>CHK-01</w:t>
+              <w:spacing w:before="40" w:after="40"/>
+            </w:pPr>
+            <w:r>
+              <w:t>CHK-01, A-RST-01</w:t>
             </w:r>
           </w:p>
         </w:tc>
@@ -9540,12 +11732,9 @@
           </w:tcPr>
           <w:p>
             <w:pPr>
-              <w:spacing w:after="0"/>
-            </w:pPr>
-            <w:r>
-              <w:rPr>
-                <w:sz w:val="15"/>
-              </w:rPr>
+              <w:spacing w:before="40" w:after="40"/>
+            </w:pPr>
+            <w:r>
               <w:t>COV-01</w:t>
             </w:r>
           </w:p>
@@ -9563,13 +11752,10 @@
           </w:tcPr>
           <w:p>
             <w:pPr>
-              <w:spacing w:after="0"/>
-            </w:pPr>
-            <w:r>
-              <w:rPr>
-                <w:sz w:val="15"/>
-              </w:rPr>
-              <w:t>[OPEN/CLOSED]</w:t>
+              <w:spacing w:before="40" w:after="40"/>
+            </w:pPr>
+            <w:r>
+              <w:t>PLANNED</w:t>
             </w:r>
           </w:p>
         </w:tc>
@@ -9593,14 +11779,13 @@
           </w:tcPr>
           <w:p>
             <w:pPr>
-              <w:spacing w:after="0"/>
+              <w:spacing w:before="40" w:after="40"/>
             </w:pPr>
             <w:r>
               <w:rPr>
                 <w:b/>
-                <w:sz w:val="15"/>
-              </w:rPr>
-              <w:t>F03</w:t>
+              </w:rPr>
+              <w:t>F02</w:t>
             </w:r>
           </w:p>
         </w:tc>
@@ -9618,13 +11803,10 @@
           </w:tcPr>
           <w:p>
             <w:pPr>
-              <w:spacing w:after="0"/>
-            </w:pPr>
-            <w:r>
-              <w:rPr>
-                <w:sz w:val="15"/>
-              </w:rPr>
-              <w:t>ST-SPI-01; T-AES-E2E</w:t>
+              <w:spacing w:before="40" w:after="40"/>
+            </w:pPr>
+            <w:r>
+              <w:t>ST-CLK-01; T-SMOKE, T-AES-E2E</w:t>
             </w:r>
           </w:p>
         </w:tc>
@@ -9642,13 +11824,10 @@
           </w:tcPr>
           <w:p>
             <w:pPr>
-              <w:spacing w:after="0"/>
-            </w:pPr>
-            <w:r>
-              <w:rPr>
-                <w:sz w:val="15"/>
-              </w:rPr>
-              <w:t>CHK-02</w:t>
+              <w:spacing w:before="40" w:after="40"/>
+            </w:pPr>
+            <w:r>
+              <w:t>CHK-05, A-CLK-01</w:t>
             </w:r>
           </w:p>
         </w:tc>
@@ -9666,13 +11845,10 @@
           </w:tcPr>
           <w:p>
             <w:pPr>
-              <w:spacing w:after="0"/>
-            </w:pPr>
-            <w:r>
-              <w:rPr>
-                <w:sz w:val="15"/>
-              </w:rPr>
-              <w:t>COV-02</w:t>
+              <w:spacing w:before="40" w:after="40"/>
+            </w:pPr>
+            <w:r>
+              <w:t>COV-05</w:t>
             </w:r>
           </w:p>
         </w:tc>
@@ -9690,13 +11866,10 @@
           </w:tcPr>
           <w:p>
             <w:pPr>
-              <w:spacing w:after="0"/>
-            </w:pPr>
-            <w:r>
-              <w:rPr>
-                <w:sz w:val="15"/>
-              </w:rPr>
-              <w:t>[OPEN/CLOSED]</w:t>
+              <w:spacing w:before="40" w:after="40"/>
+            </w:pPr>
+            <w:r>
+              <w:t>PLANNED</w:t>
             </w:r>
           </w:p>
         </w:tc>
@@ -9719,14 +11892,13 @@
           </w:tcPr>
           <w:p>
             <w:pPr>
-              <w:spacing w:after="0"/>
+              <w:spacing w:before="40" w:after="40"/>
             </w:pPr>
             <w:r>
               <w:rPr>
                 <w:b/>
-                <w:sz w:val="15"/>
-              </w:rPr>
-              <w:t>F04</w:t>
+              </w:rPr>
+              <w:t>F03</w:t>
             </w:r>
           </w:p>
         </w:tc>
@@ -9743,13 +11915,10 @@
           </w:tcPr>
           <w:p>
             <w:pPr>
-              <w:spacing w:after="0"/>
-            </w:pPr>
-            <w:r>
-              <w:rPr>
-                <w:sz w:val="15"/>
-              </w:rPr>
-              <w:t>ST-MEM-01/02; T-AES-E2E</w:t>
+              <w:spacing w:before="40" w:after="40"/>
+            </w:pPr>
+            <w:r>
+              <w:t>ST-SPI-01, ST-SPI-02; T-SPI-REGMAP, T-AES-ERRORS</w:t>
             </w:r>
           </w:p>
         </w:tc>
@@ -9766,13 +11935,10 @@
           </w:tcPr>
           <w:p>
             <w:pPr>
-              <w:spacing w:after="0"/>
-            </w:pPr>
-            <w:r>
-              <w:rPr>
-                <w:sz w:val="15"/>
-              </w:rPr>
-              <w:t>CHK-04</w:t>
+              <w:spacing w:before="40" w:after="40"/>
+            </w:pPr>
+            <w:r>
+              <w:t>CHK-02, A-SPI-01</w:t>
             </w:r>
           </w:p>
         </w:tc>
@@ -9789,13 +11955,10 @@
           </w:tcPr>
           <w:p>
             <w:pPr>
-              <w:spacing w:after="0"/>
-            </w:pPr>
-            <w:r>
-              <w:rPr>
-                <w:sz w:val="15"/>
-              </w:rPr>
-              <w:t>COV-03</w:t>
+              <w:spacing w:before="40" w:after="40"/>
+            </w:pPr>
+            <w:r>
+              <w:t>COV-02</w:t>
             </w:r>
           </w:p>
         </w:tc>
@@ -9812,13 +11975,10 @@
           </w:tcPr>
           <w:p>
             <w:pPr>
-              <w:spacing w:after="0"/>
-            </w:pPr>
-            <w:r>
-              <w:rPr>
-                <w:sz w:val="15"/>
-              </w:rPr>
-              <w:t>[OPEN/CLOSED]</w:t>
+              <w:spacing w:before="40" w:after="40"/>
+            </w:pPr>
+            <w:r>
+              <w:t>PLANNED</w:t>
             </w:r>
           </w:p>
         </w:tc>
@@ -9842,14 +12002,13 @@
           </w:tcPr>
           <w:p>
             <w:pPr>
-              <w:spacing w:after="0"/>
+              <w:spacing w:before="40" w:after="40"/>
             </w:pPr>
             <w:r>
               <w:rPr>
                 <w:b/>
-                <w:sz w:val="15"/>
-              </w:rPr>
-              <w:t>F05</w:t>
+              </w:rPr>
+              <w:t>F04</w:t>
             </w:r>
           </w:p>
         </w:tc>
@@ -9867,13 +12026,10 @@
           </w:tcPr>
           <w:p>
             <w:pPr>
-              <w:spacing w:after="0"/>
-            </w:pPr>
-            <w:r>
-              <w:rPr>
-                <w:sz w:val="15"/>
-              </w:rPr>
-              <w:t>T-AES-E2E / T-RANDOM</w:t>
+              <w:spacing w:before="40" w:after="40"/>
+            </w:pPr>
+            <w:r>
+              <w:t>ST-MEM-01, ST-MEM-02, ST-MEM-03; T-MEM-ACCESS, T-AES-E2E</w:t>
             </w:r>
           </w:p>
         </w:tc>
@@ -9891,13 +12047,10 @@
           </w:tcPr>
           <w:p>
             <w:pPr>
-              <w:spacing w:after="0"/>
-            </w:pPr>
-            <w:r>
-              <w:rPr>
-                <w:sz w:val="15"/>
-              </w:rPr>
-              <w:t>CHK-03</w:t>
+              <w:spacing w:before="40" w:after="40"/>
+            </w:pPr>
+            <w:r>
+              <w:t>CHK-04, CHK-06, A-MEM-01</w:t>
             </w:r>
           </w:p>
         </w:tc>
@@ -9915,13 +12068,10 @@
           </w:tcPr>
           <w:p>
             <w:pPr>
-              <w:spacing w:after="0"/>
-            </w:pPr>
-            <w:r>
-              <w:rPr>
-                <w:sz w:val="15"/>
-              </w:rPr>
-              <w:t>COV-04</w:t>
+              <w:spacing w:before="40" w:after="40"/>
+            </w:pPr>
+            <w:r>
+              <w:t>COV-03</w:t>
             </w:r>
           </w:p>
         </w:tc>
@@ -9939,13 +12089,10 @@
           </w:tcPr>
           <w:p>
             <w:pPr>
-              <w:spacing w:after="0"/>
-            </w:pPr>
-            <w:r>
-              <w:rPr>
-                <w:sz w:val="15"/>
-              </w:rPr>
-              <w:t>[OPEN/CLOSED]</w:t>
+              <w:spacing w:before="40" w:after="40"/>
+            </w:pPr>
+            <w:r>
+              <w:t>PLANNED</w:t>
             </w:r>
           </w:p>
         </w:tc>
@@ -9968,14 +12115,13 @@
           </w:tcPr>
           <w:p>
             <w:pPr>
-              <w:spacing w:after="0"/>
+              <w:spacing w:before="40" w:after="40"/>
             </w:pPr>
             <w:r>
               <w:rPr>
                 <w:b/>
-                <w:sz w:val="15"/>
-              </w:rPr>
-              <w:t>FXX</w:t>
+              </w:rPr>
+              <w:t>F05</w:t>
             </w:r>
           </w:p>
         </w:tc>
@@ -9992,13 +12138,10 @@
           </w:tcPr>
           <w:p>
             <w:pPr>
-              <w:spacing w:after="0"/>
-            </w:pPr>
-            <w:r>
-              <w:rPr>
-                <w:sz w:val="15"/>
-              </w:rPr>
-              <w:t>[IDs]</w:t>
+              <w:spacing w:before="40" w:after="40"/>
+            </w:pPr>
+            <w:r>
+              <w:t>ST-AES-01, ST-AES-02; T-AES-E2E, T-AES-MODES, T-AES-ERRORS</w:t>
             </w:r>
           </w:p>
         </w:tc>
@@ -10015,13 +12158,10 @@
           </w:tcPr>
           <w:p>
             <w:pPr>
-              <w:spacing w:after="0"/>
-            </w:pPr>
-            <w:r>
-              <w:rPr>
-                <w:sz w:val="15"/>
-              </w:rPr>
-              <w:t>[CHK]</w:t>
+              <w:spacing w:before="40" w:after="40"/>
+            </w:pPr>
+            <w:r>
+              <w:t>CHK-03, A-AES-01</w:t>
             </w:r>
           </w:p>
         </w:tc>
@@ -10038,13 +12178,10 @@
           </w:tcPr>
           <w:p>
             <w:pPr>
-              <w:spacing w:after="0"/>
-            </w:pPr>
-            <w:r>
-              <w:rPr>
-                <w:sz w:val="15"/>
-              </w:rPr>
-              <w:t>[COV]</w:t>
+              <w:spacing w:before="40" w:after="40"/>
+            </w:pPr>
+            <w:r>
+              <w:t>COV-04</w:t>
             </w:r>
           </w:p>
         </w:tc>
@@ -10061,13 +12198,83 @@
           </w:tcPr>
           <w:p>
             <w:pPr>
-              <w:spacing w:after="0"/>
-            </w:pPr>
-            <w:r>
-              <w:rPr>
-                <w:sz w:val="15"/>
-              </w:rPr>
-              <w:t>[Status]</w:t>
+              <w:spacing w:before="40" w:after="40"/>
+            </w:pPr>
+            <w:r>
+              <w:t>PLANNED</w:t>
+            </w:r>
+          </w:p>
+        </w:tc>
+      </w:tr>
+      <w:tr>
+        <w:trPr>
+          <w:jc w:val="center"/>
+        </w:trPr>
+        <w:tc>
+          <w:tcPr>
+            <w:tcW w:w="1080" w:type="dxa"/>
+          </w:tcPr>
+          <w:p>
+            <w:pPr>
+              <w:spacing w:before="40" w:after="40"/>
+            </w:pPr>
+            <w:r>
+              <w:rPr>
+                <w:b/>
+              </w:rPr>
+              <w:t>F06</w:t>
+            </w:r>
+          </w:p>
+        </w:tc>
+        <w:tc>
+          <w:tcPr>
+            <w:tcW w:w="3456" w:type="dxa"/>
+          </w:tcPr>
+          <w:p>
+            <w:pPr>
+              <w:spacing w:before="40" w:after="40"/>
+            </w:pPr>
+            <w:r>
+              <w:t>ST-RST-02, ST-MEM-03; T-RST-RUN, T-RANDOM</w:t>
+            </w:r>
+          </w:p>
+        </w:tc>
+        <w:tc>
+          <w:tcPr>
+            <w:tcW w:w="1800" w:type="dxa"/>
+          </w:tcPr>
+          <w:p>
+            <w:pPr>
+              <w:spacing w:before="40" w:after="40"/>
+            </w:pPr>
+            <w:r>
+              <w:t>CHK-01, CHK-04, CHK-06</w:t>
+            </w:r>
+          </w:p>
+        </w:tc>
+        <w:tc>
+          <w:tcPr>
+            <w:tcW w:w="1800" w:type="dxa"/>
+          </w:tcPr>
+          <w:p>
+            <w:pPr>
+              <w:spacing w:before="40" w:after="40"/>
+            </w:pPr>
+            <w:r>
+              <w:t>COV-01, COV-03</w:t>
+            </w:r>
+          </w:p>
+        </w:tc>
+        <w:tc>
+          <w:tcPr>
+            <w:tcW w:w="1800" w:type="dxa"/>
+          </w:tcPr>
+          <w:p>
+            <w:pPr>
+              <w:spacing w:before="40" w:after="40"/>
+            </w:pPr>
+            <w:r>
+              <w:t>PLANNED</w:t>
             </w:r>
           </w:p>
         </w:tc>
@@ -10080,7 +12287,7 @@
     </w:p>
     <w:p>
       <w:pPr>
-        <w:pStyle w:val="Heading2"/>
+        <w:pStyle w:val="Ttulo2"/>
       </w:pPr>
       <w:r>
         <w:t>Critérios mínimos de fechamento</w:t>
@@ -10088,7 +12295,7 @@
     </w:p>
     <w:p>
       <w:pPr>
-        <w:pStyle w:val="ListParagraph"/>
+        <w:pStyle w:val="PargrafodaLista"/>
         <w:spacing w:after="40"/>
         <w:ind w:left="317" w:hanging="202"/>
       </w:pPr>
@@ -10101,7 +12308,7 @@
     </w:p>
     <w:p>
       <w:pPr>
-        <w:pStyle w:val="ListParagraph"/>
+        <w:pStyle w:val="PargrafodaLista"/>
         <w:spacing w:after="40"/>
         <w:ind w:left="317" w:hanging="202"/>
       </w:pPr>
@@ -10114,7 +12321,7 @@
     </w:p>
     <w:p>
       <w:pPr>
-        <w:pStyle w:val="ListParagraph"/>
+        <w:pStyle w:val="PargrafodaLista"/>
         <w:spacing w:after="40"/>
         <w:ind w:left="317" w:hanging="202"/>
       </w:pPr>
@@ -10127,7 +12334,7 @@
     </w:p>
     <w:p>
       <w:pPr>
-        <w:pStyle w:val="ListParagraph"/>
+        <w:pStyle w:val="PargrafodaLista"/>
         <w:spacing w:after="40"/>
         <w:ind w:left="317" w:hanging="202"/>
       </w:pPr>
@@ -10140,7 +12347,7 @@
     </w:p>
     <w:p>
       <w:pPr>
-        <w:pStyle w:val="ListParagraph"/>
+        <w:pStyle w:val="PargrafodaLista"/>
         <w:spacing w:after="40"/>
         <w:ind w:left="317" w:hanging="202"/>
       </w:pPr>
@@ -10153,7 +12360,7 @@
     </w:p>
     <w:p>
       <w:pPr>
-        <w:pStyle w:val="ListParagraph"/>
+        <w:pStyle w:val="PargrafodaLista"/>
         <w:spacing w:after="40"/>
         <w:ind w:left="317" w:hanging="202"/>
       </w:pPr>
@@ -10171,7 +12378,7 @@
     </w:p>
     <w:p>
       <w:pPr>
-        <w:pStyle w:val="Heading1"/>
+        <w:pStyle w:val="Ttulo1"/>
       </w:pPr>
       <w:r>
         <w:lastRenderedPageBreak/>
@@ -10238,7 +12445,7 @@
 </file>
 
 <file path=word/endnotes.xml><?xml version="1.0" encoding="utf-8"?>
-<w:endnotes xmlns:wpc="http://schemas.microsoft.com/office/word/2010/wordprocessingCanvas" xmlns:cx="http://schemas.microsoft.com/office/drawing/2014/chartex" xmlns:cx1="http://schemas.microsoft.com/office/drawing/2015/9/8/chartex" xmlns:cx2="http://schemas.microsoft.com/office/drawing/2015/10/21/chartex" xmlns:cx3="http://schemas.microsoft.com/office/drawing/2016/5/9/chartex" xmlns:cx4="http://schemas.microsoft.com/office/drawing/2016/5/10/chartex" xmlns:cx5="http://schemas.microsoft.com/office/drawing/2016/5/11/chartex" xmlns:cx6="http://schemas.microsoft.com/office/drawing/2016/5/12/chartex" xmlns:cx7="http://schemas.microsoft.com/office/drawing/2016/5/13/chartex" xmlns:cx8="http://schemas.microsoft.com/office/drawing/2016/5/14/chartex" xmlns:mc="http://schemas.openxmlformats.org/markup-compatibility/2006" xmlns:m="http://schemas.openxmlformats.org/officeDocument/2006/math" xmlns:aink="http://schemas.microsoft.com/office/drawing/2016/ink" xmlns:am3d="http://schemas.microsoft.com/office/drawing/2017/model3d" xmlns:oel="http://schemas.microsoft.com/office/2019/extlst" xmlns:r="http://schemas.openxmlformats.org/officeDocument/2006/relationships" xmlns:wp14="http://schemas.microsoft.com/office/word/2010/wordprocessingDrawing" xmlns:wp="http://schemas.openxmlformats.org/drawingml/2006/wordprocessingDrawing" xmlns:wpg="http://schemas.microsoft.com/office/word/2010/wordprocessingGroup" xmlns:wpi="http://schemas.microsoft.com/office/word/2010/wordprocessingInk" xmlns:wps="http://schemas.microsoft.com/office/word/2010/wordprocessingShape" xmlns:o="urn:schemas-microsoft-com:office:office" xmlns:v="urn:schemas-microsoft-com:vml" xmlns:w10="urn:schemas-microsoft-com:office:word" xmlns:w="http://schemas.openxmlformats.org/wordprocessingml/2006/main" xmlns:w14="http://schemas.microsoft.com/office/word/2010/wordml" xmlns:w15="http://schemas.microsoft.com/office/word/2012/wordml" xmlns:w16cex="http://schemas.microsoft.com/office/word/2018/wordml/cex" xmlns:w16cid="http://schemas.microsoft.com/office/word/2016/wordml/cid" xmlns:w16="http://schemas.microsoft.com/office/word/2018/wordml" xmlns:w16sdtdh="http://schemas.microsoft.com/office/word/2020/wordml/sdtdatahash" xmlns:w16sdtfl="http://schemas.microsoft.com/office/word/2024/wordml/sdtformatlock" xmlns:w16se="http://schemas.microsoft.com/office/word/2015/wordml/symex" xmlns:w16du="http://schemas.microsoft.com/office/word/2023/wordml/word16du" xmlns:wne="http://schemas.microsoft.com/office/word/2006/wordml" mc:Ignorable="w14 w15 w16se w16cid w16 w16cex w16sdtdh w16sdtfl w16du wp14">
+<w:endnotes xmlns:wpc="http://schemas.microsoft.com/office/word/2010/wordprocessingCanvas" xmlns:cx="http://schemas.microsoft.com/office/drawing/2014/chartex" xmlns:cx1="http://schemas.microsoft.com/office/drawing/2015/9/8/chartex" xmlns:cx2="http://schemas.microsoft.com/office/drawing/2015/10/21/chartex" xmlns:cx3="http://schemas.microsoft.com/office/drawing/2016/5/9/chartex" xmlns:cx4="http://schemas.microsoft.com/office/drawing/2016/5/10/chartex" xmlns:cx5="http://schemas.microsoft.com/office/drawing/2016/5/11/chartex" xmlns:cx6="http://schemas.microsoft.com/office/drawing/2016/5/12/chartex" xmlns:cx7="http://schemas.microsoft.com/office/drawing/2016/5/13/chartex" xmlns:cx8="http://schemas.microsoft.com/office/drawing/2016/5/14/chartex" xmlns:mc="http://schemas.openxmlformats.org/markup-compatibility/2006" xmlns:aink="http://schemas.microsoft.com/office/drawing/2016/ink" xmlns:am3d="http://schemas.microsoft.com/office/drawing/2017/model3d" xmlns:o="urn:schemas-microsoft-com:office:office" xmlns:oel="http://schemas.microsoft.com/office/2019/extlst" xmlns:r="http://schemas.openxmlformats.org/officeDocument/2006/relationships" xmlns:m="http://schemas.openxmlformats.org/officeDocument/2006/math" xmlns:v="urn:schemas-microsoft-com:vml" xmlns:wp14="http://schemas.microsoft.com/office/word/2010/wordprocessingDrawing" xmlns:wp="http://schemas.openxmlformats.org/drawingml/2006/wordprocessingDrawing" xmlns:w10="urn:schemas-microsoft-com:office:word" xmlns:w="http://schemas.openxmlformats.org/wordprocessingml/2006/main" xmlns:w14="http://schemas.microsoft.com/office/word/2010/wordml" xmlns:w15="http://schemas.microsoft.com/office/word/2012/wordml" xmlns:w16cex="http://schemas.microsoft.com/office/word/2018/wordml/cex" xmlns:w16cid="http://schemas.microsoft.com/office/word/2016/wordml/cid" xmlns:w16="http://schemas.microsoft.com/office/word/2018/wordml" xmlns:w16du="http://schemas.microsoft.com/office/word/2023/wordml/word16du" xmlns:w16sdtdh="http://schemas.microsoft.com/office/word/2020/wordml/sdtdatahash" xmlns:w16sdtfl="http://schemas.microsoft.com/office/word/2024/wordml/sdtformatlock" xmlns:w16se="http://schemas.microsoft.com/office/word/2015/wordml/symex" xmlns:wpg="http://schemas.microsoft.com/office/word/2010/wordprocessingGroup" xmlns:wpi="http://schemas.microsoft.com/office/word/2010/wordprocessingInk" xmlns:wne="http://schemas.microsoft.com/office/word/2006/wordml" xmlns:wps="http://schemas.microsoft.com/office/word/2010/wordprocessingShape" mc:Ignorable="w14 w15 w16se w16cid w16 w16cex w16sdtdh w16sdtfl w16du wp14">
   <w:endnote w:type="separator" w:id="-1">
     <w:p>
       <w:pPr>
@@ -10263,11 +12470,11 @@
 </file>
 
 <file path=word/footer1.xml><?xml version="1.0" encoding="utf-8"?>
-<w:ftr xmlns:wpc="http://schemas.microsoft.com/office/word/2010/wordprocessingCanvas" xmlns:cx="http://schemas.microsoft.com/office/drawing/2014/chartex" xmlns:cx1="http://schemas.microsoft.com/office/drawing/2015/9/8/chartex" xmlns:cx2="http://schemas.microsoft.com/office/drawing/2015/10/21/chartex" xmlns:cx3="http://schemas.microsoft.com/office/drawing/2016/5/9/chartex" xmlns:cx4="http://schemas.microsoft.com/office/drawing/2016/5/10/chartex" xmlns:cx5="http://schemas.microsoft.com/office/drawing/2016/5/11/chartex" xmlns:cx6="http://schemas.microsoft.com/office/drawing/2016/5/12/chartex" xmlns:cx7="http://schemas.microsoft.com/office/drawing/2016/5/13/chartex" xmlns:cx8="http://schemas.microsoft.com/office/drawing/2016/5/14/chartex" xmlns:mc="http://schemas.openxmlformats.org/markup-compatibility/2006" xmlns:m="http://schemas.openxmlformats.org/officeDocument/2006/math" xmlns:aink="http://schemas.microsoft.com/office/drawing/2016/ink" xmlns:am3d="http://schemas.microsoft.com/office/drawing/2017/model3d" xmlns:oel="http://schemas.microsoft.com/office/2019/extlst" xmlns:r="http://schemas.openxmlformats.org/officeDocument/2006/relationships" xmlns:wp14="http://schemas.microsoft.com/office/word/2010/wordprocessingDrawing" xmlns:wp="http://schemas.openxmlformats.org/drawingml/2006/wordprocessingDrawing" xmlns:wpg="http://schemas.microsoft.com/office/word/2010/wordprocessingGroup" xmlns:wpi="http://schemas.microsoft.com/office/word/2010/wordprocessingInk" xmlns:wps="http://schemas.microsoft.com/office/word/2010/wordprocessingShape" xmlns:o="urn:schemas-microsoft-com:office:office" xmlns:v="urn:schemas-microsoft-com:vml" xmlns:w10="urn:schemas-microsoft-com:office:word" xmlns:w="http://schemas.openxmlformats.org/wordprocessingml/2006/main" xmlns:w14="http://schemas.microsoft.com/office/word/2010/wordml" xmlns:w15="http://schemas.microsoft.com/office/word/2012/wordml" xmlns:w16cex="http://schemas.microsoft.com/office/word/2018/wordml/cex" xmlns:w16cid="http://schemas.microsoft.com/office/word/2016/wordml/cid" xmlns:w16="http://schemas.microsoft.com/office/word/2018/wordml" xmlns:w16sdtdh="http://schemas.microsoft.com/office/word/2020/wordml/sdtdatahash" xmlns:w16sdtfl="http://schemas.microsoft.com/office/word/2024/wordml/sdtformatlock" xmlns:w16se="http://schemas.microsoft.com/office/word/2015/wordml/symex" xmlns:w16du="http://schemas.microsoft.com/office/word/2023/wordml/word16du" xmlns:wne="http://schemas.microsoft.com/office/word/2006/wordml" mc:Ignorable="w14 w15 w16se w16cid w16 w16cex w16sdtdh w16sdtfl w16du wp14">
+<w:ftr xmlns:wpc="http://schemas.microsoft.com/office/word/2010/wordprocessingCanvas" xmlns:cx="http://schemas.microsoft.com/office/drawing/2014/chartex" xmlns:cx1="http://schemas.microsoft.com/office/drawing/2015/9/8/chartex" xmlns:cx2="http://schemas.microsoft.com/office/drawing/2015/10/21/chartex" xmlns:cx3="http://schemas.microsoft.com/office/drawing/2016/5/9/chartex" xmlns:cx4="http://schemas.microsoft.com/office/drawing/2016/5/10/chartex" xmlns:cx5="http://schemas.microsoft.com/office/drawing/2016/5/11/chartex" xmlns:cx6="http://schemas.microsoft.com/office/drawing/2016/5/12/chartex" xmlns:cx7="http://schemas.microsoft.com/office/drawing/2016/5/13/chartex" xmlns:cx8="http://schemas.microsoft.com/office/drawing/2016/5/14/chartex" xmlns:mc="http://schemas.openxmlformats.org/markup-compatibility/2006" xmlns:aink="http://schemas.microsoft.com/office/drawing/2016/ink" xmlns:am3d="http://schemas.microsoft.com/office/drawing/2017/model3d" xmlns:o="urn:schemas-microsoft-com:office:office" xmlns:oel="http://schemas.microsoft.com/office/2019/extlst" xmlns:r="http://schemas.openxmlformats.org/officeDocument/2006/relationships" xmlns:m="http://schemas.openxmlformats.org/officeDocument/2006/math" xmlns:v="urn:schemas-microsoft-com:vml" xmlns:wp14="http://schemas.microsoft.com/office/word/2010/wordprocessingDrawing" xmlns:wp="http://schemas.openxmlformats.org/drawingml/2006/wordprocessingDrawing" xmlns:w10="urn:schemas-microsoft-com:office:word" xmlns:w="http://schemas.openxmlformats.org/wordprocessingml/2006/main" xmlns:w14="http://schemas.microsoft.com/office/word/2010/wordml" xmlns:w15="http://schemas.microsoft.com/office/word/2012/wordml" xmlns:w16cex="http://schemas.microsoft.com/office/word/2018/wordml/cex" xmlns:w16cid="http://schemas.microsoft.com/office/word/2016/wordml/cid" xmlns:w16="http://schemas.microsoft.com/office/word/2018/wordml" xmlns:w16du="http://schemas.microsoft.com/office/word/2023/wordml/word16du" xmlns:w16sdtdh="http://schemas.microsoft.com/office/word/2020/wordml/sdtdatahash" xmlns:w16sdtfl="http://schemas.microsoft.com/office/word/2024/wordml/sdtformatlock" xmlns:w16se="http://schemas.microsoft.com/office/word/2015/wordml/symex" xmlns:wpg="http://schemas.microsoft.com/office/word/2010/wordprocessingGroup" xmlns:wpi="http://schemas.microsoft.com/office/word/2010/wordprocessingInk" xmlns:wne="http://schemas.microsoft.com/office/word/2006/wordml" xmlns:wps="http://schemas.microsoft.com/office/word/2010/wordprocessingShape" mc:Ignorable="w14 w15 w16se w16cid w16 w16cex w16sdtdh w16sdtfl w16du wp14">
   <w:sdt>
     <w:sdtPr>
       <w:rPr>
-        <w:rStyle w:val="PageNumber"/>
+        <w:rStyle w:val="Nmerodepgina"/>
       </w:rPr>
       <w:id w:val="-109894125"/>
       <w:docPartObj>
@@ -10278,33 +12485,33 @@
     <w:sdtContent>
       <w:p>
         <w:pPr>
-          <w:pStyle w:val="Footer"/>
+          <w:pStyle w:val="Rodap"/>
           <w:framePr w:wrap="none" w:vAnchor="text" w:hAnchor="margin" w:xAlign="right" w:y="1"/>
           <w:rPr>
-            <w:rStyle w:val="PageNumber"/>
+            <w:rStyle w:val="Nmerodepgina"/>
           </w:rPr>
         </w:pPr>
         <w:r>
           <w:rPr>
-            <w:rStyle w:val="PageNumber"/>
+            <w:rStyle w:val="Nmerodepgina"/>
           </w:rPr>
           <w:fldChar w:fldCharType="begin"/>
         </w:r>
         <w:r>
           <w:rPr>
-            <w:rStyle w:val="PageNumber"/>
+            <w:rStyle w:val="Nmerodepgina"/>
           </w:rPr>
           <w:instrText xml:space="preserve"> PAGE </w:instrText>
         </w:r>
         <w:r>
           <w:rPr>
-            <w:rStyle w:val="PageNumber"/>
+            <w:rStyle w:val="Nmerodepgina"/>
           </w:rPr>
           <w:fldChar w:fldCharType="separate"/>
         </w:r>
         <w:r>
           <w:rPr>
-            <w:rStyle w:val="PageNumber"/>
+            <w:rStyle w:val="Nmerodepgina"/>
           </w:rPr>
           <w:fldChar w:fldCharType="end"/>
         </w:r>
@@ -10314,7 +12521,7 @@
   <w:sdt>
     <w:sdtPr>
       <w:rPr>
-        <w:rStyle w:val="PageNumber"/>
+        <w:rStyle w:val="Nmerodepgina"/>
       </w:rPr>
       <w:id w:val="-230166174"/>
       <w:docPartObj>
@@ -10325,34 +12532,34 @@
     <w:sdtContent>
       <w:p>
         <w:pPr>
-          <w:pStyle w:val="Footer"/>
+          <w:pStyle w:val="Rodap"/>
           <w:framePr w:wrap="none" w:vAnchor="text" w:hAnchor="margin" w:xAlign="right" w:y="1"/>
           <w:ind w:firstLine="360"/>
           <w:rPr>
-            <w:rStyle w:val="PageNumber"/>
+            <w:rStyle w:val="Nmerodepgina"/>
           </w:rPr>
         </w:pPr>
         <w:r>
           <w:rPr>
-            <w:rStyle w:val="PageNumber"/>
+            <w:rStyle w:val="Nmerodepgina"/>
           </w:rPr>
           <w:fldChar w:fldCharType="begin"/>
         </w:r>
         <w:r>
           <w:rPr>
-            <w:rStyle w:val="PageNumber"/>
+            <w:rStyle w:val="Nmerodepgina"/>
           </w:rPr>
           <w:instrText xml:space="preserve"> PAGE </w:instrText>
         </w:r>
         <w:r>
           <w:rPr>
-            <w:rStyle w:val="PageNumber"/>
+            <w:rStyle w:val="Nmerodepgina"/>
           </w:rPr>
           <w:fldChar w:fldCharType="separate"/>
         </w:r>
         <w:r>
           <w:rPr>
-            <w:rStyle w:val="PageNumber"/>
+            <w:rStyle w:val="Nmerodepgina"/>
           </w:rPr>
           <w:fldChar w:fldCharType="end"/>
         </w:r>
@@ -10362,7 +12569,7 @@
   <w:sdt>
     <w:sdtPr>
       <w:rPr>
-        <w:rStyle w:val="PageNumber"/>
+        <w:rStyle w:val="Nmerodepgina"/>
       </w:rPr>
       <w:id w:val="1867017045"/>
       <w:docPartObj>
@@ -10373,34 +12580,34 @@
     <w:sdtContent>
       <w:p>
         <w:pPr>
-          <w:pStyle w:val="Footer"/>
+          <w:pStyle w:val="Rodap"/>
           <w:framePr w:wrap="none" w:vAnchor="text" w:hAnchor="margin" w:xAlign="right" w:y="1"/>
           <w:ind w:right="360" w:firstLine="360"/>
           <w:rPr>
-            <w:rStyle w:val="PageNumber"/>
+            <w:rStyle w:val="Nmerodepgina"/>
           </w:rPr>
         </w:pPr>
         <w:r>
           <w:rPr>
-            <w:rStyle w:val="PageNumber"/>
+            <w:rStyle w:val="Nmerodepgina"/>
           </w:rPr>
           <w:fldChar w:fldCharType="begin"/>
         </w:r>
         <w:r>
           <w:rPr>
-            <w:rStyle w:val="PageNumber"/>
+            <w:rStyle w:val="Nmerodepgina"/>
           </w:rPr>
           <w:instrText xml:space="preserve"> PAGE </w:instrText>
         </w:r>
         <w:r>
           <w:rPr>
-            <w:rStyle w:val="PageNumber"/>
+            <w:rStyle w:val="Nmerodepgina"/>
           </w:rPr>
           <w:fldChar w:fldCharType="separate"/>
         </w:r>
         <w:r>
           <w:rPr>
-            <w:rStyle w:val="PageNumber"/>
+            <w:rStyle w:val="Nmerodepgina"/>
           </w:rPr>
           <w:fldChar w:fldCharType="end"/>
         </w:r>
@@ -10409,7 +12616,7 @@
   </w:sdt>
   <w:p>
     <w:pPr>
-      <w:pStyle w:val="Footer"/>
+      <w:pStyle w:val="Rodap"/>
       <w:ind w:right="360"/>
     </w:pPr>
   </w:p>
@@ -10417,11 +12624,11 @@
 </file>
 
 <file path=word/footer2.xml><?xml version="1.0" encoding="utf-8"?>
-<w:ftr xmlns:wpc="http://schemas.microsoft.com/office/word/2010/wordprocessingCanvas" xmlns:cx="http://schemas.microsoft.com/office/drawing/2014/chartex" xmlns:cx1="http://schemas.microsoft.com/office/drawing/2015/9/8/chartex" xmlns:cx2="http://schemas.microsoft.com/office/drawing/2015/10/21/chartex" xmlns:cx3="http://schemas.microsoft.com/office/drawing/2016/5/9/chartex" xmlns:cx4="http://schemas.microsoft.com/office/drawing/2016/5/10/chartex" xmlns:cx5="http://schemas.microsoft.com/office/drawing/2016/5/11/chartex" xmlns:cx6="http://schemas.microsoft.com/office/drawing/2016/5/12/chartex" xmlns:cx7="http://schemas.microsoft.com/office/drawing/2016/5/13/chartex" xmlns:cx8="http://schemas.microsoft.com/office/drawing/2016/5/14/chartex" xmlns:mc="http://schemas.openxmlformats.org/markup-compatibility/2006" xmlns:m="http://schemas.openxmlformats.org/officeDocument/2006/math" xmlns:aink="http://schemas.microsoft.com/office/drawing/2016/ink" xmlns:am3d="http://schemas.microsoft.com/office/drawing/2017/model3d" xmlns:oel="http://schemas.microsoft.com/office/2019/extlst" xmlns:r="http://schemas.openxmlformats.org/officeDocument/2006/relationships" xmlns:wp14="http://schemas.microsoft.com/office/word/2010/wordprocessingDrawing" xmlns:wp="http://schemas.openxmlformats.org/drawingml/2006/wordprocessingDrawing" xmlns:wpg="http://schemas.microsoft.com/office/word/2010/wordprocessingGroup" xmlns:wpi="http://schemas.microsoft.com/office/word/2010/wordprocessingInk" xmlns:wps="http://schemas.microsoft.com/office/word/2010/wordprocessingShape" xmlns:o="urn:schemas-microsoft-com:office:office" xmlns:v="urn:schemas-microsoft-com:vml" xmlns:w10="urn:schemas-microsoft-com:office:word" xmlns:w="http://schemas.openxmlformats.org/wordprocessingml/2006/main" xmlns:w14="http://schemas.microsoft.com/office/word/2010/wordml" xmlns:w15="http://schemas.microsoft.com/office/word/2012/wordml" xmlns:w16cex="http://schemas.microsoft.com/office/word/2018/wordml/cex" xmlns:w16cid="http://schemas.microsoft.com/office/word/2016/wordml/cid" xmlns:w16="http://schemas.microsoft.com/office/word/2018/wordml" xmlns:w16sdtdh="http://schemas.microsoft.com/office/word/2020/wordml/sdtdatahash" xmlns:w16sdtfl="http://schemas.microsoft.com/office/word/2024/wordml/sdtformatlock" xmlns:w16se="http://schemas.microsoft.com/office/word/2015/wordml/symex" xmlns:w16du="http://schemas.microsoft.com/office/word/2023/wordml/word16du" xmlns:wne="http://schemas.microsoft.com/office/word/2006/wordml" mc:Ignorable="w14 w15 w16se w16cid w16 w16cex w16sdtdh w16sdtfl w16du wp14">
+<w:ftr xmlns:wpc="http://schemas.microsoft.com/office/word/2010/wordprocessingCanvas" xmlns:cx="http://schemas.microsoft.com/office/drawing/2014/chartex" xmlns:cx1="http://schemas.microsoft.com/office/drawing/2015/9/8/chartex" xmlns:cx2="http://schemas.microsoft.com/office/drawing/2015/10/21/chartex" xmlns:cx3="http://schemas.microsoft.com/office/drawing/2016/5/9/chartex" xmlns:cx4="http://schemas.microsoft.com/office/drawing/2016/5/10/chartex" xmlns:cx5="http://schemas.microsoft.com/office/drawing/2016/5/11/chartex" xmlns:cx6="http://schemas.microsoft.com/office/drawing/2016/5/12/chartex" xmlns:cx7="http://schemas.microsoft.com/office/drawing/2016/5/13/chartex" xmlns:cx8="http://schemas.microsoft.com/office/drawing/2016/5/14/chartex" xmlns:mc="http://schemas.openxmlformats.org/markup-compatibility/2006" xmlns:aink="http://schemas.microsoft.com/office/drawing/2016/ink" xmlns:am3d="http://schemas.microsoft.com/office/drawing/2017/model3d" xmlns:o="urn:schemas-microsoft-com:office:office" xmlns:oel="http://schemas.microsoft.com/office/2019/extlst" xmlns:r="http://schemas.openxmlformats.org/officeDocument/2006/relationships" xmlns:m="http://schemas.openxmlformats.org/officeDocument/2006/math" xmlns:v="urn:schemas-microsoft-com:vml" xmlns:wp14="http://schemas.microsoft.com/office/word/2010/wordprocessingDrawing" xmlns:wp="http://schemas.openxmlformats.org/drawingml/2006/wordprocessingDrawing" xmlns:w10="urn:schemas-microsoft-com:office:word" xmlns:w="http://schemas.openxmlformats.org/wordprocessingml/2006/main" xmlns:w14="http://schemas.microsoft.com/office/word/2010/wordml" xmlns:w15="http://schemas.microsoft.com/office/word/2012/wordml" xmlns:w16cex="http://schemas.microsoft.com/office/word/2018/wordml/cex" xmlns:w16cid="http://schemas.microsoft.com/office/word/2016/wordml/cid" xmlns:w16="http://schemas.microsoft.com/office/word/2018/wordml" xmlns:w16du="http://schemas.microsoft.com/office/word/2023/wordml/word16du" xmlns:w16sdtdh="http://schemas.microsoft.com/office/word/2020/wordml/sdtdatahash" xmlns:w16sdtfl="http://schemas.microsoft.com/office/word/2024/wordml/sdtformatlock" xmlns:w16se="http://schemas.microsoft.com/office/word/2015/wordml/symex" xmlns:wpg="http://schemas.microsoft.com/office/word/2010/wordprocessingGroup" xmlns:wpi="http://schemas.microsoft.com/office/word/2010/wordprocessingInk" xmlns:wne="http://schemas.microsoft.com/office/word/2006/wordml" xmlns:wps="http://schemas.microsoft.com/office/word/2010/wordprocessingShape" mc:Ignorable="w14 w15 w16se w16cid w16 w16cex w16sdtdh w16sdtfl w16du wp14">
   <w:sdt>
     <w:sdtPr>
       <w:rPr>
-        <w:rStyle w:val="PageNumber"/>
+        <w:rStyle w:val="Nmerodepgina"/>
       </w:rPr>
       <w:id w:val="2083177255"/>
       <w:docPartObj>
@@ -10432,40 +12639,40 @@
     <w:sdtContent>
       <w:p>
         <w:pPr>
-          <w:pStyle w:val="Footer"/>
+          <w:pStyle w:val="Rodap"/>
           <w:framePr w:wrap="none" w:vAnchor="text" w:hAnchor="margin" w:xAlign="right" w:y="1"/>
           <w:rPr>
-            <w:rStyle w:val="PageNumber"/>
+            <w:rStyle w:val="Nmerodepgina"/>
           </w:rPr>
         </w:pPr>
         <w:r>
           <w:rPr>
-            <w:rStyle w:val="PageNumber"/>
+            <w:rStyle w:val="Nmerodepgina"/>
           </w:rPr>
           <w:fldChar w:fldCharType="begin"/>
         </w:r>
         <w:r>
           <w:rPr>
-            <w:rStyle w:val="PageNumber"/>
+            <w:rStyle w:val="Nmerodepgina"/>
           </w:rPr>
           <w:instrText xml:space="preserve"> PAGE </w:instrText>
         </w:r>
         <w:r>
           <w:rPr>
-            <w:rStyle w:val="PageNumber"/>
+            <w:rStyle w:val="Nmerodepgina"/>
           </w:rPr>
           <w:fldChar w:fldCharType="separate"/>
         </w:r>
         <w:r>
           <w:rPr>
-            <w:rStyle w:val="PageNumber"/>
+            <w:rStyle w:val="Nmerodepgina"/>
             <w:noProof/>
           </w:rPr>
           <w:t>1</w:t>
         </w:r>
         <w:r>
           <w:rPr>
-            <w:rStyle w:val="PageNumber"/>
+            <w:rStyle w:val="Nmerodepgina"/>
           </w:rPr>
           <w:fldChar w:fldCharType="end"/>
         </w:r>
@@ -10474,7 +12681,7 @@
   </w:sdt>
   <w:p>
     <w:pPr>
-      <w:pStyle w:val="Footer"/>
+      <w:pStyle w:val="Rodap"/>
       <w:ind w:right="360" w:firstLine="360"/>
       <w:rPr>
         <w:i/>
@@ -10490,14 +12697,74 @@
         <w:sz w:val="16"/>
         <w:szCs w:val="16"/>
       </w:rPr>
-      <w:t>“Hard work always pays off.”</w:t>
+      <w:t xml:space="preserve">“Hard </w:t>
+    </w:r>
+    <w:proofErr w:type="spellStart"/>
+    <w:r>
+      <w:rPr>
+        <w:i/>
+        <w:iCs/>
+        <w:sz w:val="16"/>
+        <w:szCs w:val="16"/>
+      </w:rPr>
+      <w:t>work</w:t>
+    </w:r>
+    <w:proofErr w:type="spellEnd"/>
+    <w:r>
+      <w:rPr>
+        <w:i/>
+        <w:iCs/>
+        <w:sz w:val="16"/>
+        <w:szCs w:val="16"/>
+      </w:rPr>
+      <w:t xml:space="preserve"> </w:t>
+    </w:r>
+    <w:proofErr w:type="spellStart"/>
+    <w:r>
+      <w:rPr>
+        <w:i/>
+        <w:iCs/>
+        <w:sz w:val="16"/>
+        <w:szCs w:val="16"/>
+      </w:rPr>
+      <w:t>always</w:t>
+    </w:r>
+    <w:proofErr w:type="spellEnd"/>
+    <w:r>
+      <w:rPr>
+        <w:i/>
+        <w:iCs/>
+        <w:sz w:val="16"/>
+        <w:szCs w:val="16"/>
+      </w:rPr>
+      <w:t xml:space="preserve"> </w:t>
+    </w:r>
+    <w:proofErr w:type="spellStart"/>
+    <w:r>
+      <w:rPr>
+        <w:i/>
+        <w:iCs/>
+        <w:sz w:val="16"/>
+        <w:szCs w:val="16"/>
+      </w:rPr>
+      <w:t>pays</w:t>
+    </w:r>
+    <w:proofErr w:type="spellEnd"/>
+    <w:r>
+      <w:rPr>
+        <w:i/>
+        <w:iCs/>
+        <w:sz w:val="16"/>
+        <w:szCs w:val="16"/>
+      </w:rPr>
+      <w:t xml:space="preserve"> off.”</w:t>
     </w:r>
   </w:p>
 </w:ftr>
 </file>
 
 <file path=word/footnotes.xml><?xml version="1.0" encoding="utf-8"?>
-<w:footnotes xmlns:wpc="http://schemas.microsoft.com/office/word/2010/wordprocessingCanvas" xmlns:cx="http://schemas.microsoft.com/office/drawing/2014/chartex" xmlns:cx1="http://schemas.microsoft.com/office/drawing/2015/9/8/chartex" xmlns:cx2="http://schemas.microsoft.com/office/drawing/2015/10/21/chartex" xmlns:cx3="http://schemas.microsoft.com/office/drawing/2016/5/9/chartex" xmlns:cx4="http://schemas.microsoft.com/office/drawing/2016/5/10/chartex" xmlns:cx5="http://schemas.microsoft.com/office/drawing/2016/5/11/chartex" xmlns:cx6="http://schemas.microsoft.com/office/drawing/2016/5/12/chartex" xmlns:cx7="http://schemas.microsoft.com/office/drawing/2016/5/13/chartex" xmlns:cx8="http://schemas.microsoft.com/office/drawing/2016/5/14/chartex" xmlns:mc="http://schemas.openxmlformats.org/markup-compatibility/2006" xmlns:m="http://schemas.openxmlformats.org/officeDocument/2006/math" xmlns:aink="http://schemas.microsoft.com/office/drawing/2016/ink" xmlns:am3d="http://schemas.microsoft.com/office/drawing/2017/model3d" xmlns:oel="http://schemas.microsoft.com/office/2019/extlst" xmlns:r="http://schemas.openxmlformats.org/officeDocument/2006/relationships" xmlns:wp14="http://schemas.microsoft.com/office/word/2010/wordprocessingDrawing" xmlns:wp="http://schemas.openxmlformats.org/drawingml/2006/wordprocessingDrawing" xmlns:wpg="http://schemas.microsoft.com/office/word/2010/wordprocessingGroup" xmlns:wpi="http://schemas.microsoft.com/office/word/2010/wordprocessingInk" xmlns:wps="http://schemas.microsoft.com/office/word/2010/wordprocessingShape" xmlns:o="urn:schemas-microsoft-com:office:office" xmlns:v="urn:schemas-microsoft-com:vml" xmlns:w10="urn:schemas-microsoft-com:office:word" xmlns:w="http://schemas.openxmlformats.org/wordprocessingml/2006/main" xmlns:w14="http://schemas.microsoft.com/office/word/2010/wordml" xmlns:w15="http://schemas.microsoft.com/office/word/2012/wordml" xmlns:w16cex="http://schemas.microsoft.com/office/word/2018/wordml/cex" xmlns:w16cid="http://schemas.microsoft.com/office/word/2016/wordml/cid" xmlns:w16="http://schemas.microsoft.com/office/word/2018/wordml" xmlns:w16sdtdh="http://schemas.microsoft.com/office/word/2020/wordml/sdtdatahash" xmlns:w16sdtfl="http://schemas.microsoft.com/office/word/2024/wordml/sdtformatlock" xmlns:w16se="http://schemas.microsoft.com/office/word/2015/wordml/symex" xmlns:w16du="http://schemas.microsoft.com/office/word/2023/wordml/word16du" xmlns:wne="http://schemas.microsoft.com/office/word/2006/wordml" mc:Ignorable="w14 w15 w16se w16cid w16 w16cex w16sdtdh w16sdtfl w16du wp14">
+<w:footnotes xmlns:wpc="http://schemas.microsoft.com/office/word/2010/wordprocessingCanvas" xmlns:cx="http://schemas.microsoft.com/office/drawing/2014/chartex" xmlns:cx1="http://schemas.microsoft.com/office/drawing/2015/9/8/chartex" xmlns:cx2="http://schemas.microsoft.com/office/drawing/2015/10/21/chartex" xmlns:cx3="http://schemas.microsoft.com/office/drawing/2016/5/9/chartex" xmlns:cx4="http://schemas.microsoft.com/office/drawing/2016/5/10/chartex" xmlns:cx5="http://schemas.microsoft.com/office/drawing/2016/5/11/chartex" xmlns:cx6="http://schemas.microsoft.com/office/drawing/2016/5/12/chartex" xmlns:cx7="http://schemas.microsoft.com/office/drawing/2016/5/13/chartex" xmlns:cx8="http://schemas.microsoft.com/office/drawing/2016/5/14/chartex" xmlns:mc="http://schemas.openxmlformats.org/markup-compatibility/2006" xmlns:aink="http://schemas.microsoft.com/office/drawing/2016/ink" xmlns:am3d="http://schemas.microsoft.com/office/drawing/2017/model3d" xmlns:o="urn:schemas-microsoft-com:office:office" xmlns:oel="http://schemas.microsoft.com/office/2019/extlst" xmlns:r="http://schemas.openxmlformats.org/officeDocument/2006/relationships" xmlns:m="http://schemas.openxmlformats.org/officeDocument/2006/math" xmlns:v="urn:schemas-microsoft-com:vml" xmlns:wp14="http://schemas.microsoft.com/office/word/2010/wordprocessingDrawing" xmlns:wp="http://schemas.openxmlformats.org/drawingml/2006/wordprocessingDrawing" xmlns:w10="urn:schemas-microsoft-com:office:word" xmlns:w="http://schemas.openxmlformats.org/wordprocessingml/2006/main" xmlns:w14="http://schemas.microsoft.com/office/word/2010/wordml" xmlns:w15="http://schemas.microsoft.com/office/word/2012/wordml" xmlns:w16cex="http://schemas.microsoft.com/office/word/2018/wordml/cex" xmlns:w16cid="http://schemas.microsoft.com/office/word/2016/wordml/cid" xmlns:w16="http://schemas.microsoft.com/office/word/2018/wordml" xmlns:w16du="http://schemas.microsoft.com/office/word/2023/wordml/word16du" xmlns:w16sdtdh="http://schemas.microsoft.com/office/word/2020/wordml/sdtdatahash" xmlns:w16sdtfl="http://schemas.microsoft.com/office/word/2024/wordml/sdtformatlock" xmlns:w16se="http://schemas.microsoft.com/office/word/2015/wordml/symex" xmlns:wpg="http://schemas.microsoft.com/office/word/2010/wordprocessingGroup" xmlns:wpi="http://schemas.microsoft.com/office/word/2010/wordprocessingInk" xmlns:wne="http://schemas.microsoft.com/office/word/2006/wordml" xmlns:wps="http://schemas.microsoft.com/office/word/2010/wordprocessingShape" mc:Ignorable="w14 w15 w16se w16cid w16 w16cex w16sdtdh w16sdtfl w16du wp14">
   <w:footnote w:type="separator" w:id="-1">
     <w:p>
       <w:pPr>
@@ -10522,7 +12789,7 @@
 </file>
 
 <file path=word/header1.xml><?xml version="1.0" encoding="utf-8"?>
-<w:hdr xmlns:wpc="http://schemas.microsoft.com/office/word/2010/wordprocessingCanvas" xmlns:cx="http://schemas.microsoft.com/office/drawing/2014/chartex" xmlns:cx1="http://schemas.microsoft.com/office/drawing/2015/9/8/chartex" xmlns:cx2="http://schemas.microsoft.com/office/drawing/2015/10/21/chartex" xmlns:cx3="http://schemas.microsoft.com/office/drawing/2016/5/9/chartex" xmlns:cx4="http://schemas.microsoft.com/office/drawing/2016/5/10/chartex" xmlns:cx5="http://schemas.microsoft.com/office/drawing/2016/5/11/chartex" xmlns:cx6="http://schemas.microsoft.com/office/drawing/2016/5/12/chartex" xmlns:cx7="http://schemas.microsoft.com/office/drawing/2016/5/13/chartex" xmlns:cx8="http://schemas.microsoft.com/office/drawing/2016/5/14/chartex" xmlns:mc="http://schemas.openxmlformats.org/markup-compatibility/2006" xmlns:m="http://schemas.openxmlformats.org/officeDocument/2006/math" xmlns:aink="http://schemas.microsoft.com/office/drawing/2016/ink" xmlns:am3d="http://schemas.microsoft.com/office/drawing/2017/model3d" xmlns:oel="http://schemas.microsoft.com/office/2019/extlst" xmlns:r="http://schemas.openxmlformats.org/officeDocument/2006/relationships" xmlns:wp14="http://schemas.microsoft.com/office/word/2010/wordprocessingDrawing" xmlns:wp="http://schemas.openxmlformats.org/drawingml/2006/wordprocessingDrawing" xmlns:wpg="http://schemas.microsoft.com/office/word/2010/wordprocessingGroup" xmlns:wpi="http://schemas.microsoft.com/office/word/2010/wordprocessingInk" xmlns:wps="http://schemas.microsoft.com/office/word/2010/wordprocessingShape" xmlns:o="urn:schemas-microsoft-com:office:office" xmlns:v="urn:schemas-microsoft-com:vml" xmlns:w10="urn:schemas-microsoft-com:office:word" xmlns:w="http://schemas.openxmlformats.org/wordprocessingml/2006/main" xmlns:w14="http://schemas.microsoft.com/office/word/2010/wordml" xmlns:w15="http://schemas.microsoft.com/office/word/2012/wordml" xmlns:w16cex="http://schemas.microsoft.com/office/word/2018/wordml/cex" xmlns:w16cid="http://schemas.microsoft.com/office/word/2016/wordml/cid" xmlns:w16="http://schemas.microsoft.com/office/word/2018/wordml" xmlns:w16sdtdh="http://schemas.microsoft.com/office/word/2020/wordml/sdtdatahash" xmlns:w16sdtfl="http://schemas.microsoft.com/office/word/2024/wordml/sdtformatlock" xmlns:w16se="http://schemas.microsoft.com/office/word/2015/wordml/symex" xmlns:w16du="http://schemas.microsoft.com/office/word/2023/wordml/word16du" xmlns:wne="http://schemas.microsoft.com/office/word/2006/wordml" mc:Ignorable="w14 w15 w16se w16cid w16 w16cex w16sdtdh w16sdtfl w16du wp14">
+<w:hdr xmlns:wpc="http://schemas.microsoft.com/office/word/2010/wordprocessingCanvas" xmlns:cx="http://schemas.microsoft.com/office/drawing/2014/chartex" xmlns:cx1="http://schemas.microsoft.com/office/drawing/2015/9/8/chartex" xmlns:cx2="http://schemas.microsoft.com/office/drawing/2015/10/21/chartex" xmlns:cx3="http://schemas.microsoft.com/office/drawing/2016/5/9/chartex" xmlns:cx4="http://schemas.microsoft.com/office/drawing/2016/5/10/chartex" xmlns:cx5="http://schemas.microsoft.com/office/drawing/2016/5/11/chartex" xmlns:cx6="http://schemas.microsoft.com/office/drawing/2016/5/12/chartex" xmlns:cx7="http://schemas.microsoft.com/office/drawing/2016/5/13/chartex" xmlns:cx8="http://schemas.microsoft.com/office/drawing/2016/5/14/chartex" xmlns:mc="http://schemas.openxmlformats.org/markup-compatibility/2006" xmlns:aink="http://schemas.microsoft.com/office/drawing/2016/ink" xmlns:am3d="http://schemas.microsoft.com/office/drawing/2017/model3d" xmlns:o="urn:schemas-microsoft-com:office:office" xmlns:oel="http://schemas.microsoft.com/office/2019/extlst" xmlns:r="http://schemas.openxmlformats.org/officeDocument/2006/relationships" xmlns:m="http://schemas.openxmlformats.org/officeDocument/2006/math" xmlns:v="urn:schemas-microsoft-com:vml" xmlns:wp14="http://schemas.microsoft.com/office/word/2010/wordprocessingDrawing" xmlns:wp="http://schemas.openxmlformats.org/drawingml/2006/wordprocessingDrawing" xmlns:w10="urn:schemas-microsoft-com:office:word" xmlns:w="http://schemas.openxmlformats.org/wordprocessingml/2006/main" xmlns:w14="http://schemas.microsoft.com/office/word/2010/wordml" xmlns:w15="http://schemas.microsoft.com/office/word/2012/wordml" xmlns:w16cex="http://schemas.microsoft.com/office/word/2018/wordml/cex" xmlns:w16cid="http://schemas.microsoft.com/office/word/2016/wordml/cid" xmlns:w16="http://schemas.microsoft.com/office/word/2018/wordml" xmlns:w16du="http://schemas.microsoft.com/office/word/2023/wordml/word16du" xmlns:w16sdtdh="http://schemas.microsoft.com/office/word/2020/wordml/sdtdatahash" xmlns:w16sdtfl="http://schemas.microsoft.com/office/word/2024/wordml/sdtformatlock" xmlns:w16se="http://schemas.microsoft.com/office/word/2015/wordml/symex" xmlns:wpg="http://schemas.microsoft.com/office/word/2010/wordprocessingGroup" xmlns:wpi="http://schemas.microsoft.com/office/word/2010/wordprocessingInk" xmlns:wne="http://schemas.microsoft.com/office/word/2006/wordml" xmlns:wps="http://schemas.microsoft.com/office/word/2010/wordprocessingShape" mc:Ignorable="w14 w15 w16se w16cid w16 w16cex w16sdtdh w16sdtfl w16du wp14">
   <w:p>
     <w:pPr>
       <w:tabs>
@@ -10705,7 +12972,35 @@
         <w:sz w:val="16"/>
         <w:szCs w:val="16"/>
       </w:rPr>
-      <w:t>Design Verification  / Residência em Microeletrônica – Polo UFCG</w:t>
+      <w:t xml:space="preserve">Design </w:t>
+    </w:r>
+    <w:proofErr w:type="spellStart"/>
+    <w:proofErr w:type="gramStart"/>
+    <w:r>
+      <w:rPr>
+        <w:color w:val="888888"/>
+        <w:sz w:val="16"/>
+        <w:szCs w:val="16"/>
+      </w:rPr>
+      <w:t>Verification</w:t>
+    </w:r>
+    <w:proofErr w:type="spellEnd"/>
+    <w:r>
+      <w:rPr>
+        <w:color w:val="888888"/>
+        <w:sz w:val="16"/>
+        <w:szCs w:val="16"/>
+      </w:rPr>
+      <w:t xml:space="preserve">  /</w:t>
+    </w:r>
+    <w:proofErr w:type="gramEnd"/>
+    <w:r>
+      <w:rPr>
+        <w:color w:val="888888"/>
+        <w:sz w:val="16"/>
+        <w:szCs w:val="16"/>
+      </w:rPr>
+      <w:t xml:space="preserve"> Residência em Microeletrônica – Polo UFCG</w:t>
     </w:r>
     <w:r>
       <w:rPr>
@@ -10720,7 +13015,7 @@
 </file>
 
 <file path=word/numbering.xml><?xml version="1.0" encoding="utf-8"?>
-<w:numbering xmlns:wpc="http://schemas.microsoft.com/office/word/2010/wordprocessingCanvas" xmlns:cx="http://schemas.microsoft.com/office/drawing/2014/chartex" xmlns:cx1="http://schemas.microsoft.com/office/drawing/2015/9/8/chartex" xmlns:cx2="http://schemas.microsoft.com/office/drawing/2015/10/21/chartex" xmlns:cx3="http://schemas.microsoft.com/office/drawing/2016/5/9/chartex" xmlns:cx4="http://schemas.microsoft.com/office/drawing/2016/5/10/chartex" xmlns:cx5="http://schemas.microsoft.com/office/drawing/2016/5/11/chartex" xmlns:cx6="http://schemas.microsoft.com/office/drawing/2016/5/12/chartex" xmlns:cx7="http://schemas.microsoft.com/office/drawing/2016/5/13/chartex" xmlns:cx8="http://schemas.microsoft.com/office/drawing/2016/5/14/chartex" xmlns:mc="http://schemas.openxmlformats.org/markup-compatibility/2006" xmlns:m="http://schemas.openxmlformats.org/officeDocument/2006/math" xmlns:aink="http://schemas.microsoft.com/office/drawing/2016/ink" xmlns:am3d="http://schemas.microsoft.com/office/drawing/2017/model3d" xmlns:oel="http://schemas.microsoft.com/office/2019/extlst" xmlns:r="http://schemas.openxmlformats.org/officeDocument/2006/relationships" xmlns:wp14="http://schemas.microsoft.com/office/word/2010/wordprocessingDrawing" xmlns:wp="http://schemas.openxmlformats.org/drawingml/2006/wordprocessingDrawing" xmlns:wpg="http://schemas.microsoft.com/office/word/2010/wordprocessingGroup" xmlns:wpi="http://schemas.microsoft.com/office/word/2010/wordprocessingInk" xmlns:wps="http://schemas.microsoft.com/office/word/2010/wordprocessingShape" xmlns:o="urn:schemas-microsoft-com:office:office" xmlns:v="urn:schemas-microsoft-com:vml" xmlns:w10="urn:schemas-microsoft-com:office:word" xmlns:w="http://schemas.openxmlformats.org/wordprocessingml/2006/main" xmlns:w14="http://schemas.microsoft.com/office/word/2010/wordml" xmlns:w15="http://schemas.microsoft.com/office/word/2012/wordml" xmlns:w16cex="http://schemas.microsoft.com/office/word/2018/wordml/cex" xmlns:w16cid="http://schemas.microsoft.com/office/word/2016/wordml/cid" xmlns:w16="http://schemas.microsoft.com/office/word/2018/wordml" xmlns:w16sdtdh="http://schemas.microsoft.com/office/word/2020/wordml/sdtdatahash" xmlns:w16sdtfl="http://schemas.microsoft.com/office/word/2024/wordml/sdtformatlock" xmlns:w16se="http://schemas.microsoft.com/office/word/2015/wordml/symex" xmlns:w16du="http://schemas.microsoft.com/office/word/2023/wordml/word16du" xmlns:wne="http://schemas.microsoft.com/office/word/2006/wordml" mc:Ignorable="w14 w15 w16se w16cid w16 w16cex w16sdtdh w16sdtfl w16du wp14">
+<w:numbering xmlns:wpc="http://schemas.microsoft.com/office/word/2010/wordprocessingCanvas" xmlns:cx="http://schemas.microsoft.com/office/drawing/2014/chartex" xmlns:cx1="http://schemas.microsoft.com/office/drawing/2015/9/8/chartex" xmlns:cx2="http://schemas.microsoft.com/office/drawing/2015/10/21/chartex" xmlns:cx3="http://schemas.microsoft.com/office/drawing/2016/5/9/chartex" xmlns:cx4="http://schemas.microsoft.com/office/drawing/2016/5/10/chartex" xmlns:cx5="http://schemas.microsoft.com/office/drawing/2016/5/11/chartex" xmlns:cx6="http://schemas.microsoft.com/office/drawing/2016/5/12/chartex" xmlns:cx7="http://schemas.microsoft.com/office/drawing/2016/5/13/chartex" xmlns:cx8="http://schemas.microsoft.com/office/drawing/2016/5/14/chartex" xmlns:mc="http://schemas.openxmlformats.org/markup-compatibility/2006" xmlns:aink="http://schemas.microsoft.com/office/drawing/2016/ink" xmlns:am3d="http://schemas.microsoft.com/office/drawing/2017/model3d" xmlns:o="urn:schemas-microsoft-com:office:office" xmlns:oel="http://schemas.microsoft.com/office/2019/extlst" xmlns:r="http://schemas.openxmlformats.org/officeDocument/2006/relationships" xmlns:m="http://schemas.openxmlformats.org/officeDocument/2006/math" xmlns:v="urn:schemas-microsoft-com:vml" xmlns:wp14="http://schemas.microsoft.com/office/word/2010/wordprocessingDrawing" xmlns:wp="http://schemas.openxmlformats.org/drawingml/2006/wordprocessingDrawing" xmlns:w10="urn:schemas-microsoft-com:office:word" xmlns:w="http://schemas.openxmlformats.org/wordprocessingml/2006/main" xmlns:w14="http://schemas.microsoft.com/office/word/2010/wordml" xmlns:w15="http://schemas.microsoft.com/office/word/2012/wordml" xmlns:w16cex="http://schemas.microsoft.com/office/word/2018/wordml/cex" xmlns:w16cid="http://schemas.microsoft.com/office/word/2016/wordml/cid" xmlns:w16="http://schemas.microsoft.com/office/word/2018/wordml" xmlns:w16du="http://schemas.microsoft.com/office/word/2023/wordml/word16du" xmlns:w16sdtdh="http://schemas.microsoft.com/office/word/2020/wordml/sdtdatahash" xmlns:w16sdtfl="http://schemas.microsoft.com/office/word/2024/wordml/sdtformatlock" xmlns:w16se="http://schemas.microsoft.com/office/word/2015/wordml/symex" xmlns:wpg="http://schemas.microsoft.com/office/word/2010/wordprocessingGroup" xmlns:wpi="http://schemas.microsoft.com/office/word/2010/wordprocessingInk" xmlns:wne="http://schemas.microsoft.com/office/word/2006/wordml" xmlns:wps="http://schemas.microsoft.com/office/word/2010/wordprocessingShape" mc:Ignorable="w14 w15 w16se w16cid w16 w16cex w16sdtdh w16sdtfl w16du wp14">
   <w:abstractNum w:abstractNumId="0" w15:restartNumberingAfterBreak="0">
     <w:nsid w:val="01530A62"/>
     <w:multiLevelType w:val="hybridMultilevel"/>
@@ -11067,6 +13362,92 @@
     </w:lvl>
   </w:abstractNum>
   <w:abstractNum w:abstractNumId="4" w15:restartNumberingAfterBreak="0">
+    <w:nsid w:val="16014CD0"/>
+    <w:multiLevelType w:val="hybridMultilevel"/>
+    <w:tmpl w:val="106669D4"/>
+    <w:lvl w:ilvl="0" w:tplc="0416000F">
+      <w:start w:val="1"/>
+      <w:numFmt w:val="decimal"/>
+      <w:lvlText w:val="%1."/>
+      <w:lvlJc w:val="left"/>
+      <w:pPr>
+        <w:ind w:left="720" w:hanging="360"/>
+      </w:pPr>
+    </w:lvl>
+    <w:lvl w:ilvl="1" w:tplc="04160019" w:tentative="1">
+      <w:start w:val="1"/>
+      <w:numFmt w:val="lowerLetter"/>
+      <w:lvlText w:val="%2."/>
+      <w:lvlJc w:val="left"/>
+      <w:pPr>
+        <w:ind w:left="1440" w:hanging="360"/>
+      </w:pPr>
+    </w:lvl>
+    <w:lvl w:ilvl="2" w:tplc="0416001B" w:tentative="1">
+      <w:start w:val="1"/>
+      <w:numFmt w:val="lowerRoman"/>
+      <w:lvlText w:val="%3."/>
+      <w:lvlJc w:val="right"/>
+      <w:pPr>
+        <w:ind w:left="2160" w:hanging="180"/>
+      </w:pPr>
+    </w:lvl>
+    <w:lvl w:ilvl="3" w:tplc="0416000F" w:tentative="1">
+      <w:start w:val="1"/>
+      <w:numFmt w:val="decimal"/>
+      <w:lvlText w:val="%4."/>
+      <w:lvlJc w:val="left"/>
+      <w:pPr>
+        <w:ind w:left="2880" w:hanging="360"/>
+      </w:pPr>
+    </w:lvl>
+    <w:lvl w:ilvl="4" w:tplc="04160019" w:tentative="1">
+      <w:start w:val="1"/>
+      <w:numFmt w:val="lowerLetter"/>
+      <w:lvlText w:val="%5."/>
+      <w:lvlJc w:val="left"/>
+      <w:pPr>
+        <w:ind w:left="3600" w:hanging="360"/>
+      </w:pPr>
+    </w:lvl>
+    <w:lvl w:ilvl="5" w:tplc="0416001B" w:tentative="1">
+      <w:start w:val="1"/>
+      <w:numFmt w:val="lowerRoman"/>
+      <w:lvlText w:val="%6."/>
+      <w:lvlJc w:val="right"/>
+      <w:pPr>
+        <w:ind w:left="4320" w:hanging="180"/>
+      </w:pPr>
+    </w:lvl>
+    <w:lvl w:ilvl="6" w:tplc="0416000F" w:tentative="1">
+      <w:start w:val="1"/>
+      <w:numFmt w:val="decimal"/>
+      <w:lvlText w:val="%7."/>
+      <w:lvlJc w:val="left"/>
+      <w:pPr>
+        <w:ind w:left="5040" w:hanging="360"/>
+      </w:pPr>
+    </w:lvl>
+    <w:lvl w:ilvl="7" w:tplc="04160019" w:tentative="1">
+      <w:start w:val="1"/>
+      <w:numFmt w:val="lowerLetter"/>
+      <w:lvlText w:val="%8."/>
+      <w:lvlJc w:val="left"/>
+      <w:pPr>
+        <w:ind w:left="5760" w:hanging="360"/>
+      </w:pPr>
+    </w:lvl>
+    <w:lvl w:ilvl="8" w:tplc="0416001B" w:tentative="1">
+      <w:start w:val="1"/>
+      <w:numFmt w:val="lowerRoman"/>
+      <w:lvlText w:val="%9."/>
+      <w:lvlJc w:val="right"/>
+      <w:pPr>
+        <w:ind w:left="6480" w:hanging="180"/>
+      </w:pPr>
+    </w:lvl>
+  </w:abstractNum>
+  <w:abstractNum w:abstractNumId="5" w15:restartNumberingAfterBreak="0">
     <w:nsid w:val="16EC23CF"/>
     <w:multiLevelType w:val="hybridMultilevel"/>
     <w:tmpl w:val="866EA4E2"/>
@@ -11155,7 +13536,7 @@
       </w:pPr>
     </w:lvl>
   </w:abstractNum>
-  <w:abstractNum w:abstractNumId="5" w15:restartNumberingAfterBreak="0">
+  <w:abstractNum w:abstractNumId="6" w15:restartNumberingAfterBreak="0">
     <w:nsid w:val="1D3A7445"/>
     <w:multiLevelType w:val="hybridMultilevel"/>
     <w:tmpl w:val="609A7C2A"/>
@@ -11268,7 +13649,7 @@
       </w:rPr>
     </w:lvl>
   </w:abstractNum>
-  <w:abstractNum w:abstractNumId="6" w15:restartNumberingAfterBreak="0">
+  <w:abstractNum w:abstractNumId="7" w15:restartNumberingAfterBreak="0">
     <w:nsid w:val="1E7B02DF"/>
     <w:multiLevelType w:val="multilevel"/>
     <w:tmpl w:val="CE38BE76"/>
@@ -11381,7 +13762,7 @@
       </w:pPr>
     </w:lvl>
   </w:abstractNum>
-  <w:abstractNum w:abstractNumId="7" w15:restartNumberingAfterBreak="0">
+  <w:abstractNum w:abstractNumId="8" w15:restartNumberingAfterBreak="0">
     <w:nsid w:val="2262455A"/>
     <w:multiLevelType w:val="multilevel"/>
     <w:tmpl w:val="CE38BE76"/>
@@ -11494,7 +13875,7 @@
       </w:pPr>
     </w:lvl>
   </w:abstractNum>
-  <w:abstractNum w:abstractNumId="8" w15:restartNumberingAfterBreak="0">
+  <w:abstractNum w:abstractNumId="9" w15:restartNumberingAfterBreak="0">
     <w:nsid w:val="23B75BBB"/>
     <w:multiLevelType w:val="multilevel"/>
     <w:tmpl w:val="BB2E72FC"/>
@@ -11607,7 +13988,7 @@
       </w:pPr>
     </w:lvl>
   </w:abstractNum>
-  <w:abstractNum w:abstractNumId="9" w15:restartNumberingAfterBreak="0">
+  <w:abstractNum w:abstractNumId="10" w15:restartNumberingAfterBreak="0">
     <w:nsid w:val="25462F82"/>
     <w:multiLevelType w:val="hybridMultilevel"/>
     <w:tmpl w:val="23D02D74"/>
@@ -11696,7 +14077,7 @@
       </w:pPr>
     </w:lvl>
   </w:abstractNum>
-  <w:abstractNum w:abstractNumId="10" w15:restartNumberingAfterBreak="0">
+  <w:abstractNum w:abstractNumId="11" w15:restartNumberingAfterBreak="0">
     <w:nsid w:val="25975A9C"/>
     <w:multiLevelType w:val="hybridMultilevel"/>
     <w:tmpl w:val="CBB8EAC0"/>
@@ -11785,7 +14166,7 @@
       </w:pPr>
     </w:lvl>
   </w:abstractNum>
-  <w:abstractNum w:abstractNumId="11" w15:restartNumberingAfterBreak="0">
+  <w:abstractNum w:abstractNumId="12" w15:restartNumberingAfterBreak="0">
     <w:nsid w:val="27547830"/>
     <w:multiLevelType w:val="hybridMultilevel"/>
     <w:tmpl w:val="44F02508"/>
@@ -11898,7 +14279,7 @@
       </w:rPr>
     </w:lvl>
   </w:abstractNum>
-  <w:abstractNum w:abstractNumId="12" w15:restartNumberingAfterBreak="0">
+  <w:abstractNum w:abstractNumId="13" w15:restartNumberingAfterBreak="0">
     <w:nsid w:val="295D1743"/>
     <w:multiLevelType w:val="multilevel"/>
     <w:tmpl w:val="CE38BE76"/>
@@ -12011,7 +14392,7 @@
       </w:pPr>
     </w:lvl>
   </w:abstractNum>
-  <w:abstractNum w:abstractNumId="13" w15:restartNumberingAfterBreak="0">
+  <w:abstractNum w:abstractNumId="14" w15:restartNumberingAfterBreak="0">
     <w:nsid w:val="29F7112D"/>
     <w:multiLevelType w:val="hybridMultilevel"/>
     <w:tmpl w:val="1E948550"/>
@@ -12124,13 +14505,13 @@
       </w:rPr>
     </w:lvl>
   </w:abstractNum>
-  <w:abstractNum w:abstractNumId="14" w15:restartNumberingAfterBreak="0">
+  <w:abstractNum w:abstractNumId="15" w15:restartNumberingAfterBreak="0">
     <w:nsid w:val="38666F98"/>
     <w:multiLevelType w:val="multilevel"/>
     <w:tmpl w:val="C38ECC08"/>
     <w:numStyleLink w:val="Style1"/>
   </w:abstractNum>
-  <w:abstractNum w:abstractNumId="15" w15:restartNumberingAfterBreak="0">
+  <w:abstractNum w:abstractNumId="16" w15:restartNumberingAfterBreak="0">
     <w:nsid w:val="3F555157"/>
     <w:multiLevelType w:val="multilevel"/>
     <w:tmpl w:val="CE38BE76"/>
@@ -12243,7 +14624,7 @@
       </w:pPr>
     </w:lvl>
   </w:abstractNum>
-  <w:abstractNum w:abstractNumId="16" w15:restartNumberingAfterBreak="0">
+  <w:abstractNum w:abstractNumId="17" w15:restartNumberingAfterBreak="0">
     <w:nsid w:val="445542F0"/>
     <w:multiLevelType w:val="hybridMultilevel"/>
     <w:tmpl w:val="DB829D92"/>
@@ -12332,7 +14713,206 @@
       </w:pPr>
     </w:lvl>
   </w:abstractNum>
-  <w:abstractNum w:abstractNumId="17" w15:restartNumberingAfterBreak="0">
+  <w:abstractNum w:abstractNumId="18" w15:restartNumberingAfterBreak="0">
+    <w:nsid w:val="461607E9"/>
+    <w:multiLevelType w:val="hybridMultilevel"/>
+    <w:tmpl w:val="43B86742"/>
+    <w:lvl w:ilvl="0" w:tplc="04160001">
+      <w:start w:val="1"/>
+      <w:numFmt w:val="bullet"/>
+      <w:lvlText w:val=""/>
+      <w:lvlJc w:val="left"/>
+      <w:pPr>
+        <w:ind w:left="1440" w:hanging="360"/>
+      </w:pPr>
+      <w:rPr>
+        <w:rFonts w:ascii="Symbol" w:hAnsi="Symbol" w:hint="default"/>
+      </w:rPr>
+    </w:lvl>
+    <w:lvl w:ilvl="1" w:tplc="04160003" w:tentative="1">
+      <w:start w:val="1"/>
+      <w:numFmt w:val="bullet"/>
+      <w:lvlText w:val="o"/>
+      <w:lvlJc w:val="left"/>
+      <w:pPr>
+        <w:ind w:left="2160" w:hanging="360"/>
+      </w:pPr>
+      <w:rPr>
+        <w:rFonts w:ascii="Courier New" w:hAnsi="Courier New" w:cs="Courier New" w:hint="default"/>
+      </w:rPr>
+    </w:lvl>
+    <w:lvl w:ilvl="2" w:tplc="04160005" w:tentative="1">
+      <w:start w:val="1"/>
+      <w:numFmt w:val="bullet"/>
+      <w:lvlText w:val=""/>
+      <w:lvlJc w:val="left"/>
+      <w:pPr>
+        <w:ind w:left="2880" w:hanging="360"/>
+      </w:pPr>
+      <w:rPr>
+        <w:rFonts w:ascii="Wingdings" w:hAnsi="Wingdings" w:hint="default"/>
+      </w:rPr>
+    </w:lvl>
+    <w:lvl w:ilvl="3" w:tplc="04160001" w:tentative="1">
+      <w:start w:val="1"/>
+      <w:numFmt w:val="bullet"/>
+      <w:lvlText w:val=""/>
+      <w:lvlJc w:val="left"/>
+      <w:pPr>
+        <w:ind w:left="3600" w:hanging="360"/>
+      </w:pPr>
+      <w:rPr>
+        <w:rFonts w:ascii="Symbol" w:hAnsi="Symbol" w:hint="default"/>
+      </w:rPr>
+    </w:lvl>
+    <w:lvl w:ilvl="4" w:tplc="04160003" w:tentative="1">
+      <w:start w:val="1"/>
+      <w:numFmt w:val="bullet"/>
+      <w:lvlText w:val="o"/>
+      <w:lvlJc w:val="left"/>
+      <w:pPr>
+        <w:ind w:left="4320" w:hanging="360"/>
+      </w:pPr>
+      <w:rPr>
+        <w:rFonts w:ascii="Courier New" w:hAnsi="Courier New" w:cs="Courier New" w:hint="default"/>
+      </w:rPr>
+    </w:lvl>
+    <w:lvl w:ilvl="5" w:tplc="04160005" w:tentative="1">
+      <w:start w:val="1"/>
+      <w:numFmt w:val="bullet"/>
+      <w:lvlText w:val=""/>
+      <w:lvlJc w:val="left"/>
+      <w:pPr>
+        <w:ind w:left="5040" w:hanging="360"/>
+      </w:pPr>
+      <w:rPr>
+        <w:rFonts w:ascii="Wingdings" w:hAnsi="Wingdings" w:hint="default"/>
+      </w:rPr>
+    </w:lvl>
+    <w:lvl w:ilvl="6" w:tplc="04160001" w:tentative="1">
+      <w:start w:val="1"/>
+      <w:numFmt w:val="bullet"/>
+      <w:lvlText w:val=""/>
+      <w:lvlJc w:val="left"/>
+      <w:pPr>
+        <w:ind w:left="5760" w:hanging="360"/>
+      </w:pPr>
+      <w:rPr>
+        <w:rFonts w:ascii="Symbol" w:hAnsi="Symbol" w:hint="default"/>
+      </w:rPr>
+    </w:lvl>
+    <w:lvl w:ilvl="7" w:tplc="04160003" w:tentative="1">
+      <w:start w:val="1"/>
+      <w:numFmt w:val="bullet"/>
+      <w:lvlText w:val="o"/>
+      <w:lvlJc w:val="left"/>
+      <w:pPr>
+        <w:ind w:left="6480" w:hanging="360"/>
+      </w:pPr>
+      <w:rPr>
+        <w:rFonts w:ascii="Courier New" w:hAnsi="Courier New" w:cs="Courier New" w:hint="default"/>
+      </w:rPr>
+    </w:lvl>
+    <w:lvl w:ilvl="8" w:tplc="04160005" w:tentative="1">
+      <w:start w:val="1"/>
+      <w:numFmt w:val="bullet"/>
+      <w:lvlText w:val=""/>
+      <w:lvlJc w:val="left"/>
+      <w:pPr>
+        <w:ind w:left="7200" w:hanging="360"/>
+      </w:pPr>
+      <w:rPr>
+        <w:rFonts w:ascii="Wingdings" w:hAnsi="Wingdings" w:hint="default"/>
+      </w:rPr>
+    </w:lvl>
+  </w:abstractNum>
+  <w:abstractNum w:abstractNumId="19" w15:restartNumberingAfterBreak="0">
+    <w:nsid w:val="472D440B"/>
+    <w:multiLevelType w:val="hybridMultilevel"/>
+    <w:tmpl w:val="2522F8BA"/>
+    <w:lvl w:ilvl="0" w:tplc="0416000F">
+      <w:start w:val="1"/>
+      <w:numFmt w:val="decimal"/>
+      <w:lvlText w:val="%1."/>
+      <w:lvlJc w:val="left"/>
+      <w:pPr>
+        <w:ind w:left="720" w:hanging="360"/>
+      </w:pPr>
+    </w:lvl>
+    <w:lvl w:ilvl="1" w:tplc="04160019" w:tentative="1">
+      <w:start w:val="1"/>
+      <w:numFmt w:val="lowerLetter"/>
+      <w:lvlText w:val="%2."/>
+      <w:lvlJc w:val="left"/>
+      <w:pPr>
+        <w:ind w:left="1440" w:hanging="360"/>
+      </w:pPr>
+    </w:lvl>
+    <w:lvl w:ilvl="2" w:tplc="0416001B" w:tentative="1">
+      <w:start w:val="1"/>
+      <w:numFmt w:val="lowerRoman"/>
+      <w:lvlText w:val="%3."/>
+      <w:lvlJc w:val="right"/>
+      <w:pPr>
+        <w:ind w:left="2160" w:hanging="180"/>
+      </w:pPr>
+    </w:lvl>
+    <w:lvl w:ilvl="3" w:tplc="0416000F" w:tentative="1">
+      <w:start w:val="1"/>
+      <w:numFmt w:val="decimal"/>
+      <w:lvlText w:val="%4."/>
+      <w:lvlJc w:val="left"/>
+      <w:pPr>
+        <w:ind w:left="2880" w:hanging="360"/>
+      </w:pPr>
+    </w:lvl>
+    <w:lvl w:ilvl="4" w:tplc="04160019" w:tentative="1">
+      <w:start w:val="1"/>
+      <w:numFmt w:val="lowerLetter"/>
+      <w:lvlText w:val="%5."/>
+      <w:lvlJc w:val="left"/>
+      <w:pPr>
+        <w:ind w:left="3600" w:hanging="360"/>
+      </w:pPr>
+    </w:lvl>
+    <w:lvl w:ilvl="5" w:tplc="0416001B" w:tentative="1">
+      <w:start w:val="1"/>
+      <w:numFmt w:val="lowerRoman"/>
+      <w:lvlText w:val="%6."/>
+      <w:lvlJc w:val="right"/>
+      <w:pPr>
+        <w:ind w:left="4320" w:hanging="180"/>
+      </w:pPr>
+    </w:lvl>
+    <w:lvl w:ilvl="6" w:tplc="0416000F" w:tentative="1">
+      <w:start w:val="1"/>
+      <w:numFmt w:val="decimal"/>
+      <w:lvlText w:val="%7."/>
+      <w:lvlJc w:val="left"/>
+      <w:pPr>
+        <w:ind w:left="5040" w:hanging="360"/>
+      </w:pPr>
+    </w:lvl>
+    <w:lvl w:ilvl="7" w:tplc="04160019" w:tentative="1">
+      <w:start w:val="1"/>
+      <w:numFmt w:val="lowerLetter"/>
+      <w:lvlText w:val="%8."/>
+      <w:lvlJc w:val="left"/>
+      <w:pPr>
+        <w:ind w:left="5760" w:hanging="360"/>
+      </w:pPr>
+    </w:lvl>
+    <w:lvl w:ilvl="8" w:tplc="0416001B" w:tentative="1">
+      <w:start w:val="1"/>
+      <w:numFmt w:val="lowerRoman"/>
+      <w:lvlText w:val="%9."/>
+      <w:lvlJc w:val="right"/>
+      <w:pPr>
+        <w:ind w:left="6480" w:hanging="180"/>
+      </w:pPr>
+    </w:lvl>
+  </w:abstractNum>
+  <w:abstractNum w:abstractNumId="20" w15:restartNumberingAfterBreak="0">
     <w:nsid w:val="48FF31A2"/>
     <w:multiLevelType w:val="multilevel"/>
     <w:tmpl w:val="CE38BE76"/>
@@ -12445,7 +15025,7 @@
       </w:pPr>
     </w:lvl>
   </w:abstractNum>
-  <w:abstractNum w:abstractNumId="18" w15:restartNumberingAfterBreak="0">
+  <w:abstractNum w:abstractNumId="21" w15:restartNumberingAfterBreak="0">
     <w:nsid w:val="4B245A47"/>
     <w:multiLevelType w:val="hybridMultilevel"/>
     <w:tmpl w:val="52D410AE"/>
@@ -12534,7 +15114,7 @@
       </w:pPr>
     </w:lvl>
   </w:abstractNum>
-  <w:abstractNum w:abstractNumId="19" w15:restartNumberingAfterBreak="0">
+  <w:abstractNum w:abstractNumId="22" w15:restartNumberingAfterBreak="0">
     <w:nsid w:val="517F35C6"/>
     <w:multiLevelType w:val="hybridMultilevel"/>
     <w:tmpl w:val="866EA4E2"/>
@@ -12623,7 +15203,7 @@
       </w:pPr>
     </w:lvl>
   </w:abstractNum>
-  <w:abstractNum w:abstractNumId="20" w15:restartNumberingAfterBreak="0">
+  <w:abstractNum w:abstractNumId="23" w15:restartNumberingAfterBreak="0">
     <w:nsid w:val="55BA0E75"/>
     <w:multiLevelType w:val="hybridMultilevel"/>
     <w:tmpl w:val="866EA4E2"/>
@@ -12712,14 +15292,14 @@
       </w:pPr>
     </w:lvl>
   </w:abstractNum>
-  <w:abstractNum w:abstractNumId="21" w15:restartNumberingAfterBreak="0">
+  <w:abstractNum w:abstractNumId="24" w15:restartNumberingAfterBreak="0">
     <w:nsid w:val="574B2FAA"/>
     <w:multiLevelType w:val="multilevel"/>
     <w:tmpl w:val="04090025"/>
     <w:lvl w:ilvl="0">
       <w:start w:val="1"/>
       <w:numFmt w:val="decimal"/>
-      <w:pStyle w:val="Heading1"/>
+      <w:pStyle w:val="Ttulo1"/>
       <w:lvlText w:val="%1"/>
       <w:lvlJc w:val="left"/>
       <w:pPr>
@@ -12729,7 +15309,7 @@
     <w:lvl w:ilvl="1">
       <w:start w:val="1"/>
       <w:numFmt w:val="decimal"/>
-      <w:pStyle w:val="Heading2"/>
+      <w:pStyle w:val="Ttulo2"/>
       <w:lvlText w:val="%1.%2"/>
       <w:lvlJc w:val="left"/>
       <w:pPr>
@@ -12739,7 +15319,7 @@
     <w:lvl w:ilvl="2">
       <w:start w:val="1"/>
       <w:numFmt w:val="decimal"/>
-      <w:pStyle w:val="Heading3"/>
+      <w:pStyle w:val="Ttulo3"/>
       <w:lvlText w:val="%1.%2.%3"/>
       <w:lvlJc w:val="left"/>
       <w:pPr>
@@ -12749,7 +15329,7 @@
     <w:lvl w:ilvl="3">
       <w:start w:val="1"/>
       <w:numFmt w:val="decimal"/>
-      <w:pStyle w:val="Heading4"/>
+      <w:pStyle w:val="Ttulo4"/>
       <w:lvlText w:val="%1.%2.%3.%4"/>
       <w:lvlJc w:val="left"/>
       <w:pPr>
@@ -12759,7 +15339,7 @@
     <w:lvl w:ilvl="4">
       <w:start w:val="1"/>
       <w:numFmt w:val="decimal"/>
-      <w:pStyle w:val="Heading5"/>
+      <w:pStyle w:val="Ttulo5"/>
       <w:lvlText w:val="%1.%2.%3.%4.%5"/>
       <w:lvlJc w:val="left"/>
       <w:pPr>
@@ -12769,7 +15349,7 @@
     <w:lvl w:ilvl="5">
       <w:start w:val="1"/>
       <w:numFmt w:val="decimal"/>
-      <w:pStyle w:val="Heading6"/>
+      <w:pStyle w:val="Ttulo6"/>
       <w:lvlText w:val="%1.%2.%3.%4.%5.%6"/>
       <w:lvlJc w:val="left"/>
       <w:pPr>
@@ -12779,7 +15359,7 @@
     <w:lvl w:ilvl="6">
       <w:start w:val="1"/>
       <w:numFmt w:val="decimal"/>
-      <w:pStyle w:val="Heading7"/>
+      <w:pStyle w:val="Ttulo7"/>
       <w:lvlText w:val="%1.%2.%3.%4.%5.%6.%7"/>
       <w:lvlJc w:val="left"/>
       <w:pPr>
@@ -12789,7 +15369,7 @@
     <w:lvl w:ilvl="7">
       <w:start w:val="1"/>
       <w:numFmt w:val="decimal"/>
-      <w:pStyle w:val="Heading8"/>
+      <w:pStyle w:val="Ttulo8"/>
       <w:lvlText w:val="%1.%2.%3.%4.%5.%6.%7.%8"/>
       <w:lvlJc w:val="left"/>
       <w:pPr>
@@ -12799,7 +15379,7 @@
     <w:lvl w:ilvl="8">
       <w:start w:val="1"/>
       <w:numFmt w:val="decimal"/>
-      <w:pStyle w:val="Heading9"/>
+      <w:pStyle w:val="Ttulo9"/>
       <w:lvlText w:val="%1.%2.%3.%4.%5.%6.%7.%8.%9"/>
       <w:lvlJc w:val="left"/>
       <w:pPr>
@@ -12807,7 +15387,7 @@
       </w:pPr>
     </w:lvl>
   </w:abstractNum>
-  <w:abstractNum w:abstractNumId="22" w15:restartNumberingAfterBreak="0">
+  <w:abstractNum w:abstractNumId="25" w15:restartNumberingAfterBreak="0">
     <w:nsid w:val="59BF303B"/>
     <w:multiLevelType w:val="hybridMultilevel"/>
     <w:tmpl w:val="D0B2C50C"/>
@@ -12896,7 +15476,7 @@
       </w:pPr>
     </w:lvl>
   </w:abstractNum>
-  <w:abstractNum w:abstractNumId="23" w15:restartNumberingAfterBreak="0">
+  <w:abstractNum w:abstractNumId="26" w15:restartNumberingAfterBreak="0">
     <w:nsid w:val="5B6E5235"/>
     <w:multiLevelType w:val="hybridMultilevel"/>
     <w:tmpl w:val="25F80892"/>
@@ -12950,7 +15530,7 @@
       <w:lvlJc w:val="left"/>
     </w:lvl>
   </w:abstractNum>
-  <w:abstractNum w:abstractNumId="24" w15:restartNumberingAfterBreak="0">
+  <w:abstractNum w:abstractNumId="27" w15:restartNumberingAfterBreak="0">
     <w:nsid w:val="5BC600B9"/>
     <w:multiLevelType w:val="hybridMultilevel"/>
     <w:tmpl w:val="6A48B5A8"/>
@@ -13039,7 +15619,7 @@
       </w:pPr>
     </w:lvl>
   </w:abstractNum>
-  <w:abstractNum w:abstractNumId="25" w15:restartNumberingAfterBreak="0">
+  <w:abstractNum w:abstractNumId="28" w15:restartNumberingAfterBreak="0">
     <w:nsid w:val="603219D0"/>
     <w:multiLevelType w:val="hybridMultilevel"/>
     <w:tmpl w:val="98DCB1EE"/>
@@ -13128,7 +15708,7 @@
       </w:pPr>
     </w:lvl>
   </w:abstractNum>
-  <w:abstractNum w:abstractNumId="26" w15:restartNumberingAfterBreak="0">
+  <w:abstractNum w:abstractNumId="29" w15:restartNumberingAfterBreak="0">
     <w:nsid w:val="620826F2"/>
     <w:multiLevelType w:val="hybridMultilevel"/>
     <w:tmpl w:val="CBB8EAC0"/>
@@ -13217,7 +15797,7 @@
       </w:pPr>
     </w:lvl>
   </w:abstractNum>
-  <w:abstractNum w:abstractNumId="27" w15:restartNumberingAfterBreak="0">
+  <w:abstractNum w:abstractNumId="30" w15:restartNumberingAfterBreak="0">
     <w:nsid w:val="62620567"/>
     <w:multiLevelType w:val="hybridMultilevel"/>
     <w:tmpl w:val="DE004904"/>
@@ -13330,7 +15910,7 @@
       </w:rPr>
     </w:lvl>
   </w:abstractNum>
-  <w:abstractNum w:abstractNumId="28" w15:restartNumberingAfterBreak="0">
+  <w:abstractNum w:abstractNumId="31" w15:restartNumberingAfterBreak="0">
     <w:nsid w:val="63B02847"/>
     <w:multiLevelType w:val="hybridMultilevel"/>
     <w:tmpl w:val="D3C4A7F8"/>
@@ -13416,7 +15996,7 @@
       </w:pPr>
     </w:lvl>
   </w:abstractNum>
-  <w:abstractNum w:abstractNumId="29" w15:restartNumberingAfterBreak="0">
+  <w:abstractNum w:abstractNumId="32" w15:restartNumberingAfterBreak="0">
     <w:nsid w:val="655C367B"/>
     <w:multiLevelType w:val="hybridMultilevel"/>
     <w:tmpl w:val="A98E168A"/>
@@ -13470,7 +16050,7 @@
       <w:lvlJc w:val="left"/>
     </w:lvl>
   </w:abstractNum>
-  <w:abstractNum w:abstractNumId="30" w15:restartNumberingAfterBreak="0">
+  <w:abstractNum w:abstractNumId="33" w15:restartNumberingAfterBreak="0">
     <w:nsid w:val="67EC23E2"/>
     <w:multiLevelType w:val="multilevel"/>
     <w:tmpl w:val="CE38BE76"/>
@@ -13583,7 +16163,7 @@
       </w:pPr>
     </w:lvl>
   </w:abstractNum>
-  <w:abstractNum w:abstractNumId="31" w15:restartNumberingAfterBreak="0">
+  <w:abstractNum w:abstractNumId="34" w15:restartNumberingAfterBreak="0">
     <w:nsid w:val="6D977F04"/>
     <w:multiLevelType w:val="hybridMultilevel"/>
     <w:tmpl w:val="23D02D74"/>
@@ -13672,7 +16252,7 @@
       </w:pPr>
     </w:lvl>
   </w:abstractNum>
-  <w:abstractNum w:abstractNumId="32" w15:restartNumberingAfterBreak="0">
+  <w:abstractNum w:abstractNumId="35" w15:restartNumberingAfterBreak="0">
     <w:nsid w:val="6FF846D2"/>
     <w:multiLevelType w:val="hybridMultilevel"/>
     <w:tmpl w:val="A1362F84"/>
@@ -13761,7 +16341,7 @@
       </w:pPr>
     </w:lvl>
   </w:abstractNum>
-  <w:abstractNum w:abstractNumId="33" w15:restartNumberingAfterBreak="0">
+  <w:abstractNum w:abstractNumId="36" w15:restartNumberingAfterBreak="0">
     <w:nsid w:val="785C42CC"/>
     <w:multiLevelType w:val="hybridMultilevel"/>
     <w:tmpl w:val="23D02D74"/>
@@ -13850,7 +16430,7 @@
       </w:pPr>
     </w:lvl>
   </w:abstractNum>
-  <w:abstractNum w:abstractNumId="34" w15:restartNumberingAfterBreak="0">
+  <w:abstractNum w:abstractNumId="37" w15:restartNumberingAfterBreak="0">
     <w:nsid w:val="7AA023B2"/>
     <w:multiLevelType w:val="hybridMultilevel"/>
     <w:tmpl w:val="13445782"/>
@@ -13939,7 +16519,7 @@
       </w:pPr>
     </w:lvl>
   </w:abstractNum>
-  <w:abstractNum w:abstractNumId="35" w15:restartNumberingAfterBreak="0">
+  <w:abstractNum w:abstractNumId="38" w15:restartNumberingAfterBreak="0">
     <w:nsid w:val="7BCC16B8"/>
     <w:multiLevelType w:val="multilevel"/>
     <w:tmpl w:val="C38ECC08"/>
@@ -14031,7 +16611,7 @@
       </w:pPr>
     </w:lvl>
   </w:abstractNum>
-  <w:abstractNum w:abstractNumId="36" w15:restartNumberingAfterBreak="0">
+  <w:abstractNum w:abstractNumId="39" w15:restartNumberingAfterBreak="0">
     <w:nsid w:val="7E027415"/>
     <w:multiLevelType w:val="hybridMultilevel"/>
     <w:tmpl w:val="FE1861D8"/>
@@ -14120,7 +16700,7 @@
       </w:pPr>
     </w:lvl>
   </w:abstractNum>
-  <w:abstractNum w:abstractNumId="37" w15:restartNumberingAfterBreak="0">
+  <w:abstractNum w:abstractNumId="40" w15:restartNumberingAfterBreak="0">
     <w:nsid w:val="7E98632C"/>
     <w:multiLevelType w:val="hybridMultilevel"/>
     <w:tmpl w:val="23668234"/>
@@ -14210,7 +16790,7 @@
     </w:lvl>
   </w:abstractNum>
   <w:num w:numId="1" w16cid:durableId="1188103846">
-    <w:abstractNumId w:val="28"/>
+    <w:abstractNumId w:val="31"/>
     <w:lvlOverride w:ilvl="0">
       <w:startOverride w:val="1"/>
     </w:lvlOverride>
@@ -14222,73 +16802,73 @@
     </w:lvlOverride>
   </w:num>
   <w:num w:numId="3" w16cid:durableId="1154565161">
-    <w:abstractNumId w:val="23"/>
+    <w:abstractNumId w:val="26"/>
     <w:lvlOverride w:ilvl="0">
       <w:startOverride w:val="1"/>
     </w:lvlOverride>
   </w:num>
   <w:num w:numId="4" w16cid:durableId="1906990140">
+    <w:abstractNumId w:val="12"/>
+  </w:num>
+  <w:num w:numId="5" w16cid:durableId="768745507">
+    <w:abstractNumId w:val="40"/>
+  </w:num>
+  <w:num w:numId="6" w16cid:durableId="1707874353">
+    <w:abstractNumId w:val="6"/>
+  </w:num>
+  <w:num w:numId="7" w16cid:durableId="808011113">
+    <w:abstractNumId w:val="30"/>
+  </w:num>
+  <w:num w:numId="8" w16cid:durableId="1714427525">
+    <w:abstractNumId w:val="21"/>
+  </w:num>
+  <w:num w:numId="9" w16cid:durableId="313142452">
+    <w:abstractNumId w:val="14"/>
+  </w:num>
+  <w:num w:numId="10" w16cid:durableId="373772281">
+    <w:abstractNumId w:val="24"/>
+  </w:num>
+  <w:num w:numId="11" w16cid:durableId="352658280">
+    <w:abstractNumId w:val="7"/>
+  </w:num>
+  <w:num w:numId="12" w16cid:durableId="1335912909">
+    <w:abstractNumId w:val="15"/>
+  </w:num>
+  <w:num w:numId="13" w16cid:durableId="1011026079">
+    <w:abstractNumId w:val="38"/>
+  </w:num>
+  <w:num w:numId="14" w16cid:durableId="1540434060">
+    <w:abstractNumId w:val="10"/>
+  </w:num>
+  <w:num w:numId="15" w16cid:durableId="431245147">
+    <w:abstractNumId w:val="34"/>
+  </w:num>
+  <w:num w:numId="16" w16cid:durableId="1171719747">
+    <w:abstractNumId w:val="36"/>
+  </w:num>
+  <w:num w:numId="17" w16cid:durableId="174274801">
+    <w:abstractNumId w:val="23"/>
+  </w:num>
+  <w:num w:numId="18" w16cid:durableId="2137598343">
+    <w:abstractNumId w:val="5"/>
+  </w:num>
+  <w:num w:numId="19" w16cid:durableId="676231249">
+    <w:abstractNumId w:val="37"/>
+  </w:num>
+  <w:num w:numId="20" w16cid:durableId="810172303">
+    <w:abstractNumId w:val="22"/>
+  </w:num>
+  <w:num w:numId="21" w16cid:durableId="1480458367">
+    <w:abstractNumId w:val="9"/>
+  </w:num>
+  <w:num w:numId="22" w16cid:durableId="2016373584">
+    <w:abstractNumId w:val="8"/>
+  </w:num>
+  <w:num w:numId="23" w16cid:durableId="1284077673">
     <w:abstractNumId w:val="11"/>
   </w:num>
-  <w:num w:numId="5" w16cid:durableId="768745507">
-    <w:abstractNumId w:val="37"/>
-  </w:num>
-  <w:num w:numId="6" w16cid:durableId="1707874353">
-    <w:abstractNumId w:val="5"/>
-  </w:num>
-  <w:num w:numId="7" w16cid:durableId="808011113">
+  <w:num w:numId="24" w16cid:durableId="1933010973">
     <w:abstractNumId w:val="27"/>
-  </w:num>
-  <w:num w:numId="8" w16cid:durableId="1714427525">
-    <w:abstractNumId w:val="18"/>
-  </w:num>
-  <w:num w:numId="9" w16cid:durableId="313142452">
-    <w:abstractNumId w:val="13"/>
-  </w:num>
-  <w:num w:numId="10" w16cid:durableId="373772281">
-    <w:abstractNumId w:val="21"/>
-  </w:num>
-  <w:num w:numId="11" w16cid:durableId="352658280">
-    <w:abstractNumId w:val="6"/>
-  </w:num>
-  <w:num w:numId="12" w16cid:durableId="1335912909">
-    <w:abstractNumId w:val="14"/>
-  </w:num>
-  <w:num w:numId="13" w16cid:durableId="1011026079">
-    <w:abstractNumId w:val="35"/>
-  </w:num>
-  <w:num w:numId="14" w16cid:durableId="1540434060">
-    <w:abstractNumId w:val="9"/>
-  </w:num>
-  <w:num w:numId="15" w16cid:durableId="431245147">
-    <w:abstractNumId w:val="31"/>
-  </w:num>
-  <w:num w:numId="16" w16cid:durableId="1171719747">
-    <w:abstractNumId w:val="33"/>
-  </w:num>
-  <w:num w:numId="17" w16cid:durableId="174274801">
-    <w:abstractNumId w:val="20"/>
-  </w:num>
-  <w:num w:numId="18" w16cid:durableId="2137598343">
-    <w:abstractNumId w:val="4"/>
-  </w:num>
-  <w:num w:numId="19" w16cid:durableId="676231249">
-    <w:abstractNumId w:val="34"/>
-  </w:num>
-  <w:num w:numId="20" w16cid:durableId="810172303">
-    <w:abstractNumId w:val="19"/>
-  </w:num>
-  <w:num w:numId="21" w16cid:durableId="1480458367">
-    <w:abstractNumId w:val="8"/>
-  </w:num>
-  <w:num w:numId="22" w16cid:durableId="2016373584">
-    <w:abstractNumId w:val="7"/>
-  </w:num>
-  <w:num w:numId="23" w16cid:durableId="1284077673">
-    <w:abstractNumId w:val="10"/>
-  </w:num>
-  <w:num w:numId="24" w16cid:durableId="1933010973">
-    <w:abstractNumId w:val="24"/>
   </w:num>
   <w:num w:numId="25" w16cid:durableId="65495011">
     <w:abstractNumId w:val="3"/>
@@ -14297,50 +16877,59 @@
     <w:abstractNumId w:val="1"/>
   </w:num>
   <w:num w:numId="27" w16cid:durableId="593250728">
-    <w:abstractNumId w:val="36"/>
+    <w:abstractNumId w:val="39"/>
   </w:num>
   <w:num w:numId="28" w16cid:durableId="365066181">
-    <w:abstractNumId w:val="22"/>
+    <w:abstractNumId w:val="25"/>
   </w:num>
   <w:num w:numId="29" w16cid:durableId="698970883">
-    <w:abstractNumId w:val="16"/>
+    <w:abstractNumId w:val="17"/>
   </w:num>
   <w:num w:numId="30" w16cid:durableId="759378414">
-    <w:abstractNumId w:val="32"/>
+    <w:abstractNumId w:val="35"/>
   </w:num>
   <w:num w:numId="31" w16cid:durableId="1892764691">
-    <w:abstractNumId w:val="25"/>
+    <w:abstractNumId w:val="28"/>
   </w:num>
   <w:num w:numId="32" w16cid:durableId="1173108595">
-    <w:abstractNumId w:val="26"/>
+    <w:abstractNumId w:val="29"/>
   </w:num>
   <w:num w:numId="33" w16cid:durableId="1469083376">
-    <w:abstractNumId w:val="17"/>
+    <w:abstractNumId w:val="20"/>
   </w:num>
   <w:num w:numId="34" w16cid:durableId="981615782">
-    <w:abstractNumId w:val="15"/>
+    <w:abstractNumId w:val="16"/>
   </w:num>
   <w:num w:numId="35" w16cid:durableId="150293216">
     <w:abstractNumId w:val="2"/>
   </w:num>
   <w:num w:numId="36" w16cid:durableId="1602299818">
-    <w:abstractNumId w:val="30"/>
+    <w:abstractNumId w:val="33"/>
   </w:num>
   <w:num w:numId="37" w16cid:durableId="763497358">
-    <w:abstractNumId w:val="12"/>
+    <w:abstractNumId w:val="13"/>
+  </w:num>
+  <w:num w:numId="38" w16cid:durableId="1304625839">
+    <w:abstractNumId w:val="4"/>
+  </w:num>
+  <w:num w:numId="39" w16cid:durableId="1382903236">
+    <w:abstractNumId w:val="18"/>
+  </w:num>
+  <w:num w:numId="40" w16cid:durableId="1235354842">
+    <w:abstractNumId w:val="19"/>
   </w:num>
 </w:numbering>
 </file>
 
 <file path=word/styles.xml><?xml version="1.0" encoding="utf-8"?>
-<w:styles xmlns:mc="http://schemas.openxmlformats.org/markup-compatibility/2006" xmlns:r="http://schemas.openxmlformats.org/officeDocument/2006/relationships" xmlns:w="http://schemas.openxmlformats.org/wordprocessingml/2006/main" xmlns:w14="http://schemas.microsoft.com/office/word/2010/wordml" xmlns:w15="http://schemas.microsoft.com/office/word/2012/wordml" xmlns:w16cex="http://schemas.microsoft.com/office/word/2018/wordml/cex" xmlns:w16cid="http://schemas.microsoft.com/office/word/2016/wordml/cid" xmlns:w16="http://schemas.microsoft.com/office/word/2018/wordml" xmlns:w16sdtdh="http://schemas.microsoft.com/office/word/2020/wordml/sdtdatahash" xmlns:w16sdtfl="http://schemas.microsoft.com/office/word/2024/wordml/sdtformatlock" xmlns:w16se="http://schemas.microsoft.com/office/word/2015/wordml/symex" xmlns:w16du="http://schemas.microsoft.com/office/word/2023/wordml/word16du" mc:Ignorable="w14 w15 w16se w16cid w16 w16cex w16sdtdh w16sdtfl w16du">
+<w:styles xmlns:mc="http://schemas.openxmlformats.org/markup-compatibility/2006" xmlns:r="http://schemas.openxmlformats.org/officeDocument/2006/relationships" xmlns:w="http://schemas.openxmlformats.org/wordprocessingml/2006/main" xmlns:w14="http://schemas.microsoft.com/office/word/2010/wordml" xmlns:w15="http://schemas.microsoft.com/office/word/2012/wordml" xmlns:w16cex="http://schemas.microsoft.com/office/word/2018/wordml/cex" xmlns:w16cid="http://schemas.microsoft.com/office/word/2016/wordml/cid" xmlns:w16="http://schemas.microsoft.com/office/word/2018/wordml" xmlns:w16du="http://schemas.microsoft.com/office/word/2023/wordml/word16du" xmlns:w16sdtdh="http://schemas.microsoft.com/office/word/2020/wordml/sdtdatahash" xmlns:w16sdtfl="http://schemas.microsoft.com/office/word/2024/wordml/sdtformatlock" xmlns:w16se="http://schemas.microsoft.com/office/word/2015/wordml/symex" mc:Ignorable="w14 w15 w16se w16cid w16 w16cex w16sdtdh w16sdtfl w16du">
   <w:docDefaults>
     <w:rPrDefault>
       <w:rPr>
         <w:rFonts w:ascii="Arial" w:eastAsia="Arial" w:hAnsi="Arial" w:cs="Arial"/>
         <w:sz w:val="22"/>
         <w:szCs w:val="22"/>
-        <w:lang w:val="en-BR" w:eastAsia="en-US" w:bidi="ar-SA"/>
+        <w:lang w:val="pt-BR" w:eastAsia="en-US" w:bidi="ar-SA"/>
       </w:rPr>
     </w:rPrDefault>
     <w:pPrDefault>
@@ -14732,7 +17321,7 @@
     <w:name w:val="Normal"/>
     <w:qFormat/>
   </w:style>
-  <w:style w:type="paragraph" w:styleId="Heading1">
+  <w:style w:type="paragraph" w:styleId="Ttulo1">
     <w:name w:val="heading 1"/>
     <w:uiPriority w:val="9"/>
     <w:qFormat/>
@@ -14754,7 +17343,7 @@
       <w:szCs w:val="30"/>
     </w:rPr>
   </w:style>
-  <w:style w:type="paragraph" w:styleId="Heading2">
+  <w:style w:type="paragraph" w:styleId="Ttulo2">
     <w:name w:val="heading 2"/>
     <w:uiPriority w:val="9"/>
     <w:unhideWhenUsed/>
@@ -14775,7 +17364,7 @@
       <w:szCs w:val="25"/>
     </w:rPr>
   </w:style>
-  <w:style w:type="paragraph" w:styleId="Heading3">
+  <w:style w:type="paragraph" w:styleId="Ttulo3">
     <w:name w:val="heading 3"/>
     <w:uiPriority w:val="9"/>
     <w:unhideWhenUsed/>
@@ -14793,7 +17382,7 @@
       <w:szCs w:val="24"/>
     </w:rPr>
   </w:style>
-  <w:style w:type="paragraph" w:styleId="Heading4">
+  <w:style w:type="paragraph" w:styleId="Ttulo4">
     <w:name w:val="heading 4"/>
     <w:uiPriority w:val="9"/>
     <w:unhideWhenUsed/>
@@ -14811,7 +17400,7 @@
       <w:color w:val="2E74B5"/>
     </w:rPr>
   </w:style>
-  <w:style w:type="paragraph" w:styleId="Heading5">
+  <w:style w:type="paragraph" w:styleId="Ttulo5">
     <w:name w:val="heading 5"/>
     <w:uiPriority w:val="9"/>
     <w:semiHidden/>
@@ -14828,7 +17417,7 @@
       <w:color w:val="2E74B5"/>
     </w:rPr>
   </w:style>
-  <w:style w:type="paragraph" w:styleId="Heading6">
+  <w:style w:type="paragraph" w:styleId="Ttulo6">
     <w:name w:val="heading 6"/>
     <w:uiPriority w:val="9"/>
     <w:semiHidden/>
@@ -14845,11 +17434,11 @@
       <w:color w:val="1F4D78"/>
     </w:rPr>
   </w:style>
-  <w:style w:type="paragraph" w:styleId="Heading7">
+  <w:style w:type="paragraph" w:styleId="Ttulo7">
     <w:name w:val="heading 7"/>
     <w:basedOn w:val="Normal"/>
     <w:next w:val="Normal"/>
-    <w:link w:val="Heading7Char"/>
+    <w:link w:val="Ttulo7Char"/>
     <w:uiPriority w:val="9"/>
     <w:semiHidden/>
     <w:unhideWhenUsed/>
@@ -14872,11 +17461,11 @@
       <w:color w:val="0A2F40" w:themeColor="accent1" w:themeShade="7F"/>
     </w:rPr>
   </w:style>
-  <w:style w:type="paragraph" w:styleId="Heading8">
+  <w:style w:type="paragraph" w:styleId="Ttulo8">
     <w:name w:val="heading 8"/>
     <w:basedOn w:val="Normal"/>
     <w:next w:val="Normal"/>
-    <w:link w:val="Heading8Char"/>
+    <w:link w:val="Ttulo8Char"/>
     <w:uiPriority w:val="9"/>
     <w:unhideWhenUsed/>
     <w:qFormat/>
@@ -14898,11 +17487,11 @@
       <w:szCs w:val="21"/>
     </w:rPr>
   </w:style>
-  <w:style w:type="paragraph" w:styleId="Heading9">
+  <w:style w:type="paragraph" w:styleId="Ttulo9">
     <w:name w:val="heading 9"/>
     <w:basedOn w:val="Normal"/>
     <w:next w:val="Normal"/>
-    <w:link w:val="Heading9Char"/>
+    <w:link w:val="Ttulo9Char"/>
     <w:uiPriority w:val="9"/>
     <w:semiHidden/>
     <w:unhideWhenUsed/>
@@ -14927,13 +17516,13 @@
       <w:szCs w:val="21"/>
     </w:rPr>
   </w:style>
-  <w:style w:type="character" w:default="1" w:styleId="DefaultParagraphFont">
+  <w:style w:type="character" w:default="1" w:styleId="Fontepargpadro">
     <w:name w:val="Default Paragraph Font"/>
     <w:uiPriority w:val="1"/>
     <w:semiHidden/>
     <w:unhideWhenUsed/>
   </w:style>
-  <w:style w:type="table" w:default="1" w:styleId="TableNormal">
+  <w:style w:type="table" w:default="1" w:styleId="Tabelanormal">
     <w:name w:val="Normal Table"/>
     <w:uiPriority w:val="99"/>
     <w:semiHidden/>
@@ -14948,13 +17537,13 @@
       </w:tblCellMar>
     </w:tblPr>
   </w:style>
-  <w:style w:type="numbering" w:default="1" w:styleId="NoList">
+  <w:style w:type="numbering" w:default="1" w:styleId="Semlista">
     <w:name w:val="No List"/>
     <w:uiPriority w:val="99"/>
     <w:semiHidden/>
     <w:unhideWhenUsed/>
   </w:style>
-  <w:style w:type="paragraph" w:styleId="Title">
+  <w:style w:type="paragraph" w:styleId="Ttulo">
     <w:name w:val="Title"/>
     <w:uiPriority w:val="10"/>
     <w:qFormat/>
@@ -14971,7 +17560,7 @@
       <w:bCs/>
     </w:rPr>
   </w:style>
-  <w:style w:type="paragraph" w:styleId="ListParagraph">
+  <w:style w:type="paragraph" w:styleId="PargrafodaLista">
     <w:name w:val="List Paragraph"/>
     <w:qFormat/>
   </w:style>
@@ -14984,7 +17573,7 @@
       <w:u w:val="single"/>
     </w:rPr>
   </w:style>
-  <w:style w:type="character" w:styleId="FootnoteReference">
+  <w:style w:type="character" w:styleId="Refdenotaderodap">
     <w:name w:val="footnote reference"/>
     <w:uiPriority w:val="99"/>
     <w:semiHidden/>
@@ -14993,9 +17582,9 @@
       <w:vertAlign w:val="superscript"/>
     </w:rPr>
   </w:style>
-  <w:style w:type="paragraph" w:styleId="FootnoteText">
+  <w:style w:type="paragraph" w:styleId="Textodenotaderodap">
     <w:name w:val="footnote text"/>
-    <w:link w:val="FootnoteTextChar"/>
+    <w:link w:val="TextodenotaderodapChar"/>
     <w:uiPriority w:val="99"/>
     <w:semiHidden/>
     <w:unhideWhenUsed/>
@@ -15007,9 +17596,9 @@
       <w:szCs w:val="20"/>
     </w:rPr>
   </w:style>
-  <w:style w:type="character" w:customStyle="1" w:styleId="FootnoteTextChar">
-    <w:name w:val="Footnote Text Char"/>
-    <w:link w:val="FootnoteText"/>
+  <w:style w:type="character" w:customStyle="1" w:styleId="TextodenotaderodapChar">
+    <w:name w:val="Texto de nota de rodapé Char"/>
+    <w:link w:val="Textodenotaderodap"/>
     <w:uiPriority w:val="99"/>
     <w:semiHidden/>
     <w:unhideWhenUsed/>
@@ -15018,7 +17607,7 @@
       <w:szCs w:val="20"/>
     </w:rPr>
   </w:style>
-  <w:style w:type="character" w:styleId="EndnoteReference">
+  <w:style w:type="character" w:styleId="Refdenotadefim">
     <w:name w:val="endnote reference"/>
     <w:uiPriority w:val="99"/>
     <w:semiHidden/>
@@ -15027,9 +17616,9 @@
       <w:vertAlign w:val="superscript"/>
     </w:rPr>
   </w:style>
-  <w:style w:type="paragraph" w:styleId="EndnoteText">
+  <w:style w:type="paragraph" w:styleId="Textodenotadefim">
     <w:name w:val="endnote text"/>
-    <w:link w:val="EndnoteTextChar"/>
+    <w:link w:val="TextodenotadefimChar"/>
     <w:uiPriority w:val="99"/>
     <w:semiHidden/>
     <w:unhideWhenUsed/>
@@ -15041,9 +17630,9 @@
       <w:szCs w:val="20"/>
     </w:rPr>
   </w:style>
-  <w:style w:type="character" w:customStyle="1" w:styleId="EndnoteTextChar">
-    <w:name w:val="Endnote Text Char"/>
-    <w:link w:val="EndnoteText"/>
+  <w:style w:type="character" w:customStyle="1" w:styleId="TextodenotadefimChar">
+    <w:name w:val="Texto de nota de fim Char"/>
+    <w:link w:val="Textodenotadefim"/>
     <w:uiPriority w:val="99"/>
     <w:semiHidden/>
     <w:unhideWhenUsed/>
@@ -15052,10 +17641,10 @@
       <w:szCs w:val="20"/>
     </w:rPr>
   </w:style>
-  <w:style w:type="paragraph" w:styleId="Header">
+  <w:style w:type="paragraph" w:styleId="Cabealho">
     <w:name w:val="header"/>
     <w:basedOn w:val="Normal"/>
-    <w:link w:val="HeaderChar"/>
+    <w:link w:val="CabealhoChar"/>
     <w:uiPriority w:val="99"/>
     <w:unhideWhenUsed/>
     <w:rsid w:val="00F01C1A"/>
@@ -15066,17 +17655,17 @@
       </w:tabs>
     </w:pPr>
   </w:style>
-  <w:style w:type="character" w:customStyle="1" w:styleId="HeaderChar">
-    <w:name w:val="Header Char"/>
-    <w:basedOn w:val="DefaultParagraphFont"/>
-    <w:link w:val="Header"/>
+  <w:style w:type="character" w:customStyle="1" w:styleId="CabealhoChar">
+    <w:name w:val="Cabeçalho Char"/>
+    <w:basedOn w:val="Fontepargpadro"/>
+    <w:link w:val="Cabealho"/>
     <w:uiPriority w:val="99"/>
     <w:rsid w:val="00F01C1A"/>
   </w:style>
-  <w:style w:type="paragraph" w:styleId="Footer">
+  <w:style w:type="paragraph" w:styleId="Rodap">
     <w:name w:val="footer"/>
     <w:basedOn w:val="Normal"/>
-    <w:link w:val="FooterChar"/>
+    <w:link w:val="RodapChar"/>
     <w:uiPriority w:val="99"/>
     <w:unhideWhenUsed/>
     <w:rsid w:val="00F01C1A"/>
@@ -15087,16 +17676,16 @@
       </w:tabs>
     </w:pPr>
   </w:style>
-  <w:style w:type="character" w:customStyle="1" w:styleId="FooterChar">
-    <w:name w:val="Footer Char"/>
-    <w:basedOn w:val="DefaultParagraphFont"/>
-    <w:link w:val="Footer"/>
+  <w:style w:type="character" w:customStyle="1" w:styleId="RodapChar">
+    <w:name w:val="Rodapé Char"/>
+    <w:basedOn w:val="Fontepargpadro"/>
+    <w:link w:val="Rodap"/>
     <w:uiPriority w:val="99"/>
     <w:rsid w:val="00F01C1A"/>
   </w:style>
-  <w:style w:type="character" w:styleId="SubtleEmphasis">
+  <w:style w:type="character" w:styleId="nfaseSutil">
     <w:name w:val="Subtle Emphasis"/>
-    <w:basedOn w:val="DefaultParagraphFont"/>
+    <w:basedOn w:val="Fontepargpadro"/>
     <w:uiPriority w:val="19"/>
     <w:qFormat/>
     <w:rsid w:val="009C1707"/>
@@ -15106,9 +17695,9 @@
       <w:color w:val="404040" w:themeColor="text1" w:themeTint="BF"/>
     </w:rPr>
   </w:style>
-  <w:style w:type="character" w:styleId="Emphasis">
+  <w:style w:type="character" w:styleId="nfase">
     <w:name w:val="Emphasis"/>
-    <w:basedOn w:val="DefaultParagraphFont"/>
+    <w:basedOn w:val="Fontepargpadro"/>
     <w:uiPriority w:val="20"/>
     <w:qFormat/>
     <w:rsid w:val="009C1707"/>
@@ -15117,9 +17706,9 @@
       <w:iCs/>
     </w:rPr>
   </w:style>
-  <w:style w:type="character" w:styleId="IntenseEmphasis">
+  <w:style w:type="character" w:styleId="nfaseIntensa">
     <w:name w:val="Intense Emphasis"/>
-    <w:basedOn w:val="DefaultParagraphFont"/>
+    <w:basedOn w:val="Fontepargpadro"/>
     <w:uiPriority w:val="21"/>
     <w:qFormat/>
     <w:rsid w:val="009C1707"/>
@@ -15129,9 +17718,9 @@
       <w:color w:val="156082" w:themeColor="accent1"/>
     </w:rPr>
   </w:style>
-  <w:style w:type="character" w:styleId="Strong">
+  <w:style w:type="character" w:styleId="Forte">
     <w:name w:val="Strong"/>
-    <w:basedOn w:val="DefaultParagraphFont"/>
+    <w:basedOn w:val="Fontepargpadro"/>
     <w:uiPriority w:val="22"/>
     <w:qFormat/>
     <w:rsid w:val="009C1707"/>
@@ -15140,11 +17729,11 @@
       <w:bCs/>
     </w:rPr>
   </w:style>
-  <w:style w:type="paragraph" w:styleId="Quote">
+  <w:style w:type="paragraph" w:styleId="Citao">
     <w:name w:val="Quote"/>
     <w:basedOn w:val="Normal"/>
     <w:next w:val="Normal"/>
-    <w:link w:val="QuoteChar"/>
+    <w:link w:val="CitaoChar"/>
     <w:uiPriority w:val="29"/>
     <w:qFormat/>
     <w:rsid w:val="009C1707"/>
@@ -15159,10 +17748,10 @@
       <w:color w:val="404040" w:themeColor="text1" w:themeTint="BF"/>
     </w:rPr>
   </w:style>
-  <w:style w:type="character" w:customStyle="1" w:styleId="QuoteChar">
-    <w:name w:val="Quote Char"/>
-    <w:basedOn w:val="DefaultParagraphFont"/>
-    <w:link w:val="Quote"/>
+  <w:style w:type="character" w:customStyle="1" w:styleId="CitaoChar">
+    <w:name w:val="Citação Char"/>
+    <w:basedOn w:val="Fontepargpadro"/>
+    <w:link w:val="Citao"/>
     <w:uiPriority w:val="29"/>
     <w:rsid w:val="009C1707"/>
     <w:rPr>
@@ -15171,11 +17760,11 @@
       <w:color w:val="404040" w:themeColor="text1" w:themeTint="BF"/>
     </w:rPr>
   </w:style>
-  <w:style w:type="paragraph" w:styleId="IntenseQuote">
+  <w:style w:type="paragraph" w:styleId="CitaoIntensa">
     <w:name w:val="Intense Quote"/>
     <w:basedOn w:val="Normal"/>
     <w:next w:val="Normal"/>
-    <w:link w:val="IntenseQuoteChar"/>
+    <w:link w:val="CitaoIntensaChar"/>
     <w:uiPriority w:val="30"/>
     <w:qFormat/>
     <w:rsid w:val="009C1707"/>
@@ -15194,10 +17783,10 @@
       <w:color w:val="156082" w:themeColor="accent1"/>
     </w:rPr>
   </w:style>
-  <w:style w:type="character" w:customStyle="1" w:styleId="IntenseQuoteChar">
-    <w:name w:val="Intense Quote Char"/>
-    <w:basedOn w:val="DefaultParagraphFont"/>
-    <w:link w:val="IntenseQuote"/>
+  <w:style w:type="character" w:customStyle="1" w:styleId="CitaoIntensaChar">
+    <w:name w:val="Citação Intensa Char"/>
+    <w:basedOn w:val="Fontepargpadro"/>
+    <w:link w:val="CitaoIntensa"/>
     <w:uiPriority w:val="30"/>
     <w:rsid w:val="009C1707"/>
     <w:rPr>
@@ -15206,9 +17795,9 @@
       <w:color w:val="156082" w:themeColor="accent1"/>
     </w:rPr>
   </w:style>
-  <w:style w:type="character" w:styleId="SubtleReference">
+  <w:style w:type="character" w:styleId="RefernciaSutil">
     <w:name w:val="Subtle Reference"/>
-    <w:basedOn w:val="DefaultParagraphFont"/>
+    <w:basedOn w:val="Fontepargpadro"/>
     <w:uiPriority w:val="31"/>
     <w:qFormat/>
     <w:rsid w:val="009C1707"/>
@@ -15217,9 +17806,9 @@
       <w:color w:val="5A5A5A" w:themeColor="text1" w:themeTint="A5"/>
     </w:rPr>
   </w:style>
-  <w:style w:type="character" w:styleId="IntenseReference">
+  <w:style w:type="character" w:styleId="RefernciaIntensa">
     <w:name w:val="Intense Reference"/>
-    <w:basedOn w:val="DefaultParagraphFont"/>
+    <w:basedOn w:val="Fontepargpadro"/>
     <w:uiPriority w:val="32"/>
     <w:qFormat/>
     <w:rsid w:val="009C1707"/>
@@ -15231,9 +17820,9 @@
       <w:spacing w:val="5"/>
     </w:rPr>
   </w:style>
-  <w:style w:type="character" w:styleId="BookTitle">
+  <w:style w:type="character" w:styleId="TtulodoLivro">
     <w:name w:val="Book Title"/>
-    <w:basedOn w:val="DefaultParagraphFont"/>
+    <w:basedOn w:val="Fontepargpadro"/>
     <w:uiPriority w:val="33"/>
     <w:qFormat/>
     <w:rsid w:val="009C1707"/>
@@ -15245,11 +17834,11 @@
       <w:spacing w:val="5"/>
     </w:rPr>
   </w:style>
-  <w:style w:type="paragraph" w:styleId="Subtitle">
+  <w:style w:type="paragraph" w:styleId="Subttulo">
     <w:name w:val="Subtitle"/>
     <w:basedOn w:val="Normal"/>
     <w:next w:val="Normal"/>
-    <w:link w:val="SubtitleChar"/>
+    <w:link w:val="SubttuloChar"/>
     <w:uiPriority w:val="11"/>
     <w:qFormat/>
     <w:rsid w:val="009C1707"/>
@@ -15264,10 +17853,10 @@
       <w:spacing w:val="15"/>
     </w:rPr>
   </w:style>
-  <w:style w:type="character" w:customStyle="1" w:styleId="SubtitleChar">
-    <w:name w:val="Subtitle Char"/>
-    <w:basedOn w:val="DefaultParagraphFont"/>
-    <w:link w:val="Subtitle"/>
+  <w:style w:type="character" w:customStyle="1" w:styleId="SubttuloChar">
+    <w:name w:val="Subtítulo Char"/>
+    <w:basedOn w:val="Fontepargpadro"/>
+    <w:link w:val="Subttulo"/>
     <w:uiPriority w:val="11"/>
     <w:rsid w:val="009C1707"/>
     <w:rPr>
@@ -15276,10 +17865,10 @@
       <w:spacing w:val="15"/>
     </w:rPr>
   </w:style>
-  <w:style w:type="character" w:customStyle="1" w:styleId="Heading8Char">
-    <w:name w:val="Heading 8 Char"/>
-    <w:basedOn w:val="DefaultParagraphFont"/>
-    <w:link w:val="Heading8"/>
+  <w:style w:type="character" w:customStyle="1" w:styleId="Ttulo8Char">
+    <w:name w:val="Título 8 Char"/>
+    <w:basedOn w:val="Fontepargpadro"/>
+    <w:link w:val="Ttulo8"/>
     <w:uiPriority w:val="9"/>
     <w:rsid w:val="009C1707"/>
     <w:rPr>
@@ -15289,17 +17878,17 @@
       <w:szCs w:val="21"/>
     </w:rPr>
   </w:style>
-  <w:style w:type="character" w:styleId="PageNumber">
+  <w:style w:type="character" w:styleId="Nmerodepgina">
     <w:name w:val="page number"/>
-    <w:basedOn w:val="DefaultParagraphFont"/>
+    <w:basedOn w:val="Fontepargpadro"/>
     <w:uiPriority w:val="99"/>
     <w:semiHidden/>
     <w:unhideWhenUsed/>
     <w:rsid w:val="00147468"/>
   </w:style>
-  <w:style w:type="character" w:styleId="UnresolvedMention">
+  <w:style w:type="character" w:styleId="MenoPendente">
     <w:name w:val="Unresolved Mention"/>
-    <w:basedOn w:val="DefaultParagraphFont"/>
+    <w:basedOn w:val="Fontepargpadro"/>
     <w:uiPriority w:val="99"/>
     <w:semiHidden/>
     <w:unhideWhenUsed/>
@@ -15309,9 +17898,9 @@
       <w:shd w:val="clear" w:color="auto" w:fill="E1DFDD"/>
     </w:rPr>
   </w:style>
-  <w:style w:type="character" w:styleId="FollowedHyperlink">
+  <w:style w:type="character" w:styleId="HiperlinkVisitado">
     <w:name w:val="FollowedHyperlink"/>
-    <w:basedOn w:val="DefaultParagraphFont"/>
+    <w:basedOn w:val="Fontepargpadro"/>
     <w:uiPriority w:val="99"/>
     <w:semiHidden/>
     <w:unhideWhenUsed/>
@@ -15321,9 +17910,9 @@
       <w:u w:val="single"/>
     </w:rPr>
   </w:style>
-  <w:style w:type="paragraph" w:styleId="TOCHeading">
+  <w:style w:type="paragraph" w:styleId="CabealhodoSumrio">
     <w:name w:val="TOC Heading"/>
-    <w:basedOn w:val="Heading1"/>
+    <w:basedOn w:val="Ttulo1"/>
     <w:next w:val="Normal"/>
     <w:uiPriority w:val="39"/>
     <w:unhideWhenUsed/>
@@ -15347,7 +17936,7 @@
       <w:lang w:val="en-US"/>
     </w:rPr>
   </w:style>
-  <w:style w:type="paragraph" w:styleId="TOC1">
+  <w:style w:type="paragraph" w:styleId="Sumrio1">
     <w:name w:val="toc 1"/>
     <w:basedOn w:val="Normal"/>
     <w:next w:val="Normal"/>
@@ -15368,7 +17957,7 @@
       <w:szCs w:val="20"/>
     </w:rPr>
   </w:style>
-  <w:style w:type="paragraph" w:styleId="TOC2">
+  <w:style w:type="paragraph" w:styleId="Sumrio2">
     <w:name w:val="toc 2"/>
     <w:basedOn w:val="Normal"/>
     <w:next w:val="Normal"/>
@@ -15388,7 +17977,7 @@
       <w:szCs w:val="20"/>
     </w:rPr>
   </w:style>
-  <w:style w:type="paragraph" w:styleId="TOC3">
+  <w:style w:type="paragraph" w:styleId="Sumrio3">
     <w:name w:val="toc 3"/>
     <w:basedOn w:val="Normal"/>
     <w:next w:val="Normal"/>
@@ -15409,7 +17998,7 @@
       <w:szCs w:val="20"/>
     </w:rPr>
   </w:style>
-  <w:style w:type="paragraph" w:styleId="TOC4">
+  <w:style w:type="paragraph" w:styleId="Sumrio4">
     <w:name w:val="toc 4"/>
     <w:basedOn w:val="Normal"/>
     <w:next w:val="Normal"/>
@@ -15428,7 +18017,7 @@
       <w:szCs w:val="18"/>
     </w:rPr>
   </w:style>
-  <w:style w:type="paragraph" w:styleId="TOC5">
+  <w:style w:type="paragraph" w:styleId="Sumrio5">
     <w:name w:val="toc 5"/>
     <w:basedOn w:val="Normal"/>
     <w:next w:val="Normal"/>
@@ -15447,7 +18036,7 @@
       <w:szCs w:val="18"/>
     </w:rPr>
   </w:style>
-  <w:style w:type="paragraph" w:styleId="TOC6">
+  <w:style w:type="paragraph" w:styleId="Sumrio6">
     <w:name w:val="toc 6"/>
     <w:basedOn w:val="Normal"/>
     <w:next w:val="Normal"/>
@@ -15466,7 +18055,7 @@
       <w:szCs w:val="18"/>
     </w:rPr>
   </w:style>
-  <w:style w:type="paragraph" w:styleId="TOC7">
+  <w:style w:type="paragraph" w:styleId="Sumrio7">
     <w:name w:val="toc 7"/>
     <w:basedOn w:val="Normal"/>
     <w:next w:val="Normal"/>
@@ -15485,7 +18074,7 @@
       <w:szCs w:val="18"/>
     </w:rPr>
   </w:style>
-  <w:style w:type="paragraph" w:styleId="TOC8">
+  <w:style w:type="paragraph" w:styleId="Sumrio8">
     <w:name w:val="toc 8"/>
     <w:basedOn w:val="Normal"/>
     <w:next w:val="Normal"/>
@@ -15504,7 +18093,7 @@
       <w:szCs w:val="18"/>
     </w:rPr>
   </w:style>
-  <w:style w:type="paragraph" w:styleId="TOC9">
+  <w:style w:type="paragraph" w:styleId="Sumrio9">
     <w:name w:val="toc 9"/>
     <w:basedOn w:val="Normal"/>
     <w:next w:val="Normal"/>
@@ -15523,7 +18112,7 @@
       <w:szCs w:val="18"/>
     </w:rPr>
   </w:style>
-  <w:style w:type="paragraph" w:styleId="Caption">
+  <w:style w:type="paragraph" w:styleId="Legenda">
     <w:name w:val="caption"/>
     <w:basedOn w:val="Normal"/>
     <w:next w:val="Normal"/>
@@ -15542,9 +18131,9 @@
       <w:szCs w:val="18"/>
     </w:rPr>
   </w:style>
-  <w:style w:type="character" w:styleId="CommentReference">
+  <w:style w:type="character" w:styleId="Refdecomentrio">
     <w:name w:val="annotation reference"/>
-    <w:basedOn w:val="DefaultParagraphFont"/>
+    <w:basedOn w:val="Fontepargpadro"/>
     <w:uiPriority w:val="99"/>
     <w:semiHidden/>
     <w:unhideWhenUsed/>
@@ -15554,10 +18143,10 @@
       <w:szCs w:val="16"/>
     </w:rPr>
   </w:style>
-  <w:style w:type="paragraph" w:styleId="CommentText">
+  <w:style w:type="paragraph" w:styleId="Textodecomentrio">
     <w:name w:val="annotation text"/>
     <w:basedOn w:val="Normal"/>
-    <w:link w:val="CommentTextChar"/>
+    <w:link w:val="TextodecomentrioChar"/>
     <w:uiPriority w:val="99"/>
     <w:semiHidden/>
     <w:unhideWhenUsed/>
@@ -15570,10 +18159,10 @@
       <w:szCs w:val="20"/>
     </w:rPr>
   </w:style>
-  <w:style w:type="character" w:customStyle="1" w:styleId="CommentTextChar">
-    <w:name w:val="Comment Text Char"/>
-    <w:basedOn w:val="DefaultParagraphFont"/>
-    <w:link w:val="CommentText"/>
+  <w:style w:type="character" w:customStyle="1" w:styleId="TextodecomentrioChar">
+    <w:name w:val="Texto de comentário Char"/>
+    <w:basedOn w:val="Fontepargpadro"/>
+    <w:link w:val="Textodecomentrio"/>
     <w:uiPriority w:val="99"/>
     <w:semiHidden/>
     <w:rsid w:val="00BE0207"/>
@@ -15582,11 +18171,11 @@
       <w:szCs w:val="20"/>
     </w:rPr>
   </w:style>
-  <w:style w:type="paragraph" w:styleId="CommentSubject">
+  <w:style w:type="paragraph" w:styleId="Assuntodocomentrio">
     <w:name w:val="annotation subject"/>
-    <w:basedOn w:val="CommentText"/>
-    <w:next w:val="CommentText"/>
-    <w:link w:val="CommentSubjectChar"/>
+    <w:basedOn w:val="Textodecomentrio"/>
+    <w:next w:val="Textodecomentrio"/>
+    <w:link w:val="AssuntodocomentrioChar"/>
     <w:uiPriority w:val="99"/>
     <w:semiHidden/>
     <w:unhideWhenUsed/>
@@ -15596,10 +18185,10 @@
       <w:bCs/>
     </w:rPr>
   </w:style>
-  <w:style w:type="character" w:customStyle="1" w:styleId="CommentSubjectChar">
-    <w:name w:val="Comment Subject Char"/>
-    <w:basedOn w:val="CommentTextChar"/>
-    <w:link w:val="CommentSubject"/>
+  <w:style w:type="character" w:customStyle="1" w:styleId="AssuntodocomentrioChar">
+    <w:name w:val="Assunto do comentário Char"/>
+    <w:basedOn w:val="TextodecomentrioChar"/>
+    <w:link w:val="Assuntodocomentrio"/>
     <w:uiPriority w:val="99"/>
     <w:semiHidden/>
     <w:rsid w:val="00BE0207"/>
@@ -15610,10 +18199,10 @@
       <w:szCs w:val="20"/>
     </w:rPr>
   </w:style>
-  <w:style w:type="character" w:customStyle="1" w:styleId="Heading7Char">
-    <w:name w:val="Heading 7 Char"/>
-    <w:basedOn w:val="DefaultParagraphFont"/>
-    <w:link w:val="Heading7"/>
+  <w:style w:type="character" w:customStyle="1" w:styleId="Ttulo7Char">
+    <w:name w:val="Título 7 Char"/>
+    <w:basedOn w:val="Fontepargpadro"/>
+    <w:link w:val="Ttulo7"/>
     <w:uiPriority w:val="9"/>
     <w:semiHidden/>
     <w:rsid w:val="00B46540"/>
@@ -15624,10 +18213,10 @@
       <w:color w:val="0A2F40" w:themeColor="accent1" w:themeShade="7F"/>
     </w:rPr>
   </w:style>
-  <w:style w:type="character" w:customStyle="1" w:styleId="Heading9Char">
-    <w:name w:val="Heading 9 Char"/>
-    <w:basedOn w:val="DefaultParagraphFont"/>
-    <w:link w:val="Heading9"/>
+  <w:style w:type="character" w:customStyle="1" w:styleId="Ttulo9Char">
+    <w:name w:val="Título 9 Char"/>
+    <w:basedOn w:val="Fontepargpadro"/>
+    <w:link w:val="Ttulo9"/>
     <w:uiPriority w:val="9"/>
     <w:semiHidden/>
     <w:rsid w:val="00B46540"/>
@@ -15640,9 +18229,9 @@
       <w:szCs w:val="21"/>
     </w:rPr>
   </w:style>
-  <w:style w:type="table" w:styleId="TableGrid">
+  <w:style w:type="table" w:styleId="Tabelacomgrade">
     <w:name w:val="Table Grid"/>
-    <w:basedOn w:val="TableNormal"/>
+    <w:basedOn w:val="Tabelanormal"/>
     <w:uiPriority w:val="39"/>
     <w:rsid w:val="00CA6E25"/>
     <w:pPr>
@@ -15659,9 +18248,9 @@
       </w:tblBorders>
     </w:tblPr>
   </w:style>
-  <w:style w:type="character" w:styleId="HTMLCode">
+  <w:style w:type="character" w:styleId="CdigoHTML">
     <w:name w:val="HTML Code"/>
-    <w:basedOn w:val="DefaultParagraphFont"/>
+    <w:basedOn w:val="Fontepargpadro"/>
     <w:uiPriority w:val="99"/>
     <w:semiHidden/>
     <w:unhideWhenUsed/>
